--- a/doc/04-测试报告.docx
+++ b/doc/04-测试报告.docx
@@ -47,7 +47,7 @@
           <w:color w:val="000000"/>
           <w:sz w:val="20"/>
         </w:rPr>
-        <w:t>文档版本: V1.0   编写日期: 2026-07-03</w:t>
+        <w:t>文档版本: V2.0   编写日期: 2026-07-05</w:t>
       </w:r>
     </w:p>
     <w:p>
@@ -81,7 +81,7 @@
           <w:color w:val="000000"/>
           <w:sz w:val="21"/>
         </w:rPr>
-        <w:t>本报告记录 E-Mall 微服务项目的完整测试过程与结果。测试覆盖 API 端到端、鉴权集成、Sentinel 限流熔断、JMeter 性能压测、Postman 接口验证五大维度，共计 32 个测试用例 (含 16 项自动化 + 12 项集成 + 4 项限流)。所有用例全部通过，系统满足非功能性需求。</w:t>
+        <w:t>本报告记录 E-Mall 微服务项目的完整测试过程与结果。测试覆盖 API 端到端、鉴权集成、Sentinel 限流熔断、JMeter 性能压测、Postman 接口验证、库存回滚、商品冗余同步、管理员接口、RabbitMQ 事件流九大维度，共计 71 个测试用例 (16 + 12 + 4 + 3 + 1 + 18 + 6 前端订单 + 11 RabbitMQ)。所有用例全部通过，系统满足非功能性需求。</w:t>
       </w:r>
     </w:p>
     <w:p>
@@ -478,7 +478,7 @@
                 <w:color w:val="000000"/>
                 <w:sz w:val="20"/>
               </w:rPr>
-              <w:t>5 个微服务</w:t>
+              <w:t>RabbitMQ</w:t>
             </w:r>
           </w:p>
         </w:tc>
@@ -501,7 +501,55 @@
                 <w:color w:val="000000"/>
                 <w:sz w:val="20"/>
               </w:rPr>
-              <w:t>user-8081 / product-8082 / order-8083 / inventory-8084 / gateway-9000</w:t>
+              <w:t>3.x (AMQP 5672 / Management 15672)</w:t>
+            </w:r>
+          </w:p>
+        </w:tc>
+      </w:tr>
+      <w:tr>
+        <w:tc>
+          <w:tcPr>
+            <w:tcW w:type="dxa" w:w="2268"/>
+            <w:vAlign w:val="center"/>
+          </w:tcPr>
+          <w:p>
+            <w:pPr>
+              <w:spacing w:before="0" w:after="0" w:line="288" w:lineRule="auto"/>
+              <w:jc w:val="center"/>
+            </w:pPr>
+            <w:r/>
+            <w:r>
+              <w:rPr>
+                <w:rFonts w:ascii="Times New Roman" w:hAnsi="Times New Roman" w:eastAsia="宋体" w:cs="Times New Roman"/>
+                <w:b/>
+                <w:i w:val="0"/>
+                <w:color w:val="000000"/>
+                <w:sz w:val="20"/>
+              </w:rPr>
+              <w:t>6 个微服务</w:t>
+            </w:r>
+          </w:p>
+        </w:tc>
+        <w:tc>
+          <w:tcPr>
+            <w:tcW w:type="dxa" w:w="6803"/>
+            <w:vAlign w:val="center"/>
+          </w:tcPr>
+          <w:p>
+            <w:pPr>
+              <w:spacing w:before="0" w:after="0" w:line="288" w:lineRule="auto"/>
+              <w:jc w:val="left"/>
+            </w:pPr>
+            <w:r/>
+            <w:r>
+              <w:rPr>
+                <w:rFonts w:ascii="Times New Roman" w:hAnsi="Times New Roman" w:eastAsia="宋体" w:cs="Times New Roman"/>
+                <w:b w:val="0"/>
+                <w:i w:val="0"/>
+                <w:color w:val="000000"/>
+                <w:sz w:val="20"/>
+              </w:rPr>
+              <w:t>user-8081 / product-8082 / order-8083 / inventory-8084 / log-8085 / gateway-9000</w:t>
             </w:r>
           </w:p>
         </w:tc>
@@ -596,7 +644,7 @@
       <w:r>
         <w:drawing>
           <wp:inline xmlns:a="http://schemas.openxmlformats.org/drawingml/2006/main" xmlns:pic="http://schemas.openxmlformats.org/drawingml/2006/picture">
-            <wp:extent cx="5040000" cy="3000808"/>
+            <wp:extent cx="5040000" cy="2817982"/>
             <wp:docPr id="1" name="Picture 1"/>
             <wp:cNvGraphicFramePr>
               <a:graphicFrameLocks noChangeAspect="1"/>
@@ -617,7 +665,7 @@
                   <pic:spPr>
                     <a:xfrm>
                       <a:off x="0" y="0"/>
-                      <a:ext cx="5040000" cy="3000808"/>
+                      <a:ext cx="5040000" cy="2817982"/>
                     </a:xfrm>
                     <a:prstGeom prst="rect"/>
                   </pic:spPr>
@@ -7540,6 +7588,3829 @@
           <w:color w:val="000000"/>
           <w:sz w:val="36"/>
         </w:rPr>
+        <w:t>八点七、管理员接口测试 (admin_test.py)</w:t>
+      </w:r>
+    </w:p>
+    <w:p>
+      <w:pPr>
+        <w:spacing w:before="0" w:after="80" w:line="360" w:lineRule="auto"/>
+        <w:ind w:firstLine="420"/>
+        <w:jc w:val="both"/>
+      </w:pPr>
+      <w:r>
+        <w:rPr>
+          <w:rFonts w:ascii="Times New Roman" w:hAnsi="Times New Roman" w:eastAsia="宋体" w:cs="Times New Roman"/>
+          <w:b w:val="0"/>
+          <w:i w:val="0"/>
+          <w:color w:val="000000"/>
+          <w:sz w:val="21"/>
+        </w:rPr>
+        <w:t>针对 5 个微服务的 /admin/** 端点 (共 14 个 URL) 进行端到端测试，覆盖 5 个管理模块 (用户/商品/库存/订单/日志)，每个模块均包含「管理员可访问」与「普通用户被拒 (HTTP 403)」双向用例，总计 18 个用例，全部通过。</w:t>
+      </w:r>
+    </w:p>
+    <w:tbl>
+      <w:tblPr>
+        <w:tblStyle w:val="TableGrid"/>
+        <w:tblW w:type="auto" w:w="0"/>
+        <w:jc w:val="center"/>
+        <w:tblLook w:firstColumn="1" w:firstRow="1" w:lastColumn="0" w:lastRow="0" w:noHBand="0" w:noVBand="1" w:val="04A0"/>
+        <w:tblBorders>
+          <w:top w:val="single" w:sz="6" w:color="000000"/>
+          <w:left w:val="single" w:sz="6" w:color="000000"/>
+          <w:bottom w:val="single" w:sz="6" w:color="000000"/>
+          <w:right w:val="single" w:sz="6" w:color="000000"/>
+          <w:insideH w:val="single" w:sz="6" w:color="000000"/>
+          <w:insideV w:val="single" w:sz="6" w:color="000000"/>
+        </w:tblBorders>
+      </w:tblPr>
+      <w:tblGrid>
+        <w:gridCol w:w="1881"/>
+        <w:gridCol w:w="1881"/>
+        <w:gridCol w:w="1881"/>
+        <w:gridCol w:w="1881"/>
+        <w:gridCol w:w="1881"/>
+      </w:tblGrid>
+      <w:tr>
+        <w:tc>
+          <w:tcPr>
+            <w:tcW w:type="dxa" w:w="567"/>
+            <w:shd w:val="clear" w:color="auto" w:fill="D9E2F3"/>
+            <w:vAlign w:val="center"/>
+          </w:tcPr>
+          <w:p>
+            <w:pPr>
+              <w:spacing w:before="0" w:after="0" w:line="288" w:lineRule="auto"/>
+              <w:jc w:val="center"/>
+            </w:pPr>
+            <w:r/>
+            <w:r>
+              <w:rPr>
+                <w:rFonts w:ascii="Times New Roman" w:hAnsi="Times New Roman" w:eastAsia="宋体" w:cs="Times New Roman"/>
+                <w:b/>
+                <w:i w:val="0"/>
+                <w:color w:val="000000"/>
+                <w:sz w:val="20"/>
+              </w:rPr>
+              <w:t>#</w:t>
+            </w:r>
+          </w:p>
+        </w:tc>
+        <w:tc>
+          <w:tcPr>
+            <w:tcW w:type="dxa" w:w="2551"/>
+            <w:shd w:val="clear" w:color="auto" w:fill="D9E2F3"/>
+            <w:vAlign w:val="center"/>
+          </w:tcPr>
+          <w:p>
+            <w:pPr>
+              <w:spacing w:before="0" w:after="0" w:line="288" w:lineRule="auto"/>
+              <w:jc w:val="center"/>
+            </w:pPr>
+            <w:r/>
+            <w:r>
+              <w:rPr>
+                <w:rFonts w:ascii="Times New Roman" w:hAnsi="Times New Roman" w:eastAsia="宋体" w:cs="Times New Roman"/>
+                <w:b/>
+                <w:i w:val="0"/>
+                <w:color w:val="000000"/>
+                <w:sz w:val="20"/>
+              </w:rPr>
+              <w:t>测试场景</w:t>
+            </w:r>
+          </w:p>
+        </w:tc>
+        <w:tc>
+          <w:tcPr>
+            <w:tcW w:type="dxa" w:w="2835"/>
+            <w:shd w:val="clear" w:color="auto" w:fill="D9E2F3"/>
+            <w:vAlign w:val="center"/>
+          </w:tcPr>
+          <w:p>
+            <w:pPr>
+              <w:spacing w:before="0" w:after="0" w:line="288" w:lineRule="auto"/>
+              <w:jc w:val="center"/>
+            </w:pPr>
+            <w:r/>
+            <w:r>
+              <w:rPr>
+                <w:rFonts w:ascii="Times New Roman" w:hAnsi="Times New Roman" w:eastAsia="宋体" w:cs="Times New Roman"/>
+                <w:b/>
+                <w:i w:val="0"/>
+                <w:color w:val="000000"/>
+                <w:sz w:val="20"/>
+              </w:rPr>
+              <w:t>预期</w:t>
+            </w:r>
+          </w:p>
+        </w:tc>
+        <w:tc>
+          <w:tcPr>
+            <w:tcW w:type="dxa" w:w="2551"/>
+            <w:shd w:val="clear" w:color="auto" w:fill="D9E2F3"/>
+            <w:vAlign w:val="center"/>
+          </w:tcPr>
+          <w:p>
+            <w:pPr>
+              <w:spacing w:before="0" w:after="0" w:line="288" w:lineRule="auto"/>
+              <w:jc w:val="center"/>
+            </w:pPr>
+            <w:r/>
+            <w:r>
+              <w:rPr>
+                <w:rFonts w:ascii="Times New Roman" w:hAnsi="Times New Roman" w:eastAsia="宋体" w:cs="Times New Roman"/>
+                <w:b/>
+                <w:i w:val="0"/>
+                <w:color w:val="000000"/>
+                <w:sz w:val="20"/>
+              </w:rPr>
+              <w:t>实际</w:t>
+            </w:r>
+          </w:p>
+        </w:tc>
+        <w:tc>
+          <w:tcPr>
+            <w:tcW w:type="dxa" w:w="850"/>
+            <w:shd w:val="clear" w:color="auto" w:fill="D9E2F3"/>
+            <w:vAlign w:val="center"/>
+          </w:tcPr>
+          <w:p>
+            <w:pPr>
+              <w:spacing w:before="0" w:after="0" w:line="288" w:lineRule="auto"/>
+              <w:jc w:val="center"/>
+            </w:pPr>
+            <w:r/>
+            <w:r>
+              <w:rPr>
+                <w:rFonts w:ascii="Times New Roman" w:hAnsi="Times New Roman" w:eastAsia="宋体" w:cs="Times New Roman"/>
+                <w:b/>
+                <w:i w:val="0"/>
+                <w:color w:val="000000"/>
+                <w:sz w:val="20"/>
+              </w:rPr>
+              <w:t>结果</w:t>
+            </w:r>
+          </w:p>
+        </w:tc>
+      </w:tr>
+      <w:tr>
+        <w:tc>
+          <w:tcPr>
+            <w:tcW w:type="dxa" w:w="567"/>
+            <w:vAlign w:val="center"/>
+          </w:tcPr>
+          <w:p>
+            <w:pPr>
+              <w:spacing w:before="0" w:after="0" w:line="288" w:lineRule="auto"/>
+              <w:jc w:val="center"/>
+            </w:pPr>
+            <w:r/>
+            <w:r>
+              <w:rPr>
+                <w:rFonts w:ascii="Times New Roman" w:hAnsi="Times New Roman" w:eastAsia="宋体" w:cs="Times New Roman"/>
+                <w:b/>
+                <w:i w:val="0"/>
+                <w:color w:val="000000"/>
+                <w:sz w:val="20"/>
+              </w:rPr>
+              <w:t>1</w:t>
+            </w:r>
+          </w:p>
+        </w:tc>
+        <w:tc>
+          <w:tcPr>
+            <w:tcW w:type="dxa" w:w="2551"/>
+            <w:vAlign w:val="center"/>
+          </w:tcPr>
+          <w:p>
+            <w:pPr>
+              <w:spacing w:before="0" w:after="0" w:line="288" w:lineRule="auto"/>
+              <w:jc w:val="left"/>
+            </w:pPr>
+            <w:r/>
+            <w:r>
+              <w:rPr>
+                <w:rFonts w:ascii="Times New Roman" w:hAnsi="Times New Roman" w:eastAsia="宋体" w:cs="Times New Roman"/>
+                <w:b w:val="0"/>
+                <w:i w:val="0"/>
+                <w:color w:val="000000"/>
+                <w:sz w:val="20"/>
+              </w:rPr>
+              <w:t>管理员登录获取 token</w:t>
+            </w:r>
+          </w:p>
+        </w:tc>
+        <w:tc>
+          <w:tcPr>
+            <w:tcW w:type="dxa" w:w="2835"/>
+            <w:vAlign w:val="center"/>
+          </w:tcPr>
+          <w:p>
+            <w:pPr>
+              <w:spacing w:before="0" w:after="0" w:line="288" w:lineRule="auto"/>
+              <w:jc w:val="left"/>
+            </w:pPr>
+            <w:r/>
+            <w:r>
+              <w:rPr>
+                <w:rFonts w:ascii="Times New Roman" w:hAnsi="Times New Roman" w:eastAsia="宋体" w:cs="Times New Roman"/>
+                <w:b w:val="0"/>
+                <w:i w:val="0"/>
+                <w:color w:val="000000"/>
+                <w:sz w:val="20"/>
+              </w:rPr>
+              <w:t>code=200, 角色=ADMIN</w:t>
+            </w:r>
+          </w:p>
+        </w:tc>
+        <w:tc>
+          <w:tcPr>
+            <w:tcW w:type="dxa" w:w="2551"/>
+            <w:vAlign w:val="center"/>
+          </w:tcPr>
+          <w:p>
+            <w:pPr>
+              <w:spacing w:before="0" w:after="0" w:line="288" w:lineRule="auto"/>
+              <w:jc w:val="left"/>
+            </w:pPr>
+            <w:r/>
+            <w:r>
+              <w:rPr>
+                <w:rFonts w:ascii="Times New Roman" w:hAnsi="Times New Roman" w:eastAsia="宋体" w:cs="Times New Roman"/>
+                <w:b w:val="0"/>
+                <w:i w:val="0"/>
+                <w:color w:val="000000"/>
+                <w:sz w:val="20"/>
+              </w:rPr>
+              <w:t>code=200, role=ADMIN</w:t>
+            </w:r>
+          </w:p>
+        </w:tc>
+        <w:tc>
+          <w:tcPr>
+            <w:tcW w:type="dxa" w:w="850"/>
+            <w:vAlign w:val="center"/>
+          </w:tcPr>
+          <w:p>
+            <w:pPr>
+              <w:spacing w:before="0" w:after="0" w:line="288" w:lineRule="auto"/>
+              <w:jc w:val="left"/>
+            </w:pPr>
+            <w:r/>
+            <w:r>
+              <w:rPr>
+                <w:rFonts w:ascii="Times New Roman" w:hAnsi="Times New Roman" w:eastAsia="宋体" w:cs="Times New Roman"/>
+                <w:b w:val="0"/>
+                <w:i w:val="0"/>
+                <w:color w:val="000000"/>
+                <w:sz w:val="20"/>
+              </w:rPr>
+              <w:t>PASS</w:t>
+            </w:r>
+          </w:p>
+        </w:tc>
+      </w:tr>
+      <w:tr>
+        <w:tc>
+          <w:tcPr>
+            <w:tcW w:type="dxa" w:w="567"/>
+            <w:vAlign w:val="center"/>
+          </w:tcPr>
+          <w:p>
+            <w:pPr>
+              <w:spacing w:before="0" w:after="0" w:line="288" w:lineRule="auto"/>
+              <w:jc w:val="center"/>
+            </w:pPr>
+            <w:r/>
+            <w:r>
+              <w:rPr>
+                <w:rFonts w:ascii="Times New Roman" w:hAnsi="Times New Roman" w:eastAsia="宋体" w:cs="Times New Roman"/>
+                <w:b/>
+                <w:i w:val="0"/>
+                <w:color w:val="000000"/>
+                <w:sz w:val="20"/>
+              </w:rPr>
+              <w:t>2</w:t>
+            </w:r>
+          </w:p>
+        </w:tc>
+        <w:tc>
+          <w:tcPr>
+            <w:tcW w:type="dxa" w:w="2551"/>
+            <w:vAlign w:val="center"/>
+          </w:tcPr>
+          <w:p>
+            <w:pPr>
+              <w:spacing w:before="0" w:after="0" w:line="288" w:lineRule="auto"/>
+              <w:jc w:val="left"/>
+            </w:pPr>
+            <w:r/>
+            <w:r>
+              <w:rPr>
+                <w:rFonts w:ascii="Times New Roman" w:hAnsi="Times New Roman" w:eastAsia="宋体" w:cs="Times New Roman"/>
+                <w:b w:val="0"/>
+                <w:i w:val="0"/>
+                <w:color w:val="000000"/>
+                <w:sz w:val="20"/>
+              </w:rPr>
+              <w:t>管理员分页查询用户</w:t>
+            </w:r>
+          </w:p>
+        </w:tc>
+        <w:tc>
+          <w:tcPr>
+            <w:tcW w:type="dxa" w:w="2835"/>
+            <w:vAlign w:val="center"/>
+          </w:tcPr>
+          <w:p>
+            <w:pPr>
+              <w:spacing w:before="0" w:after="0" w:line="288" w:lineRule="auto"/>
+              <w:jc w:val="left"/>
+            </w:pPr>
+            <w:r/>
+            <w:r>
+              <w:rPr>
+                <w:rFonts w:ascii="Times New Roman" w:hAnsi="Times New Roman" w:eastAsia="宋体" w:cs="Times New Roman"/>
+                <w:b w:val="0"/>
+                <w:i w:val="0"/>
+                <w:color w:val="000000"/>
+                <w:sz w:val="20"/>
+              </w:rPr>
+              <w:t>code=200, 含 records</w:t>
+            </w:r>
+          </w:p>
+        </w:tc>
+        <w:tc>
+          <w:tcPr>
+            <w:tcW w:type="dxa" w:w="2551"/>
+            <w:vAlign w:val="center"/>
+          </w:tcPr>
+          <w:p>
+            <w:pPr>
+              <w:spacing w:before="0" w:after="0" w:line="288" w:lineRule="auto"/>
+              <w:jc w:val="left"/>
+            </w:pPr>
+            <w:r/>
+            <w:r>
+              <w:rPr>
+                <w:rFonts w:ascii="Times New Roman" w:hAnsi="Times New Roman" w:eastAsia="宋体" w:cs="Times New Roman"/>
+                <w:b w:val="0"/>
+                <w:i w:val="0"/>
+                <w:color w:val="000000"/>
+                <w:sz w:val="20"/>
+              </w:rPr>
+              <w:t>code=200, records 22 条</w:t>
+            </w:r>
+          </w:p>
+        </w:tc>
+        <w:tc>
+          <w:tcPr>
+            <w:tcW w:type="dxa" w:w="850"/>
+            <w:vAlign w:val="center"/>
+          </w:tcPr>
+          <w:p>
+            <w:pPr>
+              <w:spacing w:before="0" w:after="0" w:line="288" w:lineRule="auto"/>
+              <w:jc w:val="left"/>
+            </w:pPr>
+            <w:r/>
+            <w:r>
+              <w:rPr>
+                <w:rFonts w:ascii="Times New Roman" w:hAnsi="Times New Roman" w:eastAsia="宋体" w:cs="Times New Roman"/>
+                <w:b w:val="0"/>
+                <w:i w:val="0"/>
+                <w:color w:val="000000"/>
+                <w:sz w:val="20"/>
+              </w:rPr>
+              <w:t>PASS</w:t>
+            </w:r>
+          </w:p>
+        </w:tc>
+      </w:tr>
+      <w:tr>
+        <w:tc>
+          <w:tcPr>
+            <w:tcW w:type="dxa" w:w="567"/>
+            <w:vAlign w:val="center"/>
+          </w:tcPr>
+          <w:p>
+            <w:pPr>
+              <w:spacing w:before="0" w:after="0" w:line="288" w:lineRule="auto"/>
+              <w:jc w:val="center"/>
+            </w:pPr>
+            <w:r/>
+            <w:r>
+              <w:rPr>
+                <w:rFonts w:ascii="Times New Roman" w:hAnsi="Times New Roman" w:eastAsia="宋体" w:cs="Times New Roman"/>
+                <w:b/>
+                <w:i w:val="0"/>
+                <w:color w:val="000000"/>
+                <w:sz w:val="20"/>
+              </w:rPr>
+              <w:t>3</w:t>
+            </w:r>
+          </w:p>
+        </w:tc>
+        <w:tc>
+          <w:tcPr>
+            <w:tcW w:type="dxa" w:w="2551"/>
+            <w:vAlign w:val="center"/>
+          </w:tcPr>
+          <w:p>
+            <w:pPr>
+              <w:spacing w:before="0" w:after="0" w:line="288" w:lineRule="auto"/>
+              <w:jc w:val="left"/>
+            </w:pPr>
+            <w:r/>
+            <w:r>
+              <w:rPr>
+                <w:rFonts w:ascii="Times New Roman" w:hAnsi="Times New Roman" w:eastAsia="宋体" w:cs="Times New Roman"/>
+                <w:b w:val="0"/>
+                <w:i w:val="0"/>
+                <w:color w:val="000000"/>
+                <w:sz w:val="20"/>
+              </w:rPr>
+              <w:t>普通用户查询用户列表 (拒绝)</w:t>
+            </w:r>
+          </w:p>
+        </w:tc>
+        <w:tc>
+          <w:tcPr>
+            <w:tcW w:type="dxa" w:w="2835"/>
+            <w:vAlign w:val="center"/>
+          </w:tcPr>
+          <w:p>
+            <w:pPr>
+              <w:spacing w:before="0" w:after="0" w:line="288" w:lineRule="auto"/>
+              <w:jc w:val="left"/>
+            </w:pPr>
+            <w:r/>
+            <w:r>
+              <w:rPr>
+                <w:rFonts w:ascii="Times New Roman" w:hAnsi="Times New Roman" w:eastAsia="宋体" w:cs="Times New Roman"/>
+                <w:b w:val="0"/>
+                <w:i w:val="0"/>
+                <w:color w:val="000000"/>
+                <w:sz w:val="20"/>
+              </w:rPr>
+              <w:t>code=403</w:t>
+            </w:r>
+          </w:p>
+        </w:tc>
+        <w:tc>
+          <w:tcPr>
+            <w:tcW w:type="dxa" w:w="2551"/>
+            <w:vAlign w:val="center"/>
+          </w:tcPr>
+          <w:p>
+            <w:pPr>
+              <w:spacing w:before="0" w:after="0" w:line="288" w:lineRule="auto"/>
+              <w:jc w:val="left"/>
+            </w:pPr>
+            <w:r/>
+            <w:r>
+              <w:rPr>
+                <w:rFonts w:ascii="Times New Roman" w:hAnsi="Times New Roman" w:eastAsia="宋体" w:cs="Times New Roman"/>
+                <w:b w:val="0"/>
+                <w:i w:val="0"/>
+                <w:color w:val="000000"/>
+                <w:sz w:val="20"/>
+              </w:rPr>
+              <w:t>code=403, 需要管理员权限</w:t>
+            </w:r>
+          </w:p>
+        </w:tc>
+        <w:tc>
+          <w:tcPr>
+            <w:tcW w:type="dxa" w:w="850"/>
+            <w:vAlign w:val="center"/>
+          </w:tcPr>
+          <w:p>
+            <w:pPr>
+              <w:spacing w:before="0" w:after="0" w:line="288" w:lineRule="auto"/>
+              <w:jc w:val="left"/>
+            </w:pPr>
+            <w:r/>
+            <w:r>
+              <w:rPr>
+                <w:rFonts w:ascii="Times New Roman" w:hAnsi="Times New Roman" w:eastAsia="宋体" w:cs="Times New Roman"/>
+                <w:b w:val="0"/>
+                <w:i w:val="0"/>
+                <w:color w:val="000000"/>
+                <w:sz w:val="20"/>
+              </w:rPr>
+              <w:t>PASS</w:t>
+            </w:r>
+          </w:p>
+        </w:tc>
+      </w:tr>
+      <w:tr>
+        <w:tc>
+          <w:tcPr>
+            <w:tcW w:type="dxa" w:w="567"/>
+            <w:vAlign w:val="center"/>
+          </w:tcPr>
+          <w:p>
+            <w:pPr>
+              <w:spacing w:before="0" w:after="0" w:line="288" w:lineRule="auto"/>
+              <w:jc w:val="center"/>
+            </w:pPr>
+            <w:r/>
+            <w:r>
+              <w:rPr>
+                <w:rFonts w:ascii="Times New Roman" w:hAnsi="Times New Roman" w:eastAsia="宋体" w:cs="Times New Roman"/>
+                <w:b/>
+                <w:i w:val="0"/>
+                <w:color w:val="000000"/>
+                <w:sz w:val="20"/>
+              </w:rPr>
+              <w:t>4</w:t>
+            </w:r>
+          </w:p>
+        </w:tc>
+        <w:tc>
+          <w:tcPr>
+            <w:tcW w:type="dxa" w:w="2551"/>
+            <w:vAlign w:val="center"/>
+          </w:tcPr>
+          <w:p>
+            <w:pPr>
+              <w:spacing w:before="0" w:after="0" w:line="288" w:lineRule="auto"/>
+              <w:jc w:val="left"/>
+            </w:pPr>
+            <w:r/>
+            <w:r>
+              <w:rPr>
+                <w:rFonts w:ascii="Times New Roman" w:hAnsi="Times New Roman" w:eastAsia="宋体" w:cs="Times New Roman"/>
+                <w:b w:val="0"/>
+                <w:i w:val="0"/>
+                <w:color w:val="000000"/>
+                <w:sz w:val="20"/>
+              </w:rPr>
+              <w:t>管理员将用户角色改为 USER</w:t>
+            </w:r>
+          </w:p>
+        </w:tc>
+        <w:tc>
+          <w:tcPr>
+            <w:tcW w:type="dxa" w:w="2835"/>
+            <w:vAlign w:val="center"/>
+          </w:tcPr>
+          <w:p>
+            <w:pPr>
+              <w:spacing w:before="0" w:after="0" w:line="288" w:lineRule="auto"/>
+              <w:jc w:val="left"/>
+            </w:pPr>
+            <w:r/>
+            <w:r>
+              <w:rPr>
+                <w:rFonts w:ascii="Times New Roman" w:hAnsi="Times New Roman" w:eastAsia="宋体" w:cs="Times New Roman"/>
+                <w:b w:val="0"/>
+                <w:i w:val="0"/>
+                <w:color w:val="000000"/>
+                <w:sz w:val="20"/>
+              </w:rPr>
+              <w:t>code=200</w:t>
+            </w:r>
+          </w:p>
+        </w:tc>
+        <w:tc>
+          <w:tcPr>
+            <w:tcW w:type="dxa" w:w="2551"/>
+            <w:vAlign w:val="center"/>
+          </w:tcPr>
+          <w:p>
+            <w:pPr>
+              <w:spacing w:before="0" w:after="0" w:line="288" w:lineRule="auto"/>
+              <w:jc w:val="left"/>
+            </w:pPr>
+            <w:r/>
+            <w:r>
+              <w:rPr>
+                <w:rFonts w:ascii="Times New Roman" w:hAnsi="Times New Roman" w:eastAsia="宋体" w:cs="Times New Roman"/>
+                <w:b w:val="0"/>
+                <w:i w:val="0"/>
+                <w:color w:val="000000"/>
+                <w:sz w:val="20"/>
+              </w:rPr>
+              <w:t>code=200, role=USER</w:t>
+            </w:r>
+          </w:p>
+        </w:tc>
+        <w:tc>
+          <w:tcPr>
+            <w:tcW w:type="dxa" w:w="850"/>
+            <w:vAlign w:val="center"/>
+          </w:tcPr>
+          <w:p>
+            <w:pPr>
+              <w:spacing w:before="0" w:after="0" w:line="288" w:lineRule="auto"/>
+              <w:jc w:val="left"/>
+            </w:pPr>
+            <w:r/>
+            <w:r>
+              <w:rPr>
+                <w:rFonts w:ascii="Times New Roman" w:hAnsi="Times New Roman" w:eastAsia="宋体" w:cs="Times New Roman"/>
+                <w:b w:val="0"/>
+                <w:i w:val="0"/>
+                <w:color w:val="000000"/>
+                <w:sz w:val="20"/>
+              </w:rPr>
+              <w:t>PASS</w:t>
+            </w:r>
+          </w:p>
+        </w:tc>
+      </w:tr>
+      <w:tr>
+        <w:tc>
+          <w:tcPr>
+            <w:tcW w:type="dxa" w:w="567"/>
+            <w:vAlign w:val="center"/>
+          </w:tcPr>
+          <w:p>
+            <w:pPr>
+              <w:spacing w:before="0" w:after="0" w:line="288" w:lineRule="auto"/>
+              <w:jc w:val="center"/>
+            </w:pPr>
+            <w:r/>
+            <w:r>
+              <w:rPr>
+                <w:rFonts w:ascii="Times New Roman" w:hAnsi="Times New Roman" w:eastAsia="宋体" w:cs="Times New Roman"/>
+                <w:b/>
+                <w:i w:val="0"/>
+                <w:color w:val="000000"/>
+                <w:sz w:val="20"/>
+              </w:rPr>
+              <w:t>5</w:t>
+            </w:r>
+          </w:p>
+        </w:tc>
+        <w:tc>
+          <w:tcPr>
+            <w:tcW w:type="dxa" w:w="2551"/>
+            <w:vAlign w:val="center"/>
+          </w:tcPr>
+          <w:p>
+            <w:pPr>
+              <w:spacing w:before="0" w:after="0" w:line="288" w:lineRule="auto"/>
+              <w:jc w:val="left"/>
+            </w:pPr>
+            <w:r/>
+            <w:r>
+              <w:rPr>
+                <w:rFonts w:ascii="Times New Roman" w:hAnsi="Times New Roman" w:eastAsia="宋体" w:cs="Times New Roman"/>
+                <w:b w:val="0"/>
+                <w:i w:val="0"/>
+                <w:color w:val="000000"/>
+                <w:sz w:val="20"/>
+              </w:rPr>
+              <w:t>管理员分页查询商品</w:t>
+            </w:r>
+          </w:p>
+        </w:tc>
+        <w:tc>
+          <w:tcPr>
+            <w:tcW w:type="dxa" w:w="2835"/>
+            <w:vAlign w:val="center"/>
+          </w:tcPr>
+          <w:p>
+            <w:pPr>
+              <w:spacing w:before="0" w:after="0" w:line="288" w:lineRule="auto"/>
+              <w:jc w:val="left"/>
+            </w:pPr>
+            <w:r/>
+            <w:r>
+              <w:rPr>
+                <w:rFonts w:ascii="Times New Roman" w:hAnsi="Times New Roman" w:eastAsia="宋体" w:cs="Times New Roman"/>
+                <w:b w:val="0"/>
+                <w:i w:val="0"/>
+                <w:color w:val="000000"/>
+                <w:sz w:val="20"/>
+              </w:rPr>
+              <w:t>code=200, records 存在</w:t>
+            </w:r>
+          </w:p>
+        </w:tc>
+        <w:tc>
+          <w:tcPr>
+            <w:tcW w:type="dxa" w:w="2551"/>
+            <w:vAlign w:val="center"/>
+          </w:tcPr>
+          <w:p>
+            <w:pPr>
+              <w:spacing w:before="0" w:after="0" w:line="288" w:lineRule="auto"/>
+              <w:jc w:val="left"/>
+            </w:pPr>
+            <w:r/>
+            <w:r>
+              <w:rPr>
+                <w:rFonts w:ascii="Times New Roman" w:hAnsi="Times New Roman" w:eastAsia="宋体" w:cs="Times New Roman"/>
+                <w:b w:val="0"/>
+                <w:i w:val="0"/>
+                <w:color w:val="000000"/>
+                <w:sz w:val="20"/>
+              </w:rPr>
+              <w:t>code=200, 50 条商品</w:t>
+            </w:r>
+          </w:p>
+        </w:tc>
+        <w:tc>
+          <w:tcPr>
+            <w:tcW w:type="dxa" w:w="850"/>
+            <w:vAlign w:val="center"/>
+          </w:tcPr>
+          <w:p>
+            <w:pPr>
+              <w:spacing w:before="0" w:after="0" w:line="288" w:lineRule="auto"/>
+              <w:jc w:val="left"/>
+            </w:pPr>
+            <w:r/>
+            <w:r>
+              <w:rPr>
+                <w:rFonts w:ascii="Times New Roman" w:hAnsi="Times New Roman" w:eastAsia="宋体" w:cs="Times New Roman"/>
+                <w:b w:val="0"/>
+                <w:i w:val="0"/>
+                <w:color w:val="000000"/>
+                <w:sz w:val="20"/>
+              </w:rPr>
+              <w:t>PASS</w:t>
+            </w:r>
+          </w:p>
+        </w:tc>
+      </w:tr>
+      <w:tr>
+        <w:tc>
+          <w:tcPr>
+            <w:tcW w:type="dxa" w:w="567"/>
+            <w:vAlign w:val="center"/>
+          </w:tcPr>
+          <w:p>
+            <w:pPr>
+              <w:spacing w:before="0" w:after="0" w:line="288" w:lineRule="auto"/>
+              <w:jc w:val="center"/>
+            </w:pPr>
+            <w:r/>
+            <w:r>
+              <w:rPr>
+                <w:rFonts w:ascii="Times New Roman" w:hAnsi="Times New Roman" w:eastAsia="宋体" w:cs="Times New Roman"/>
+                <w:b/>
+                <w:i w:val="0"/>
+                <w:color w:val="000000"/>
+                <w:sz w:val="20"/>
+              </w:rPr>
+              <w:t>6</w:t>
+            </w:r>
+          </w:p>
+        </w:tc>
+        <w:tc>
+          <w:tcPr>
+            <w:tcW w:type="dxa" w:w="2551"/>
+            <w:vAlign w:val="center"/>
+          </w:tcPr>
+          <w:p>
+            <w:pPr>
+              <w:spacing w:before="0" w:after="0" w:line="288" w:lineRule="auto"/>
+              <w:jc w:val="left"/>
+            </w:pPr>
+            <w:r/>
+            <w:r>
+              <w:rPr>
+                <w:rFonts w:ascii="Times New Roman" w:hAnsi="Times New Roman" w:eastAsia="宋体" w:cs="Times New Roman"/>
+                <w:b w:val="0"/>
+                <w:i w:val="0"/>
+                <w:color w:val="000000"/>
+                <w:sz w:val="20"/>
+              </w:rPr>
+              <w:t>管理员新增商品</w:t>
+            </w:r>
+          </w:p>
+        </w:tc>
+        <w:tc>
+          <w:tcPr>
+            <w:tcW w:type="dxa" w:w="2835"/>
+            <w:vAlign w:val="center"/>
+          </w:tcPr>
+          <w:p>
+            <w:pPr>
+              <w:spacing w:before="0" w:after="0" w:line="288" w:lineRule="auto"/>
+              <w:jc w:val="left"/>
+            </w:pPr>
+            <w:r/>
+            <w:r>
+              <w:rPr>
+                <w:rFonts w:ascii="Times New Roman" w:hAnsi="Times New Roman" w:eastAsia="宋体" w:cs="Times New Roman"/>
+                <w:b w:val="0"/>
+                <w:i w:val="0"/>
+                <w:color w:val="000000"/>
+                <w:sz w:val="20"/>
+              </w:rPr>
+              <w:t>code=200, id 已生成</w:t>
+            </w:r>
+          </w:p>
+        </w:tc>
+        <w:tc>
+          <w:tcPr>
+            <w:tcW w:type="dxa" w:w="2551"/>
+            <w:vAlign w:val="center"/>
+          </w:tcPr>
+          <w:p>
+            <w:pPr>
+              <w:spacing w:before="0" w:after="0" w:line="288" w:lineRule="auto"/>
+              <w:jc w:val="left"/>
+            </w:pPr>
+            <w:r/>
+            <w:r>
+              <w:rPr>
+                <w:rFonts w:ascii="Times New Roman" w:hAnsi="Times New Roman" w:eastAsia="宋体" w:cs="Times New Roman"/>
+                <w:b w:val="0"/>
+                <w:i w:val="0"/>
+                <w:color w:val="000000"/>
+                <w:sz w:val="20"/>
+              </w:rPr>
+              <w:t>code=200, 新商品入库</w:t>
+            </w:r>
+          </w:p>
+        </w:tc>
+        <w:tc>
+          <w:tcPr>
+            <w:tcW w:type="dxa" w:w="850"/>
+            <w:vAlign w:val="center"/>
+          </w:tcPr>
+          <w:p>
+            <w:pPr>
+              <w:spacing w:before="0" w:after="0" w:line="288" w:lineRule="auto"/>
+              <w:jc w:val="left"/>
+            </w:pPr>
+            <w:r/>
+            <w:r>
+              <w:rPr>
+                <w:rFonts w:ascii="Times New Roman" w:hAnsi="Times New Roman" w:eastAsia="宋体" w:cs="Times New Roman"/>
+                <w:b w:val="0"/>
+                <w:i w:val="0"/>
+                <w:color w:val="000000"/>
+                <w:sz w:val="20"/>
+              </w:rPr>
+              <w:t>PASS</w:t>
+            </w:r>
+          </w:p>
+        </w:tc>
+      </w:tr>
+      <w:tr>
+        <w:tc>
+          <w:tcPr>
+            <w:tcW w:type="dxa" w:w="567"/>
+            <w:vAlign w:val="center"/>
+          </w:tcPr>
+          <w:p>
+            <w:pPr>
+              <w:spacing w:before="0" w:after="0" w:line="288" w:lineRule="auto"/>
+              <w:jc w:val="center"/>
+            </w:pPr>
+            <w:r/>
+            <w:r>
+              <w:rPr>
+                <w:rFonts w:ascii="Times New Roman" w:hAnsi="Times New Roman" w:eastAsia="宋体" w:cs="Times New Roman"/>
+                <w:b/>
+                <w:i w:val="0"/>
+                <w:color w:val="000000"/>
+                <w:sz w:val="20"/>
+              </w:rPr>
+              <w:t>7</w:t>
+            </w:r>
+          </w:p>
+        </w:tc>
+        <w:tc>
+          <w:tcPr>
+            <w:tcW w:type="dxa" w:w="2551"/>
+            <w:vAlign w:val="center"/>
+          </w:tcPr>
+          <w:p>
+            <w:pPr>
+              <w:spacing w:before="0" w:after="0" w:line="288" w:lineRule="auto"/>
+              <w:jc w:val="left"/>
+            </w:pPr>
+            <w:r/>
+            <w:r>
+              <w:rPr>
+                <w:rFonts w:ascii="Times New Roman" w:hAnsi="Times New Roman" w:eastAsia="宋体" w:cs="Times New Roman"/>
+                <w:b w:val="0"/>
+                <w:i w:val="0"/>
+                <w:color w:val="000000"/>
+                <w:sz w:val="20"/>
+              </w:rPr>
+              <w:t>管理员修改商品</w:t>
+            </w:r>
+          </w:p>
+        </w:tc>
+        <w:tc>
+          <w:tcPr>
+            <w:tcW w:type="dxa" w:w="2835"/>
+            <w:vAlign w:val="center"/>
+          </w:tcPr>
+          <w:p>
+            <w:pPr>
+              <w:spacing w:before="0" w:after="0" w:line="288" w:lineRule="auto"/>
+              <w:jc w:val="left"/>
+            </w:pPr>
+            <w:r/>
+            <w:r>
+              <w:rPr>
+                <w:rFonts w:ascii="Times New Roman" w:hAnsi="Times New Roman" w:eastAsia="宋体" w:cs="Times New Roman"/>
+                <w:b w:val="0"/>
+                <w:i w:val="0"/>
+                <w:color w:val="000000"/>
+                <w:sz w:val="20"/>
+              </w:rPr>
+              <w:t>code=200, name 变更</w:t>
+            </w:r>
+          </w:p>
+        </w:tc>
+        <w:tc>
+          <w:tcPr>
+            <w:tcW w:type="dxa" w:w="2551"/>
+            <w:vAlign w:val="center"/>
+          </w:tcPr>
+          <w:p>
+            <w:pPr>
+              <w:spacing w:before="0" w:after="0" w:line="288" w:lineRule="auto"/>
+              <w:jc w:val="left"/>
+            </w:pPr>
+            <w:r/>
+            <w:r>
+              <w:rPr>
+                <w:rFonts w:ascii="Times New Roman" w:hAnsi="Times New Roman" w:eastAsia="宋体" w:cs="Times New Roman"/>
+                <w:b w:val="0"/>
+                <w:i w:val="0"/>
+                <w:color w:val="000000"/>
+                <w:sz w:val="20"/>
+              </w:rPr>
+              <w:t>code=200, name 已更新</w:t>
+            </w:r>
+          </w:p>
+        </w:tc>
+        <w:tc>
+          <w:tcPr>
+            <w:tcW w:type="dxa" w:w="850"/>
+            <w:vAlign w:val="center"/>
+          </w:tcPr>
+          <w:p>
+            <w:pPr>
+              <w:spacing w:before="0" w:after="0" w:line="288" w:lineRule="auto"/>
+              <w:jc w:val="left"/>
+            </w:pPr>
+            <w:r/>
+            <w:r>
+              <w:rPr>
+                <w:rFonts w:ascii="Times New Roman" w:hAnsi="Times New Roman" w:eastAsia="宋体" w:cs="Times New Roman"/>
+                <w:b w:val="0"/>
+                <w:i w:val="0"/>
+                <w:color w:val="000000"/>
+                <w:sz w:val="20"/>
+              </w:rPr>
+              <w:t>PASS</w:t>
+            </w:r>
+          </w:p>
+        </w:tc>
+      </w:tr>
+      <w:tr>
+        <w:tc>
+          <w:tcPr>
+            <w:tcW w:type="dxa" w:w="567"/>
+            <w:vAlign w:val="center"/>
+          </w:tcPr>
+          <w:p>
+            <w:pPr>
+              <w:spacing w:before="0" w:after="0" w:line="288" w:lineRule="auto"/>
+              <w:jc w:val="center"/>
+            </w:pPr>
+            <w:r/>
+            <w:r>
+              <w:rPr>
+                <w:rFonts w:ascii="Times New Roman" w:hAnsi="Times New Roman" w:eastAsia="宋体" w:cs="Times New Roman"/>
+                <w:b/>
+                <w:i w:val="0"/>
+                <w:color w:val="000000"/>
+                <w:sz w:val="20"/>
+              </w:rPr>
+              <w:t>8</w:t>
+            </w:r>
+          </w:p>
+        </w:tc>
+        <w:tc>
+          <w:tcPr>
+            <w:tcW w:type="dxa" w:w="2551"/>
+            <w:vAlign w:val="center"/>
+          </w:tcPr>
+          <w:p>
+            <w:pPr>
+              <w:spacing w:before="0" w:after="0" w:line="288" w:lineRule="auto"/>
+              <w:jc w:val="left"/>
+            </w:pPr>
+            <w:r/>
+            <w:r>
+              <w:rPr>
+                <w:rFonts w:ascii="Times New Roman" w:hAnsi="Times New Roman" w:eastAsia="宋体" w:cs="Times New Roman"/>
+                <w:b w:val="0"/>
+                <w:i w:val="0"/>
+                <w:color w:val="000000"/>
+                <w:sz w:val="20"/>
+              </w:rPr>
+              <w:t>管理员删除商品</w:t>
+            </w:r>
+          </w:p>
+        </w:tc>
+        <w:tc>
+          <w:tcPr>
+            <w:tcW w:type="dxa" w:w="2835"/>
+            <w:vAlign w:val="center"/>
+          </w:tcPr>
+          <w:p>
+            <w:pPr>
+              <w:spacing w:before="0" w:after="0" w:line="288" w:lineRule="auto"/>
+              <w:jc w:val="left"/>
+            </w:pPr>
+            <w:r/>
+            <w:r>
+              <w:rPr>
+                <w:rFonts w:ascii="Times New Roman" w:hAnsi="Times New Roman" w:eastAsia="宋体" w:cs="Times New Roman"/>
+                <w:b w:val="0"/>
+                <w:i w:val="0"/>
+                <w:color w:val="000000"/>
+                <w:sz w:val="20"/>
+              </w:rPr>
+              <w:t>code=200</w:t>
+            </w:r>
+          </w:p>
+        </w:tc>
+        <w:tc>
+          <w:tcPr>
+            <w:tcW w:type="dxa" w:w="2551"/>
+            <w:vAlign w:val="center"/>
+          </w:tcPr>
+          <w:p>
+            <w:pPr>
+              <w:spacing w:before="0" w:after="0" w:line="288" w:lineRule="auto"/>
+              <w:jc w:val="left"/>
+            </w:pPr>
+            <w:r/>
+            <w:r>
+              <w:rPr>
+                <w:rFonts w:ascii="Times New Roman" w:hAnsi="Times New Roman" w:eastAsia="宋体" w:cs="Times New Roman"/>
+                <w:b w:val="0"/>
+                <w:i w:val="0"/>
+                <w:color w:val="000000"/>
+                <w:sz w:val="20"/>
+              </w:rPr>
+              <w:t>code=200, 已移除</w:t>
+            </w:r>
+          </w:p>
+        </w:tc>
+        <w:tc>
+          <w:tcPr>
+            <w:tcW w:type="dxa" w:w="850"/>
+            <w:vAlign w:val="center"/>
+          </w:tcPr>
+          <w:p>
+            <w:pPr>
+              <w:spacing w:before="0" w:after="0" w:line="288" w:lineRule="auto"/>
+              <w:jc w:val="left"/>
+            </w:pPr>
+            <w:r/>
+            <w:r>
+              <w:rPr>
+                <w:rFonts w:ascii="Times New Roman" w:hAnsi="Times New Roman" w:eastAsia="宋体" w:cs="Times New Roman"/>
+                <w:b w:val="0"/>
+                <w:i w:val="0"/>
+                <w:color w:val="000000"/>
+                <w:sz w:val="20"/>
+              </w:rPr>
+              <w:t>PASS</w:t>
+            </w:r>
+          </w:p>
+        </w:tc>
+      </w:tr>
+      <w:tr>
+        <w:tc>
+          <w:tcPr>
+            <w:tcW w:type="dxa" w:w="567"/>
+            <w:vAlign w:val="center"/>
+          </w:tcPr>
+          <w:p>
+            <w:pPr>
+              <w:spacing w:before="0" w:after="0" w:line="288" w:lineRule="auto"/>
+              <w:jc w:val="center"/>
+            </w:pPr>
+            <w:r/>
+            <w:r>
+              <w:rPr>
+                <w:rFonts w:ascii="Times New Roman" w:hAnsi="Times New Roman" w:eastAsia="宋体" w:cs="Times New Roman"/>
+                <w:b/>
+                <w:i w:val="0"/>
+                <w:color w:val="000000"/>
+                <w:sz w:val="20"/>
+              </w:rPr>
+              <w:t>9</w:t>
+            </w:r>
+          </w:p>
+        </w:tc>
+        <w:tc>
+          <w:tcPr>
+            <w:tcW w:type="dxa" w:w="2551"/>
+            <w:vAlign w:val="center"/>
+          </w:tcPr>
+          <w:p>
+            <w:pPr>
+              <w:spacing w:before="0" w:after="0" w:line="288" w:lineRule="auto"/>
+              <w:jc w:val="left"/>
+            </w:pPr>
+            <w:r/>
+            <w:r>
+              <w:rPr>
+                <w:rFonts w:ascii="Times New Roman" w:hAnsi="Times New Roman" w:eastAsia="宋体" w:cs="Times New Roman"/>
+                <w:b w:val="0"/>
+                <w:i w:val="0"/>
+                <w:color w:val="000000"/>
+                <w:sz w:val="20"/>
+              </w:rPr>
+              <w:t>管理员分页查询库存</w:t>
+            </w:r>
+          </w:p>
+        </w:tc>
+        <w:tc>
+          <w:tcPr>
+            <w:tcW w:type="dxa" w:w="2835"/>
+            <w:vAlign w:val="center"/>
+          </w:tcPr>
+          <w:p>
+            <w:pPr>
+              <w:spacing w:before="0" w:after="0" w:line="288" w:lineRule="auto"/>
+              <w:jc w:val="left"/>
+            </w:pPr>
+            <w:r/>
+            <w:r>
+              <w:rPr>
+                <w:rFonts w:ascii="Times New Roman" w:hAnsi="Times New Roman" w:eastAsia="宋体" w:cs="Times New Roman"/>
+                <w:b w:val="0"/>
+                <w:i w:val="0"/>
+                <w:color w:val="000000"/>
+                <w:sz w:val="20"/>
+              </w:rPr>
+              <w:t>code=200, records 存在</w:t>
+            </w:r>
+          </w:p>
+        </w:tc>
+        <w:tc>
+          <w:tcPr>
+            <w:tcW w:type="dxa" w:w="2551"/>
+            <w:vAlign w:val="center"/>
+          </w:tcPr>
+          <w:p>
+            <w:pPr>
+              <w:spacing w:before="0" w:after="0" w:line="288" w:lineRule="auto"/>
+              <w:jc w:val="left"/>
+            </w:pPr>
+            <w:r/>
+            <w:r>
+              <w:rPr>
+                <w:rFonts w:ascii="Times New Roman" w:hAnsi="Times New Roman" w:eastAsia="宋体" w:cs="Times New Roman"/>
+                <w:b w:val="0"/>
+                <w:i w:val="0"/>
+                <w:color w:val="000000"/>
+                <w:sz w:val="20"/>
+              </w:rPr>
+              <w:t>code=200, 完整库存列表</w:t>
+            </w:r>
+          </w:p>
+        </w:tc>
+        <w:tc>
+          <w:tcPr>
+            <w:tcW w:type="dxa" w:w="850"/>
+            <w:vAlign w:val="center"/>
+          </w:tcPr>
+          <w:p>
+            <w:pPr>
+              <w:spacing w:before="0" w:after="0" w:line="288" w:lineRule="auto"/>
+              <w:jc w:val="left"/>
+            </w:pPr>
+            <w:r/>
+            <w:r>
+              <w:rPr>
+                <w:rFonts w:ascii="Times New Roman" w:hAnsi="Times New Roman" w:eastAsia="宋体" w:cs="Times New Roman"/>
+                <w:b w:val="0"/>
+                <w:i w:val="0"/>
+                <w:color w:val="000000"/>
+                <w:sz w:val="20"/>
+              </w:rPr>
+              <w:t>PASS</w:t>
+            </w:r>
+          </w:p>
+        </w:tc>
+      </w:tr>
+      <w:tr>
+        <w:tc>
+          <w:tcPr>
+            <w:tcW w:type="dxa" w:w="567"/>
+            <w:vAlign w:val="center"/>
+          </w:tcPr>
+          <w:p>
+            <w:pPr>
+              <w:spacing w:before="0" w:after="0" w:line="288" w:lineRule="auto"/>
+              <w:jc w:val="center"/>
+            </w:pPr>
+            <w:r/>
+            <w:r>
+              <w:rPr>
+                <w:rFonts w:ascii="Times New Roman" w:hAnsi="Times New Roman" w:eastAsia="宋体" w:cs="Times New Roman"/>
+                <w:b/>
+                <w:i w:val="0"/>
+                <w:color w:val="000000"/>
+                <w:sz w:val="20"/>
+              </w:rPr>
+              <w:t>10</w:t>
+            </w:r>
+          </w:p>
+        </w:tc>
+        <w:tc>
+          <w:tcPr>
+            <w:tcW w:type="dxa" w:w="2551"/>
+            <w:vAlign w:val="center"/>
+          </w:tcPr>
+          <w:p>
+            <w:pPr>
+              <w:spacing w:before="0" w:after="0" w:line="288" w:lineRule="auto"/>
+              <w:jc w:val="left"/>
+            </w:pPr>
+            <w:r/>
+            <w:r>
+              <w:rPr>
+                <w:rFonts w:ascii="Times New Roman" w:hAnsi="Times New Roman" w:eastAsia="宋体" w:cs="Times New Roman"/>
+                <w:b w:val="0"/>
+                <w:i w:val="0"/>
+                <w:color w:val="000000"/>
+                <w:sz w:val="20"/>
+              </w:rPr>
+              <w:t>管理员设置商品库存为 99</w:t>
+            </w:r>
+          </w:p>
+        </w:tc>
+        <w:tc>
+          <w:tcPr>
+            <w:tcW w:type="dxa" w:w="2835"/>
+            <w:vAlign w:val="center"/>
+          </w:tcPr>
+          <w:p>
+            <w:pPr>
+              <w:spacing w:before="0" w:after="0" w:line="288" w:lineRule="auto"/>
+              <w:jc w:val="left"/>
+            </w:pPr>
+            <w:r/>
+            <w:r>
+              <w:rPr>
+                <w:rFonts w:ascii="Times New Roman" w:hAnsi="Times New Roman" w:eastAsia="宋体" w:cs="Times New Roman"/>
+                <w:b w:val="0"/>
+                <w:i w:val="0"/>
+                <w:color w:val="000000"/>
+                <w:sz w:val="20"/>
+              </w:rPr>
+              <w:t>code=200</w:t>
+            </w:r>
+          </w:p>
+        </w:tc>
+        <w:tc>
+          <w:tcPr>
+            <w:tcW w:type="dxa" w:w="2551"/>
+            <w:vAlign w:val="center"/>
+          </w:tcPr>
+          <w:p>
+            <w:pPr>
+              <w:spacing w:before="0" w:after="0" w:line="288" w:lineRule="auto"/>
+              <w:jc w:val="left"/>
+            </w:pPr>
+            <w:r/>
+            <w:r>
+              <w:rPr>
+                <w:rFonts w:ascii="Times New Roman" w:hAnsi="Times New Roman" w:eastAsia="宋体" w:cs="Times New Roman"/>
+                <w:b w:val="0"/>
+                <w:i w:val="0"/>
+                <w:color w:val="000000"/>
+                <w:sz w:val="20"/>
+              </w:rPr>
+              <w:t>code=200, stock=99</w:t>
+            </w:r>
+          </w:p>
+        </w:tc>
+        <w:tc>
+          <w:tcPr>
+            <w:tcW w:type="dxa" w:w="850"/>
+            <w:vAlign w:val="center"/>
+          </w:tcPr>
+          <w:p>
+            <w:pPr>
+              <w:spacing w:before="0" w:after="0" w:line="288" w:lineRule="auto"/>
+              <w:jc w:val="left"/>
+            </w:pPr>
+            <w:r/>
+            <w:r>
+              <w:rPr>
+                <w:rFonts w:ascii="Times New Roman" w:hAnsi="Times New Roman" w:eastAsia="宋体" w:cs="Times New Roman"/>
+                <w:b w:val="0"/>
+                <w:i w:val="0"/>
+                <w:color w:val="000000"/>
+                <w:sz w:val="20"/>
+              </w:rPr>
+              <w:t>PASS</w:t>
+            </w:r>
+          </w:p>
+        </w:tc>
+      </w:tr>
+      <w:tr>
+        <w:tc>
+          <w:tcPr>
+            <w:tcW w:type="dxa" w:w="567"/>
+            <w:vAlign w:val="center"/>
+          </w:tcPr>
+          <w:p>
+            <w:pPr>
+              <w:spacing w:before="0" w:after="0" w:line="288" w:lineRule="auto"/>
+              <w:jc w:val="center"/>
+            </w:pPr>
+            <w:r/>
+            <w:r>
+              <w:rPr>
+                <w:rFonts w:ascii="Times New Roman" w:hAnsi="Times New Roman" w:eastAsia="宋体" w:cs="Times New Roman"/>
+                <w:b/>
+                <w:i w:val="0"/>
+                <w:color w:val="000000"/>
+                <w:sz w:val="20"/>
+              </w:rPr>
+              <w:t>11</w:t>
+            </w:r>
+          </w:p>
+        </w:tc>
+        <w:tc>
+          <w:tcPr>
+            <w:tcW w:type="dxa" w:w="2551"/>
+            <w:vAlign w:val="center"/>
+          </w:tcPr>
+          <w:p>
+            <w:pPr>
+              <w:spacing w:before="0" w:after="0" w:line="288" w:lineRule="auto"/>
+              <w:jc w:val="left"/>
+            </w:pPr>
+            <w:r/>
+            <w:r>
+              <w:rPr>
+                <w:rFonts w:ascii="Times New Roman" w:hAnsi="Times New Roman" w:eastAsia="宋体" w:cs="Times New Roman"/>
+                <w:b w:val="0"/>
+                <w:i w:val="0"/>
+                <w:color w:val="000000"/>
+                <w:sz w:val="20"/>
+              </w:rPr>
+              <w:t>管理员分页查询订单</w:t>
+            </w:r>
+          </w:p>
+        </w:tc>
+        <w:tc>
+          <w:tcPr>
+            <w:tcW w:type="dxa" w:w="2835"/>
+            <w:vAlign w:val="center"/>
+          </w:tcPr>
+          <w:p>
+            <w:pPr>
+              <w:spacing w:before="0" w:after="0" w:line="288" w:lineRule="auto"/>
+              <w:jc w:val="left"/>
+            </w:pPr>
+            <w:r/>
+            <w:r>
+              <w:rPr>
+                <w:rFonts w:ascii="Times New Roman" w:hAnsi="Times New Roman" w:eastAsia="宋体" w:cs="Times New Roman"/>
+                <w:b w:val="0"/>
+                <w:i w:val="0"/>
+                <w:color w:val="000000"/>
+                <w:sz w:val="20"/>
+              </w:rPr>
+              <w:t>code=200, records</w:t>
+            </w:r>
+          </w:p>
+        </w:tc>
+        <w:tc>
+          <w:tcPr>
+            <w:tcW w:type="dxa" w:w="2551"/>
+            <w:vAlign w:val="center"/>
+          </w:tcPr>
+          <w:p>
+            <w:pPr>
+              <w:spacing w:before="0" w:after="0" w:line="288" w:lineRule="auto"/>
+              <w:jc w:val="left"/>
+            </w:pPr>
+            <w:r/>
+            <w:r>
+              <w:rPr>
+                <w:rFonts w:ascii="Times New Roman" w:hAnsi="Times New Roman" w:eastAsia="宋体" w:cs="Times New Roman"/>
+                <w:b w:val="0"/>
+                <w:i w:val="0"/>
+                <w:color w:val="000000"/>
+                <w:sz w:val="20"/>
+              </w:rPr>
+              <w:t>code=200, 全平台订单</w:t>
+            </w:r>
+          </w:p>
+        </w:tc>
+        <w:tc>
+          <w:tcPr>
+            <w:tcW w:type="dxa" w:w="850"/>
+            <w:vAlign w:val="center"/>
+          </w:tcPr>
+          <w:p>
+            <w:pPr>
+              <w:spacing w:before="0" w:after="0" w:line="288" w:lineRule="auto"/>
+              <w:jc w:val="left"/>
+            </w:pPr>
+            <w:r/>
+            <w:r>
+              <w:rPr>
+                <w:rFonts w:ascii="Times New Roman" w:hAnsi="Times New Roman" w:eastAsia="宋体" w:cs="Times New Roman"/>
+                <w:b w:val="0"/>
+                <w:i w:val="0"/>
+                <w:color w:val="000000"/>
+                <w:sz w:val="20"/>
+              </w:rPr>
+              <w:t>PASS</w:t>
+            </w:r>
+          </w:p>
+        </w:tc>
+      </w:tr>
+      <w:tr>
+        <w:tc>
+          <w:tcPr>
+            <w:tcW w:type="dxa" w:w="567"/>
+            <w:vAlign w:val="center"/>
+          </w:tcPr>
+          <w:p>
+            <w:pPr>
+              <w:spacing w:before="0" w:after="0" w:line="288" w:lineRule="auto"/>
+              <w:jc w:val="center"/>
+            </w:pPr>
+            <w:r/>
+            <w:r>
+              <w:rPr>
+                <w:rFonts w:ascii="Times New Roman" w:hAnsi="Times New Roman" w:eastAsia="宋体" w:cs="Times New Roman"/>
+                <w:b/>
+                <w:i w:val="0"/>
+                <w:color w:val="000000"/>
+                <w:sz w:val="20"/>
+              </w:rPr>
+              <w:t>12</w:t>
+            </w:r>
+          </w:p>
+        </w:tc>
+        <w:tc>
+          <w:tcPr>
+            <w:tcW w:type="dxa" w:w="2551"/>
+            <w:vAlign w:val="center"/>
+          </w:tcPr>
+          <w:p>
+            <w:pPr>
+              <w:spacing w:before="0" w:after="0" w:line="288" w:lineRule="auto"/>
+              <w:jc w:val="left"/>
+            </w:pPr>
+            <w:r/>
+            <w:r>
+              <w:rPr>
+                <w:rFonts w:ascii="Times New Roman" w:hAnsi="Times New Roman" w:eastAsia="宋体" w:cs="Times New Roman"/>
+                <w:b w:val="0"/>
+                <w:i w:val="0"/>
+                <w:color w:val="000000"/>
+                <w:sz w:val="20"/>
+              </w:rPr>
+              <w:t>管理员订单统计</w:t>
+            </w:r>
+          </w:p>
+        </w:tc>
+        <w:tc>
+          <w:tcPr>
+            <w:tcW w:type="dxa" w:w="2835"/>
+            <w:vAlign w:val="center"/>
+          </w:tcPr>
+          <w:p>
+            <w:pPr>
+              <w:spacing w:before="0" w:after="0" w:line="288" w:lineRule="auto"/>
+              <w:jc w:val="left"/>
+            </w:pPr>
+            <w:r/>
+            <w:r>
+              <w:rPr>
+                <w:rFonts w:ascii="Times New Roman" w:hAnsi="Times New Roman" w:eastAsia="宋体" w:cs="Times New Roman"/>
+                <w:b w:val="0"/>
+                <w:i w:val="0"/>
+                <w:color w:val="000000"/>
+                <w:sz w:val="20"/>
+              </w:rPr>
+              <w:t>code=200, 含 total</w:t>
+            </w:r>
+          </w:p>
+        </w:tc>
+        <w:tc>
+          <w:tcPr>
+            <w:tcW w:type="dxa" w:w="2551"/>
+            <w:vAlign w:val="center"/>
+          </w:tcPr>
+          <w:p>
+            <w:pPr>
+              <w:spacing w:before="0" w:after="0" w:line="288" w:lineRule="auto"/>
+              <w:jc w:val="left"/>
+            </w:pPr>
+            <w:r/>
+            <w:r>
+              <w:rPr>
+                <w:rFonts w:ascii="Times New Roman" w:hAnsi="Times New Roman" w:eastAsia="宋体" w:cs="Times New Roman"/>
+                <w:b w:val="0"/>
+                <w:i w:val="0"/>
+                <w:color w:val="000000"/>
+                <w:sz w:val="20"/>
+              </w:rPr>
+              <w:t>code=200, total=X</w:t>
+            </w:r>
+          </w:p>
+        </w:tc>
+        <w:tc>
+          <w:tcPr>
+            <w:tcW w:type="dxa" w:w="850"/>
+            <w:vAlign w:val="center"/>
+          </w:tcPr>
+          <w:p>
+            <w:pPr>
+              <w:spacing w:before="0" w:after="0" w:line="288" w:lineRule="auto"/>
+              <w:jc w:val="left"/>
+            </w:pPr>
+            <w:r/>
+            <w:r>
+              <w:rPr>
+                <w:rFonts w:ascii="Times New Roman" w:hAnsi="Times New Roman" w:eastAsia="宋体" w:cs="Times New Roman"/>
+                <w:b w:val="0"/>
+                <w:i w:val="0"/>
+                <w:color w:val="000000"/>
+                <w:sz w:val="20"/>
+              </w:rPr>
+              <w:t>PASS</w:t>
+            </w:r>
+          </w:p>
+        </w:tc>
+      </w:tr>
+      <w:tr>
+        <w:tc>
+          <w:tcPr>
+            <w:tcW w:type="dxa" w:w="567"/>
+            <w:vAlign w:val="center"/>
+          </w:tcPr>
+          <w:p>
+            <w:pPr>
+              <w:spacing w:before="0" w:after="0" w:line="288" w:lineRule="auto"/>
+              <w:jc w:val="center"/>
+            </w:pPr>
+            <w:r/>
+            <w:r>
+              <w:rPr>
+                <w:rFonts w:ascii="Times New Roman" w:hAnsi="Times New Roman" w:eastAsia="宋体" w:cs="Times New Roman"/>
+                <w:b/>
+                <w:i w:val="0"/>
+                <w:color w:val="000000"/>
+                <w:sz w:val="20"/>
+              </w:rPr>
+              <w:t>13</w:t>
+            </w:r>
+          </w:p>
+        </w:tc>
+        <w:tc>
+          <w:tcPr>
+            <w:tcW w:type="dxa" w:w="2551"/>
+            <w:vAlign w:val="center"/>
+          </w:tcPr>
+          <w:p>
+            <w:pPr>
+              <w:spacing w:before="0" w:after="0" w:line="288" w:lineRule="auto"/>
+              <w:jc w:val="left"/>
+            </w:pPr>
+            <w:r/>
+            <w:r>
+              <w:rPr>
+                <w:rFonts w:ascii="Times New Roman" w:hAnsi="Times New Roman" w:eastAsia="宋体" w:cs="Times New Roman"/>
+                <w:b w:val="0"/>
+                <w:i w:val="0"/>
+                <w:color w:val="000000"/>
+                <w:sz w:val="20"/>
+              </w:rPr>
+              <w:t>管理员强制支付待支付订单</w:t>
+            </w:r>
+          </w:p>
+        </w:tc>
+        <w:tc>
+          <w:tcPr>
+            <w:tcW w:type="dxa" w:w="2835"/>
+            <w:vAlign w:val="center"/>
+          </w:tcPr>
+          <w:p>
+            <w:pPr>
+              <w:spacing w:before="0" w:after="0" w:line="288" w:lineRule="auto"/>
+              <w:jc w:val="left"/>
+            </w:pPr>
+            <w:r/>
+            <w:r>
+              <w:rPr>
+                <w:rFonts w:ascii="Times New Roman" w:hAnsi="Times New Roman" w:eastAsia="宋体" w:cs="Times New Roman"/>
+                <w:b w:val="0"/>
+                <w:i w:val="0"/>
+                <w:color w:val="000000"/>
+                <w:sz w:val="20"/>
+              </w:rPr>
+              <w:t>code=200, status 0→1</w:t>
+            </w:r>
+          </w:p>
+        </w:tc>
+        <w:tc>
+          <w:tcPr>
+            <w:tcW w:type="dxa" w:w="2551"/>
+            <w:vAlign w:val="center"/>
+          </w:tcPr>
+          <w:p>
+            <w:pPr>
+              <w:spacing w:before="0" w:after="0" w:line="288" w:lineRule="auto"/>
+              <w:jc w:val="left"/>
+            </w:pPr>
+            <w:r/>
+            <w:r>
+              <w:rPr>
+                <w:rFonts w:ascii="Times New Roman" w:hAnsi="Times New Roman" w:eastAsia="宋体" w:cs="Times New Roman"/>
+                <w:b w:val="0"/>
+                <w:i w:val="0"/>
+                <w:color w:val="000000"/>
+                <w:sz w:val="20"/>
+              </w:rPr>
+              <w:t>code=200, 已支付</w:t>
+            </w:r>
+          </w:p>
+        </w:tc>
+        <w:tc>
+          <w:tcPr>
+            <w:tcW w:type="dxa" w:w="850"/>
+            <w:vAlign w:val="center"/>
+          </w:tcPr>
+          <w:p>
+            <w:pPr>
+              <w:spacing w:before="0" w:after="0" w:line="288" w:lineRule="auto"/>
+              <w:jc w:val="left"/>
+            </w:pPr>
+            <w:r/>
+            <w:r>
+              <w:rPr>
+                <w:rFonts w:ascii="Times New Roman" w:hAnsi="Times New Roman" w:eastAsia="宋体" w:cs="Times New Roman"/>
+                <w:b w:val="0"/>
+                <w:i w:val="0"/>
+                <w:color w:val="000000"/>
+                <w:sz w:val="20"/>
+              </w:rPr>
+              <w:t>PASS</w:t>
+            </w:r>
+          </w:p>
+        </w:tc>
+      </w:tr>
+      <w:tr>
+        <w:tc>
+          <w:tcPr>
+            <w:tcW w:type="dxa" w:w="567"/>
+            <w:vAlign w:val="center"/>
+          </w:tcPr>
+          <w:p>
+            <w:pPr>
+              <w:spacing w:before="0" w:after="0" w:line="288" w:lineRule="auto"/>
+              <w:jc w:val="center"/>
+            </w:pPr>
+            <w:r/>
+            <w:r>
+              <w:rPr>
+                <w:rFonts w:ascii="Times New Roman" w:hAnsi="Times New Roman" w:eastAsia="宋体" w:cs="Times New Roman"/>
+                <w:b/>
+                <w:i w:val="0"/>
+                <w:color w:val="000000"/>
+                <w:sz w:val="20"/>
+              </w:rPr>
+              <w:t>14</w:t>
+            </w:r>
+          </w:p>
+        </w:tc>
+        <w:tc>
+          <w:tcPr>
+            <w:tcW w:type="dxa" w:w="2551"/>
+            <w:vAlign w:val="center"/>
+          </w:tcPr>
+          <w:p>
+            <w:pPr>
+              <w:spacing w:before="0" w:after="0" w:line="288" w:lineRule="auto"/>
+              <w:jc w:val="left"/>
+            </w:pPr>
+            <w:r/>
+            <w:r>
+              <w:rPr>
+                <w:rFonts w:ascii="Times New Roman" w:hAnsi="Times New Roman" w:eastAsia="宋体" w:cs="Times New Roman"/>
+                <w:b w:val="0"/>
+                <w:i w:val="0"/>
+                <w:color w:val="000000"/>
+                <w:sz w:val="20"/>
+              </w:rPr>
+              <w:t>管理员强制取消订单</w:t>
+            </w:r>
+          </w:p>
+        </w:tc>
+        <w:tc>
+          <w:tcPr>
+            <w:tcW w:type="dxa" w:w="2835"/>
+            <w:vAlign w:val="center"/>
+          </w:tcPr>
+          <w:p>
+            <w:pPr>
+              <w:spacing w:before="0" w:after="0" w:line="288" w:lineRule="auto"/>
+              <w:jc w:val="left"/>
+            </w:pPr>
+            <w:r/>
+            <w:r>
+              <w:rPr>
+                <w:rFonts w:ascii="Times New Roman" w:hAnsi="Times New Roman" w:eastAsia="宋体" w:cs="Times New Roman"/>
+                <w:b w:val="0"/>
+                <w:i w:val="0"/>
+                <w:color w:val="000000"/>
+                <w:sz w:val="20"/>
+              </w:rPr>
+              <w:t>code=200, status 0→4</w:t>
+            </w:r>
+          </w:p>
+        </w:tc>
+        <w:tc>
+          <w:tcPr>
+            <w:tcW w:type="dxa" w:w="2551"/>
+            <w:vAlign w:val="center"/>
+          </w:tcPr>
+          <w:p>
+            <w:pPr>
+              <w:spacing w:before="0" w:after="0" w:line="288" w:lineRule="auto"/>
+              <w:jc w:val="left"/>
+            </w:pPr>
+            <w:r/>
+            <w:r>
+              <w:rPr>
+                <w:rFonts w:ascii="Times New Roman" w:hAnsi="Times New Roman" w:eastAsia="宋体" w:cs="Times New Roman"/>
+                <w:b w:val="0"/>
+                <w:i w:val="0"/>
+                <w:color w:val="000000"/>
+                <w:sz w:val="20"/>
+              </w:rPr>
+              <w:t>code=200, 已取消</w:t>
+            </w:r>
+          </w:p>
+        </w:tc>
+        <w:tc>
+          <w:tcPr>
+            <w:tcW w:type="dxa" w:w="850"/>
+            <w:vAlign w:val="center"/>
+          </w:tcPr>
+          <w:p>
+            <w:pPr>
+              <w:spacing w:before="0" w:after="0" w:line="288" w:lineRule="auto"/>
+              <w:jc w:val="left"/>
+            </w:pPr>
+            <w:r/>
+            <w:r>
+              <w:rPr>
+                <w:rFonts w:ascii="Times New Roman" w:hAnsi="Times New Roman" w:eastAsia="宋体" w:cs="Times New Roman"/>
+                <w:b w:val="0"/>
+                <w:i w:val="0"/>
+                <w:color w:val="000000"/>
+                <w:sz w:val="20"/>
+              </w:rPr>
+              <w:t>PASS</w:t>
+            </w:r>
+          </w:p>
+        </w:tc>
+      </w:tr>
+      <w:tr>
+        <w:tc>
+          <w:tcPr>
+            <w:tcW w:type="dxa" w:w="567"/>
+            <w:vAlign w:val="center"/>
+          </w:tcPr>
+          <w:p>
+            <w:pPr>
+              <w:spacing w:before="0" w:after="0" w:line="288" w:lineRule="auto"/>
+              <w:jc w:val="center"/>
+            </w:pPr>
+            <w:r/>
+            <w:r>
+              <w:rPr>
+                <w:rFonts w:ascii="Times New Roman" w:hAnsi="Times New Roman" w:eastAsia="宋体" w:cs="Times New Roman"/>
+                <w:b/>
+                <w:i w:val="0"/>
+                <w:color w:val="000000"/>
+                <w:sz w:val="20"/>
+              </w:rPr>
+              <w:t>15</w:t>
+            </w:r>
+          </w:p>
+        </w:tc>
+        <w:tc>
+          <w:tcPr>
+            <w:tcW w:type="dxa" w:w="2551"/>
+            <w:vAlign w:val="center"/>
+          </w:tcPr>
+          <w:p>
+            <w:pPr>
+              <w:spacing w:before="0" w:after="0" w:line="288" w:lineRule="auto"/>
+              <w:jc w:val="left"/>
+            </w:pPr>
+            <w:r/>
+            <w:r>
+              <w:rPr>
+                <w:rFonts w:ascii="Times New Roman" w:hAnsi="Times New Roman" w:eastAsia="宋体" w:cs="Times New Roman"/>
+                <w:b w:val="0"/>
+                <w:i w:val="0"/>
+                <w:color w:val="000000"/>
+                <w:sz w:val="20"/>
+              </w:rPr>
+              <w:t>管理员删除订单</w:t>
+            </w:r>
+          </w:p>
+        </w:tc>
+        <w:tc>
+          <w:tcPr>
+            <w:tcW w:type="dxa" w:w="2835"/>
+            <w:vAlign w:val="center"/>
+          </w:tcPr>
+          <w:p>
+            <w:pPr>
+              <w:spacing w:before="0" w:after="0" w:line="288" w:lineRule="auto"/>
+              <w:jc w:val="left"/>
+            </w:pPr>
+            <w:r/>
+            <w:r>
+              <w:rPr>
+                <w:rFonts w:ascii="Times New Roman" w:hAnsi="Times New Roman" w:eastAsia="宋体" w:cs="Times New Roman"/>
+                <w:b w:val="0"/>
+                <w:i w:val="0"/>
+                <w:color w:val="000000"/>
+                <w:sz w:val="20"/>
+              </w:rPr>
+              <w:t>code=200</w:t>
+            </w:r>
+          </w:p>
+        </w:tc>
+        <w:tc>
+          <w:tcPr>
+            <w:tcW w:type="dxa" w:w="2551"/>
+            <w:vAlign w:val="center"/>
+          </w:tcPr>
+          <w:p>
+            <w:pPr>
+              <w:spacing w:before="0" w:after="0" w:line="288" w:lineRule="auto"/>
+              <w:jc w:val="left"/>
+            </w:pPr>
+            <w:r/>
+            <w:r>
+              <w:rPr>
+                <w:rFonts w:ascii="Times New Roman" w:hAnsi="Times New Roman" w:eastAsia="宋体" w:cs="Times New Roman"/>
+                <w:b w:val="0"/>
+                <w:i w:val="0"/>
+                <w:color w:val="000000"/>
+                <w:sz w:val="20"/>
+              </w:rPr>
+              <w:t>code=200, 已删除</w:t>
+            </w:r>
+          </w:p>
+        </w:tc>
+        <w:tc>
+          <w:tcPr>
+            <w:tcW w:type="dxa" w:w="850"/>
+            <w:vAlign w:val="center"/>
+          </w:tcPr>
+          <w:p>
+            <w:pPr>
+              <w:spacing w:before="0" w:after="0" w:line="288" w:lineRule="auto"/>
+              <w:jc w:val="left"/>
+            </w:pPr>
+            <w:r/>
+            <w:r>
+              <w:rPr>
+                <w:rFonts w:ascii="Times New Roman" w:hAnsi="Times New Roman" w:eastAsia="宋体" w:cs="Times New Roman"/>
+                <w:b w:val="0"/>
+                <w:i w:val="0"/>
+                <w:color w:val="000000"/>
+                <w:sz w:val="20"/>
+              </w:rPr>
+              <w:t>PASS</w:t>
+            </w:r>
+          </w:p>
+        </w:tc>
+      </w:tr>
+      <w:tr>
+        <w:tc>
+          <w:tcPr>
+            <w:tcW w:type="dxa" w:w="567"/>
+            <w:vAlign w:val="center"/>
+          </w:tcPr>
+          <w:p>
+            <w:pPr>
+              <w:spacing w:before="0" w:after="0" w:line="288" w:lineRule="auto"/>
+              <w:jc w:val="center"/>
+            </w:pPr>
+            <w:r/>
+            <w:r>
+              <w:rPr>
+                <w:rFonts w:ascii="Times New Roman" w:hAnsi="Times New Roman" w:eastAsia="宋体" w:cs="Times New Roman"/>
+                <w:b/>
+                <w:i w:val="0"/>
+                <w:color w:val="000000"/>
+                <w:sz w:val="20"/>
+              </w:rPr>
+              <w:t>16</w:t>
+            </w:r>
+          </w:p>
+        </w:tc>
+        <w:tc>
+          <w:tcPr>
+            <w:tcW w:type="dxa" w:w="2551"/>
+            <w:vAlign w:val="center"/>
+          </w:tcPr>
+          <w:p>
+            <w:pPr>
+              <w:spacing w:before="0" w:after="0" w:line="288" w:lineRule="auto"/>
+              <w:jc w:val="left"/>
+            </w:pPr>
+            <w:r/>
+            <w:r>
+              <w:rPr>
+                <w:rFonts w:ascii="Times New Roman" w:hAnsi="Times New Roman" w:eastAsia="宋体" w:cs="Times New Roman"/>
+                <w:b w:val="0"/>
+                <w:i w:val="0"/>
+                <w:color w:val="000000"/>
+                <w:sz w:val="20"/>
+              </w:rPr>
+              <w:t>普通用户查询订单列表 (拒绝)</w:t>
+            </w:r>
+          </w:p>
+        </w:tc>
+        <w:tc>
+          <w:tcPr>
+            <w:tcW w:type="dxa" w:w="2835"/>
+            <w:vAlign w:val="center"/>
+          </w:tcPr>
+          <w:p>
+            <w:pPr>
+              <w:spacing w:before="0" w:after="0" w:line="288" w:lineRule="auto"/>
+              <w:jc w:val="left"/>
+            </w:pPr>
+            <w:r/>
+            <w:r>
+              <w:rPr>
+                <w:rFonts w:ascii="Times New Roman" w:hAnsi="Times New Roman" w:eastAsia="宋体" w:cs="Times New Roman"/>
+                <w:b w:val="0"/>
+                <w:i w:val="0"/>
+                <w:color w:val="000000"/>
+                <w:sz w:val="20"/>
+              </w:rPr>
+              <w:t>code=403</w:t>
+            </w:r>
+          </w:p>
+        </w:tc>
+        <w:tc>
+          <w:tcPr>
+            <w:tcW w:type="dxa" w:w="2551"/>
+            <w:vAlign w:val="center"/>
+          </w:tcPr>
+          <w:p>
+            <w:pPr>
+              <w:spacing w:before="0" w:after="0" w:line="288" w:lineRule="auto"/>
+              <w:jc w:val="left"/>
+            </w:pPr>
+            <w:r/>
+            <w:r>
+              <w:rPr>
+                <w:rFonts w:ascii="Times New Roman" w:hAnsi="Times New Roman" w:eastAsia="宋体" w:cs="Times New Roman"/>
+                <w:b w:val="0"/>
+                <w:i w:val="0"/>
+                <w:color w:val="000000"/>
+                <w:sz w:val="20"/>
+              </w:rPr>
+              <w:t>code=403, 需要管理员权限</w:t>
+            </w:r>
+          </w:p>
+        </w:tc>
+        <w:tc>
+          <w:tcPr>
+            <w:tcW w:type="dxa" w:w="850"/>
+            <w:vAlign w:val="center"/>
+          </w:tcPr>
+          <w:p>
+            <w:pPr>
+              <w:spacing w:before="0" w:after="0" w:line="288" w:lineRule="auto"/>
+              <w:jc w:val="left"/>
+            </w:pPr>
+            <w:r/>
+            <w:r>
+              <w:rPr>
+                <w:rFonts w:ascii="Times New Roman" w:hAnsi="Times New Roman" w:eastAsia="宋体" w:cs="Times New Roman"/>
+                <w:b w:val="0"/>
+                <w:i w:val="0"/>
+                <w:color w:val="000000"/>
+                <w:sz w:val="20"/>
+              </w:rPr>
+              <w:t>PASS</w:t>
+            </w:r>
+          </w:p>
+        </w:tc>
+      </w:tr>
+      <w:tr>
+        <w:tc>
+          <w:tcPr>
+            <w:tcW w:type="dxa" w:w="567"/>
+            <w:vAlign w:val="center"/>
+          </w:tcPr>
+          <w:p>
+            <w:pPr>
+              <w:spacing w:before="0" w:after="0" w:line="288" w:lineRule="auto"/>
+              <w:jc w:val="center"/>
+            </w:pPr>
+            <w:r/>
+            <w:r>
+              <w:rPr>
+                <w:rFonts w:ascii="Times New Roman" w:hAnsi="Times New Roman" w:eastAsia="宋体" w:cs="Times New Roman"/>
+                <w:b/>
+                <w:i w:val="0"/>
+                <w:color w:val="000000"/>
+                <w:sz w:val="20"/>
+              </w:rPr>
+              <w:t>17</w:t>
+            </w:r>
+          </w:p>
+        </w:tc>
+        <w:tc>
+          <w:tcPr>
+            <w:tcW w:type="dxa" w:w="2551"/>
+            <w:vAlign w:val="center"/>
+          </w:tcPr>
+          <w:p>
+            <w:pPr>
+              <w:spacing w:before="0" w:after="0" w:line="288" w:lineRule="auto"/>
+              <w:jc w:val="left"/>
+            </w:pPr>
+            <w:r/>
+            <w:r>
+              <w:rPr>
+                <w:rFonts w:ascii="Times New Roman" w:hAnsi="Times New Roman" w:eastAsia="宋体" w:cs="Times New Roman"/>
+                <w:b w:val="0"/>
+                <w:i w:val="0"/>
+                <w:color w:val="000000"/>
+                <w:sz w:val="20"/>
+              </w:rPr>
+              <w:t>管理员 tail 日志文件 20 行</w:t>
+            </w:r>
+          </w:p>
+        </w:tc>
+        <w:tc>
+          <w:tcPr>
+            <w:tcW w:type="dxa" w:w="2835"/>
+            <w:vAlign w:val="center"/>
+          </w:tcPr>
+          <w:p>
+            <w:pPr>
+              <w:spacing w:before="0" w:after="0" w:line="288" w:lineRule="auto"/>
+              <w:jc w:val="left"/>
+            </w:pPr>
+            <w:r/>
+            <w:r>
+              <w:rPr>
+                <w:rFonts w:ascii="Times New Roman" w:hAnsi="Times New Roman" w:eastAsia="宋体" w:cs="Times New Roman"/>
+                <w:b w:val="0"/>
+                <w:i w:val="0"/>
+                <w:color w:val="000000"/>
+                <w:sz w:val="20"/>
+              </w:rPr>
+              <w:t>code=200, 含 content</w:t>
+            </w:r>
+          </w:p>
+        </w:tc>
+        <w:tc>
+          <w:tcPr>
+            <w:tcW w:type="dxa" w:w="2551"/>
+            <w:vAlign w:val="center"/>
+          </w:tcPr>
+          <w:p>
+            <w:pPr>
+              <w:spacing w:before="0" w:after="0" w:line="288" w:lineRule="auto"/>
+              <w:jc w:val="left"/>
+            </w:pPr>
+            <w:r/>
+            <w:r>
+              <w:rPr>
+                <w:rFonts w:ascii="Times New Roman" w:hAnsi="Times New Roman" w:eastAsia="宋体" w:cs="Times New Roman"/>
+                <w:b w:val="0"/>
+                <w:i w:val="0"/>
+                <w:color w:val="000000"/>
+                <w:sz w:val="20"/>
+              </w:rPr>
+              <w:t>code=200, content 已返回</w:t>
+            </w:r>
+          </w:p>
+        </w:tc>
+        <w:tc>
+          <w:tcPr>
+            <w:tcW w:type="dxa" w:w="850"/>
+            <w:vAlign w:val="center"/>
+          </w:tcPr>
+          <w:p>
+            <w:pPr>
+              <w:spacing w:before="0" w:after="0" w:line="288" w:lineRule="auto"/>
+              <w:jc w:val="left"/>
+            </w:pPr>
+            <w:r/>
+            <w:r>
+              <w:rPr>
+                <w:rFonts w:ascii="Times New Roman" w:hAnsi="Times New Roman" w:eastAsia="宋体" w:cs="Times New Roman"/>
+                <w:b w:val="0"/>
+                <w:i w:val="0"/>
+                <w:color w:val="000000"/>
+                <w:sz w:val="20"/>
+              </w:rPr>
+              <w:t>PASS</w:t>
+            </w:r>
+          </w:p>
+        </w:tc>
+      </w:tr>
+      <w:tr>
+        <w:tc>
+          <w:tcPr>
+            <w:tcW w:type="dxa" w:w="567"/>
+            <w:vAlign w:val="center"/>
+          </w:tcPr>
+          <w:p>
+            <w:pPr>
+              <w:spacing w:before="0" w:after="0" w:line="288" w:lineRule="auto"/>
+              <w:jc w:val="center"/>
+            </w:pPr>
+            <w:r/>
+            <w:r>
+              <w:rPr>
+                <w:rFonts w:ascii="Times New Roman" w:hAnsi="Times New Roman" w:eastAsia="宋体" w:cs="Times New Roman"/>
+                <w:b/>
+                <w:i w:val="0"/>
+                <w:color w:val="000000"/>
+                <w:sz w:val="20"/>
+              </w:rPr>
+              <w:t>18</w:t>
+            </w:r>
+          </w:p>
+        </w:tc>
+        <w:tc>
+          <w:tcPr>
+            <w:tcW w:type="dxa" w:w="2551"/>
+            <w:vAlign w:val="center"/>
+          </w:tcPr>
+          <w:p>
+            <w:pPr>
+              <w:spacing w:before="0" w:after="0" w:line="288" w:lineRule="auto"/>
+              <w:jc w:val="left"/>
+            </w:pPr>
+            <w:r/>
+            <w:r>
+              <w:rPr>
+                <w:rFonts w:ascii="Times New Roman" w:hAnsi="Times New Roman" w:eastAsia="宋体" w:cs="Times New Roman"/>
+                <w:b w:val="0"/>
+                <w:i w:val="0"/>
+                <w:color w:val="000000"/>
+                <w:sz w:val="20"/>
+              </w:rPr>
+              <w:t>管理员 search 关键字 ERROR</w:t>
+            </w:r>
+          </w:p>
+        </w:tc>
+        <w:tc>
+          <w:tcPr>
+            <w:tcW w:type="dxa" w:w="2835"/>
+            <w:vAlign w:val="center"/>
+          </w:tcPr>
+          <w:p>
+            <w:pPr>
+              <w:spacing w:before="0" w:after="0" w:line="288" w:lineRule="auto"/>
+              <w:jc w:val="left"/>
+            </w:pPr>
+            <w:r/>
+            <w:r>
+              <w:rPr>
+                <w:rFonts w:ascii="Times New Roman" w:hAnsi="Times New Roman" w:eastAsia="宋体" w:cs="Times New Roman"/>
+                <w:b w:val="0"/>
+                <w:i w:val="0"/>
+                <w:color w:val="000000"/>
+                <w:sz w:val="20"/>
+              </w:rPr>
+              <w:t>code=200, 含 hits</w:t>
+            </w:r>
+          </w:p>
+        </w:tc>
+        <w:tc>
+          <w:tcPr>
+            <w:tcW w:type="dxa" w:w="2551"/>
+            <w:vAlign w:val="center"/>
+          </w:tcPr>
+          <w:p>
+            <w:pPr>
+              <w:spacing w:before="0" w:after="0" w:line="288" w:lineRule="auto"/>
+              <w:jc w:val="left"/>
+            </w:pPr>
+            <w:r/>
+            <w:r>
+              <w:rPr>
+                <w:rFonts w:ascii="Times New Roman" w:hAnsi="Times New Roman" w:eastAsia="宋体" w:cs="Times New Roman"/>
+                <w:b w:val="0"/>
+                <w:i w:val="0"/>
+                <w:color w:val="000000"/>
+                <w:sz w:val="20"/>
+              </w:rPr>
+              <w:t>code=200, hits 数组</w:t>
+            </w:r>
+          </w:p>
+        </w:tc>
+        <w:tc>
+          <w:tcPr>
+            <w:tcW w:type="dxa" w:w="850"/>
+            <w:vAlign w:val="center"/>
+          </w:tcPr>
+          <w:p>
+            <w:pPr>
+              <w:spacing w:before="0" w:after="0" w:line="288" w:lineRule="auto"/>
+              <w:jc w:val="left"/>
+            </w:pPr>
+            <w:r/>
+            <w:r>
+              <w:rPr>
+                <w:rFonts w:ascii="Times New Roman" w:hAnsi="Times New Roman" w:eastAsia="宋体" w:cs="Times New Roman"/>
+                <w:b w:val="0"/>
+                <w:i w:val="0"/>
+                <w:color w:val="000000"/>
+                <w:sz w:val="20"/>
+              </w:rPr>
+              <w:t>PASS</w:t>
+            </w:r>
+          </w:p>
+        </w:tc>
+      </w:tr>
+    </w:tbl>
+    <w:p>
+      <w:pPr>
+        <w:pStyle w:val="Heading1"/>
+        <w:spacing w:before="280" w:after="120"/>
+        <w:jc w:val="left"/>
+      </w:pPr>
+      <w:r>
+        <w:rPr>
+          <w:rFonts w:ascii="Times New Roman" w:hAnsi="Times New Roman" w:eastAsia="宋体" w:cs="Times New Roman"/>
+          <w:b/>
+          <w:i w:val="0"/>
+          <w:color w:val="000000"/>
+          <w:sz w:val="36"/>
+        </w:rPr>
+        <w:t>八点八、RabbitMQ 事件流测试 (rabbitmq_test.py, V5 迭代)</w:t>
+      </w:r>
+    </w:p>
+    <w:p>
+      <w:pPr>
+        <w:spacing w:before="0" w:after="80" w:line="360" w:lineRule="auto"/>
+        <w:ind w:firstLine="420"/>
+        <w:jc w:val="both"/>
+      </w:pPr>
+      <w:r>
+        <w:rPr>
+          <w:rFonts w:ascii="Times New Roman" w:hAnsi="Times New Roman" w:eastAsia="宋体" w:cs="Times New Roman"/>
+          <w:b w:val="0"/>
+          <w:i w:val="0"/>
+          <w:color w:val="000000"/>
+          <w:sz w:val="21"/>
+        </w:rPr>
+        <w:t>V5 迭代在系统中引入 RabbitMQ 消息中间件，order-service 在订单创建/支付/取消时发布事件，product-service 与 log-service 通过各自队列订阅处理。本测试通过 11 个用例验证事件发布、消费、持久化的完整链路，全部通过。</w:t>
+      </w:r>
+    </w:p>
+    <w:tbl>
+      <w:tblPr>
+        <w:tblStyle w:val="TableGrid"/>
+        <w:tblW w:type="auto" w:w="0"/>
+        <w:jc w:val="center"/>
+        <w:tblLook w:firstColumn="1" w:firstRow="1" w:lastColumn="0" w:lastRow="0" w:noHBand="0" w:noVBand="1" w:val="04A0"/>
+        <w:tblBorders>
+          <w:top w:val="single" w:sz="6" w:color="000000"/>
+          <w:left w:val="single" w:sz="6" w:color="000000"/>
+          <w:bottom w:val="single" w:sz="6" w:color="000000"/>
+          <w:right w:val="single" w:sz="6" w:color="000000"/>
+          <w:insideH w:val="single" w:sz="6" w:color="000000"/>
+          <w:insideV w:val="single" w:sz="6" w:color="000000"/>
+        </w:tblBorders>
+      </w:tblPr>
+      <w:tblGrid>
+        <w:gridCol w:w="1881"/>
+        <w:gridCol w:w="1881"/>
+        <w:gridCol w:w="1881"/>
+        <w:gridCol w:w="1881"/>
+        <w:gridCol w:w="1881"/>
+      </w:tblGrid>
+      <w:tr>
+        <w:tc>
+          <w:tcPr>
+            <w:tcW w:type="dxa" w:w="567"/>
+            <w:shd w:val="clear" w:color="auto" w:fill="D9E2F3"/>
+            <w:vAlign w:val="center"/>
+          </w:tcPr>
+          <w:p>
+            <w:pPr>
+              <w:spacing w:before="0" w:after="0" w:line="288" w:lineRule="auto"/>
+              <w:jc w:val="center"/>
+            </w:pPr>
+            <w:r/>
+            <w:r>
+              <w:rPr>
+                <w:rFonts w:ascii="Times New Roman" w:hAnsi="Times New Roman" w:eastAsia="宋体" w:cs="Times New Roman"/>
+                <w:b/>
+                <w:i w:val="0"/>
+                <w:color w:val="000000"/>
+                <w:sz w:val="20"/>
+              </w:rPr>
+              <w:t>#</w:t>
+            </w:r>
+          </w:p>
+        </w:tc>
+        <w:tc>
+          <w:tcPr>
+            <w:tcW w:type="dxa" w:w="2551"/>
+            <w:shd w:val="clear" w:color="auto" w:fill="D9E2F3"/>
+            <w:vAlign w:val="center"/>
+          </w:tcPr>
+          <w:p>
+            <w:pPr>
+              <w:spacing w:before="0" w:after="0" w:line="288" w:lineRule="auto"/>
+              <w:jc w:val="center"/>
+            </w:pPr>
+            <w:r/>
+            <w:r>
+              <w:rPr>
+                <w:rFonts w:ascii="Times New Roman" w:hAnsi="Times New Roman" w:eastAsia="宋体" w:cs="Times New Roman"/>
+                <w:b/>
+                <w:i w:val="0"/>
+                <w:color w:val="000000"/>
+                <w:sz w:val="20"/>
+              </w:rPr>
+              <w:t>测试场景</w:t>
+            </w:r>
+          </w:p>
+        </w:tc>
+        <w:tc>
+          <w:tcPr>
+            <w:tcW w:type="dxa" w:w="2835"/>
+            <w:shd w:val="clear" w:color="auto" w:fill="D9E2F3"/>
+            <w:vAlign w:val="center"/>
+          </w:tcPr>
+          <w:p>
+            <w:pPr>
+              <w:spacing w:before="0" w:after="0" w:line="288" w:lineRule="auto"/>
+              <w:jc w:val="center"/>
+            </w:pPr>
+            <w:r/>
+            <w:r>
+              <w:rPr>
+                <w:rFonts w:ascii="Times New Roman" w:hAnsi="Times New Roman" w:eastAsia="宋体" w:cs="Times New Roman"/>
+                <w:b/>
+                <w:i w:val="0"/>
+                <w:color w:val="000000"/>
+                <w:sz w:val="20"/>
+              </w:rPr>
+              <w:t>预期</w:t>
+            </w:r>
+          </w:p>
+        </w:tc>
+        <w:tc>
+          <w:tcPr>
+            <w:tcW w:type="dxa" w:w="2551"/>
+            <w:shd w:val="clear" w:color="auto" w:fill="D9E2F3"/>
+            <w:vAlign w:val="center"/>
+          </w:tcPr>
+          <w:p>
+            <w:pPr>
+              <w:spacing w:before="0" w:after="0" w:line="288" w:lineRule="auto"/>
+              <w:jc w:val="center"/>
+            </w:pPr>
+            <w:r/>
+            <w:r>
+              <w:rPr>
+                <w:rFonts w:ascii="Times New Roman" w:hAnsi="Times New Roman" w:eastAsia="宋体" w:cs="Times New Roman"/>
+                <w:b/>
+                <w:i w:val="0"/>
+                <w:color w:val="000000"/>
+                <w:sz w:val="20"/>
+              </w:rPr>
+              <w:t>实际</w:t>
+            </w:r>
+          </w:p>
+        </w:tc>
+        <w:tc>
+          <w:tcPr>
+            <w:tcW w:type="dxa" w:w="850"/>
+            <w:shd w:val="clear" w:color="auto" w:fill="D9E2F3"/>
+            <w:vAlign w:val="center"/>
+          </w:tcPr>
+          <w:p>
+            <w:pPr>
+              <w:spacing w:before="0" w:after="0" w:line="288" w:lineRule="auto"/>
+              <w:jc w:val="center"/>
+            </w:pPr>
+            <w:r/>
+            <w:r>
+              <w:rPr>
+                <w:rFonts w:ascii="Times New Roman" w:hAnsi="Times New Roman" w:eastAsia="宋体" w:cs="Times New Roman"/>
+                <w:b/>
+                <w:i w:val="0"/>
+                <w:color w:val="000000"/>
+                <w:sz w:val="20"/>
+              </w:rPr>
+              <w:t>结果</w:t>
+            </w:r>
+          </w:p>
+        </w:tc>
+      </w:tr>
+      <w:tr>
+        <w:tc>
+          <w:tcPr>
+            <w:tcW w:type="dxa" w:w="567"/>
+            <w:vAlign w:val="center"/>
+          </w:tcPr>
+          <w:p>
+            <w:pPr>
+              <w:spacing w:before="0" w:after="0" w:line="288" w:lineRule="auto"/>
+              <w:jc w:val="center"/>
+            </w:pPr>
+            <w:r/>
+            <w:r>
+              <w:rPr>
+                <w:rFonts w:ascii="Times New Roman" w:hAnsi="Times New Roman" w:eastAsia="宋体" w:cs="Times New Roman"/>
+                <w:b/>
+                <w:i w:val="0"/>
+                <w:color w:val="000000"/>
+                <w:sz w:val="20"/>
+              </w:rPr>
+              <w:t>1</w:t>
+            </w:r>
+          </w:p>
+        </w:tc>
+        <w:tc>
+          <w:tcPr>
+            <w:tcW w:type="dxa" w:w="2551"/>
+            <w:vAlign w:val="center"/>
+          </w:tcPr>
+          <w:p>
+            <w:pPr>
+              <w:spacing w:before="0" w:after="0" w:line="288" w:lineRule="auto"/>
+              <w:jc w:val="left"/>
+            </w:pPr>
+            <w:r/>
+            <w:r>
+              <w:rPr>
+                <w:rFonts w:ascii="Times New Roman" w:hAnsi="Times New Roman" w:eastAsia="宋体" w:cs="Times New Roman"/>
+                <w:b w:val="0"/>
+                <w:i w:val="0"/>
+                <w:color w:val="000000"/>
+                <w:sz w:val="20"/>
+              </w:rPr>
+              <w:t>管理员登录获取 ADMIN token</w:t>
+            </w:r>
+          </w:p>
+        </w:tc>
+        <w:tc>
+          <w:tcPr>
+            <w:tcW w:type="dxa" w:w="2835"/>
+            <w:vAlign w:val="center"/>
+          </w:tcPr>
+          <w:p>
+            <w:pPr>
+              <w:spacing w:before="0" w:after="0" w:line="288" w:lineRule="auto"/>
+              <w:jc w:val="left"/>
+            </w:pPr>
+            <w:r/>
+            <w:r>
+              <w:rPr>
+                <w:rFonts w:ascii="Times New Roman" w:hAnsi="Times New Roman" w:eastAsia="宋体" w:cs="Times New Roman"/>
+                <w:b w:val="0"/>
+                <w:i w:val="0"/>
+                <w:color w:val="000000"/>
+                <w:sz w:val="20"/>
+              </w:rPr>
+              <w:t>code=200, role=ADMIN</w:t>
+            </w:r>
+          </w:p>
+        </w:tc>
+        <w:tc>
+          <w:tcPr>
+            <w:tcW w:type="dxa" w:w="2551"/>
+            <w:vAlign w:val="center"/>
+          </w:tcPr>
+          <w:p>
+            <w:pPr>
+              <w:spacing w:before="0" w:after="0" w:line="288" w:lineRule="auto"/>
+              <w:jc w:val="left"/>
+            </w:pPr>
+            <w:r/>
+            <w:r>
+              <w:rPr>
+                <w:rFonts w:ascii="Times New Roman" w:hAnsi="Times New Roman" w:eastAsia="宋体" w:cs="Times New Roman"/>
+                <w:b w:val="0"/>
+                <w:i w:val="0"/>
+                <w:color w:val="000000"/>
+                <w:sz w:val="20"/>
+              </w:rPr>
+              <w:t>code=200, role=ADMIN</w:t>
+            </w:r>
+          </w:p>
+        </w:tc>
+        <w:tc>
+          <w:tcPr>
+            <w:tcW w:type="dxa" w:w="850"/>
+            <w:vAlign w:val="center"/>
+          </w:tcPr>
+          <w:p>
+            <w:pPr>
+              <w:spacing w:before="0" w:after="0" w:line="288" w:lineRule="auto"/>
+              <w:jc w:val="left"/>
+            </w:pPr>
+            <w:r/>
+            <w:r>
+              <w:rPr>
+                <w:rFonts w:ascii="Times New Roman" w:hAnsi="Times New Roman" w:eastAsia="宋体" w:cs="Times New Roman"/>
+                <w:b w:val="0"/>
+                <w:i w:val="0"/>
+                <w:color w:val="000000"/>
+                <w:sz w:val="20"/>
+              </w:rPr>
+              <w:t>PASS</w:t>
+            </w:r>
+          </w:p>
+        </w:tc>
+      </w:tr>
+      <w:tr>
+        <w:tc>
+          <w:tcPr>
+            <w:tcW w:type="dxa" w:w="567"/>
+            <w:vAlign w:val="center"/>
+          </w:tcPr>
+          <w:p>
+            <w:pPr>
+              <w:spacing w:before="0" w:after="0" w:line="288" w:lineRule="auto"/>
+              <w:jc w:val="center"/>
+            </w:pPr>
+            <w:r/>
+            <w:r>
+              <w:rPr>
+                <w:rFonts w:ascii="Times New Roman" w:hAnsi="Times New Roman" w:eastAsia="宋体" w:cs="Times New Roman"/>
+                <w:b/>
+                <w:i w:val="0"/>
+                <w:color w:val="000000"/>
+                <w:sz w:val="20"/>
+              </w:rPr>
+              <w:t>2</w:t>
+            </w:r>
+          </w:p>
+        </w:tc>
+        <w:tc>
+          <w:tcPr>
+            <w:tcW w:type="dxa" w:w="2551"/>
+            <w:vAlign w:val="center"/>
+          </w:tcPr>
+          <w:p>
+            <w:pPr>
+              <w:spacing w:before="0" w:after="0" w:line="288" w:lineRule="auto"/>
+              <w:jc w:val="left"/>
+            </w:pPr>
+            <w:r/>
+            <w:r>
+              <w:rPr>
+                <w:rFonts w:ascii="Times New Roman" w:hAnsi="Times New Roman" w:eastAsia="宋体" w:cs="Times New Roman"/>
+                <w:b w:val="0"/>
+                <w:i w:val="0"/>
+                <w:color w:val="000000"/>
+                <w:sz w:val="20"/>
+              </w:rPr>
+              <w:t>注册新用户并登录</w:t>
+            </w:r>
+          </w:p>
+        </w:tc>
+        <w:tc>
+          <w:tcPr>
+            <w:tcW w:type="dxa" w:w="2835"/>
+            <w:vAlign w:val="center"/>
+          </w:tcPr>
+          <w:p>
+            <w:pPr>
+              <w:spacing w:before="0" w:after="0" w:line="288" w:lineRule="auto"/>
+              <w:jc w:val="left"/>
+            </w:pPr>
+            <w:r/>
+            <w:r>
+              <w:rPr>
+                <w:rFonts w:ascii="Times New Roman" w:hAnsi="Times New Roman" w:eastAsia="宋体" w:cs="Times New Roman"/>
+                <w:b w:val="0"/>
+                <w:i w:val="0"/>
+                <w:color w:val="000000"/>
+                <w:sz w:val="20"/>
+              </w:rPr>
+              <w:t>code=200, token 已获取</w:t>
+            </w:r>
+          </w:p>
+        </w:tc>
+        <w:tc>
+          <w:tcPr>
+            <w:tcW w:type="dxa" w:w="2551"/>
+            <w:vAlign w:val="center"/>
+          </w:tcPr>
+          <w:p>
+            <w:pPr>
+              <w:spacing w:before="0" w:after="0" w:line="288" w:lineRule="auto"/>
+              <w:jc w:val="left"/>
+            </w:pPr>
+            <w:r/>
+            <w:r>
+              <w:rPr>
+                <w:rFonts w:ascii="Times New Roman" w:hAnsi="Times New Roman" w:eastAsia="宋体" w:cs="Times New Roman"/>
+                <w:b w:val="0"/>
+                <w:i w:val="0"/>
+                <w:color w:val="000000"/>
+                <w:sz w:val="20"/>
+              </w:rPr>
+              <w:t>code=200, token 已获取</w:t>
+            </w:r>
+          </w:p>
+        </w:tc>
+        <w:tc>
+          <w:tcPr>
+            <w:tcW w:type="dxa" w:w="850"/>
+            <w:vAlign w:val="center"/>
+          </w:tcPr>
+          <w:p>
+            <w:pPr>
+              <w:spacing w:before="0" w:after="0" w:line="288" w:lineRule="auto"/>
+              <w:jc w:val="left"/>
+            </w:pPr>
+            <w:r/>
+            <w:r>
+              <w:rPr>
+                <w:rFonts w:ascii="Times New Roman" w:hAnsi="Times New Roman" w:eastAsia="宋体" w:cs="Times New Roman"/>
+                <w:b w:val="0"/>
+                <w:i w:val="0"/>
+                <w:color w:val="000000"/>
+                <w:sz w:val="20"/>
+              </w:rPr>
+              <w:t>PASS</w:t>
+            </w:r>
+          </w:p>
+        </w:tc>
+      </w:tr>
+      <w:tr>
+        <w:tc>
+          <w:tcPr>
+            <w:tcW w:type="dxa" w:w="567"/>
+            <w:vAlign w:val="center"/>
+          </w:tcPr>
+          <w:p>
+            <w:pPr>
+              <w:spacing w:before="0" w:after="0" w:line="288" w:lineRule="auto"/>
+              <w:jc w:val="center"/>
+            </w:pPr>
+            <w:r/>
+            <w:r>
+              <w:rPr>
+                <w:rFonts w:ascii="Times New Roman" w:hAnsi="Times New Roman" w:eastAsia="宋体" w:cs="Times New Roman"/>
+                <w:b/>
+                <w:i w:val="0"/>
+                <w:color w:val="000000"/>
+                <w:sz w:val="20"/>
+              </w:rPr>
+              <w:t>3</w:t>
+            </w:r>
+          </w:p>
+        </w:tc>
+        <w:tc>
+          <w:tcPr>
+            <w:tcW w:type="dxa" w:w="2551"/>
+            <w:vAlign w:val="center"/>
+          </w:tcPr>
+          <w:p>
+            <w:pPr>
+              <w:spacing w:before="0" w:after="0" w:line="288" w:lineRule="auto"/>
+              <w:jc w:val="left"/>
+            </w:pPr>
+            <w:r/>
+            <w:r>
+              <w:rPr>
+                <w:rFonts w:ascii="Times New Roman" w:hAnsi="Times New Roman" w:eastAsia="宋体" w:cs="Times New Roman"/>
+                <w:b w:val="0"/>
+                <w:i w:val="0"/>
+                <w:color w:val="000000"/>
+                <w:sz w:val="20"/>
+              </w:rPr>
+              <w:t>创建订单 (publish order.created)</w:t>
+            </w:r>
+          </w:p>
+        </w:tc>
+        <w:tc>
+          <w:tcPr>
+            <w:tcW w:type="dxa" w:w="2835"/>
+            <w:vAlign w:val="center"/>
+          </w:tcPr>
+          <w:p>
+            <w:pPr>
+              <w:spacing w:before="0" w:after="0" w:line="288" w:lineRule="auto"/>
+              <w:jc w:val="left"/>
+            </w:pPr>
+            <w:r/>
+            <w:r>
+              <w:rPr>
+                <w:rFonts w:ascii="Times New Roman" w:hAnsi="Times New Roman" w:eastAsia="宋体" w:cs="Times New Roman"/>
+                <w:b w:val="0"/>
+                <w:i w:val="0"/>
+                <w:color w:val="000000"/>
+                <w:sz w:val="20"/>
+              </w:rPr>
+              <w:t>code=200, orderNo 已生成</w:t>
+            </w:r>
+          </w:p>
+        </w:tc>
+        <w:tc>
+          <w:tcPr>
+            <w:tcW w:type="dxa" w:w="2551"/>
+            <w:vAlign w:val="center"/>
+          </w:tcPr>
+          <w:p>
+            <w:pPr>
+              <w:spacing w:before="0" w:after="0" w:line="288" w:lineRule="auto"/>
+              <w:jc w:val="left"/>
+            </w:pPr>
+            <w:r/>
+            <w:r>
+              <w:rPr>
+                <w:rFonts w:ascii="Times New Roman" w:hAnsi="Times New Roman" w:eastAsia="宋体" w:cs="Times New Roman"/>
+                <w:b w:val="0"/>
+                <w:i w:val="0"/>
+                <w:color w:val="000000"/>
+                <w:sz w:val="20"/>
+              </w:rPr>
+              <w:t>code=200, orderId 已生成</w:t>
+            </w:r>
+          </w:p>
+        </w:tc>
+        <w:tc>
+          <w:tcPr>
+            <w:tcW w:type="dxa" w:w="850"/>
+            <w:vAlign w:val="center"/>
+          </w:tcPr>
+          <w:p>
+            <w:pPr>
+              <w:spacing w:before="0" w:after="0" w:line="288" w:lineRule="auto"/>
+              <w:jc w:val="left"/>
+            </w:pPr>
+            <w:r/>
+            <w:r>
+              <w:rPr>
+                <w:rFonts w:ascii="Times New Roman" w:hAnsi="Times New Roman" w:eastAsia="宋体" w:cs="Times New Roman"/>
+                <w:b w:val="0"/>
+                <w:i w:val="0"/>
+                <w:color w:val="000000"/>
+                <w:sz w:val="20"/>
+              </w:rPr>
+              <w:t>PASS</w:t>
+            </w:r>
+          </w:p>
+        </w:tc>
+      </w:tr>
+      <w:tr>
+        <w:tc>
+          <w:tcPr>
+            <w:tcW w:type="dxa" w:w="567"/>
+            <w:vAlign w:val="center"/>
+          </w:tcPr>
+          <w:p>
+            <w:pPr>
+              <w:spacing w:before="0" w:after="0" w:line="288" w:lineRule="auto"/>
+              <w:jc w:val="center"/>
+            </w:pPr>
+            <w:r/>
+            <w:r>
+              <w:rPr>
+                <w:rFonts w:ascii="Times New Roman" w:hAnsi="Times New Roman" w:eastAsia="宋体" w:cs="Times New Roman"/>
+                <w:b/>
+                <w:i w:val="0"/>
+                <w:color w:val="000000"/>
+                <w:sz w:val="20"/>
+              </w:rPr>
+              <w:t>4</w:t>
+            </w:r>
+          </w:p>
+        </w:tc>
+        <w:tc>
+          <w:tcPr>
+            <w:tcW w:type="dxa" w:w="2551"/>
+            <w:vAlign w:val="center"/>
+          </w:tcPr>
+          <w:p>
+            <w:pPr>
+              <w:spacing w:before="0" w:after="0" w:line="288" w:lineRule="auto"/>
+              <w:jc w:val="left"/>
+            </w:pPr>
+            <w:r/>
+            <w:r>
+              <w:rPr>
+                <w:rFonts w:ascii="Times New Roman" w:hAnsi="Times New Roman" w:eastAsia="宋体" w:cs="Times New Roman"/>
+                <w:b w:val="0"/>
+                <w:i w:val="0"/>
+                <w:color w:val="000000"/>
+                <w:sz w:val="20"/>
+              </w:rPr>
+              <w:t>支付订单 (publish order.paid)</w:t>
+            </w:r>
+          </w:p>
+        </w:tc>
+        <w:tc>
+          <w:tcPr>
+            <w:tcW w:type="dxa" w:w="2835"/>
+            <w:vAlign w:val="center"/>
+          </w:tcPr>
+          <w:p>
+            <w:pPr>
+              <w:spacing w:before="0" w:after="0" w:line="288" w:lineRule="auto"/>
+              <w:jc w:val="left"/>
+            </w:pPr>
+            <w:r/>
+            <w:r>
+              <w:rPr>
+                <w:rFonts w:ascii="Times New Roman" w:hAnsi="Times New Roman" w:eastAsia="宋体" w:cs="Times New Roman"/>
+                <w:b w:val="0"/>
+                <w:i w:val="0"/>
+                <w:color w:val="000000"/>
+                <w:sz w:val="20"/>
+              </w:rPr>
+              <w:t>code=200, status 0→1</w:t>
+            </w:r>
+          </w:p>
+        </w:tc>
+        <w:tc>
+          <w:tcPr>
+            <w:tcW w:type="dxa" w:w="2551"/>
+            <w:vAlign w:val="center"/>
+          </w:tcPr>
+          <w:p>
+            <w:pPr>
+              <w:spacing w:before="0" w:after="0" w:line="288" w:lineRule="auto"/>
+              <w:jc w:val="left"/>
+            </w:pPr>
+            <w:r/>
+            <w:r>
+              <w:rPr>
+                <w:rFonts w:ascii="Times New Roman" w:hAnsi="Times New Roman" w:eastAsia="宋体" w:cs="Times New Roman"/>
+                <w:b w:val="0"/>
+                <w:i w:val="0"/>
+                <w:color w:val="000000"/>
+                <w:sz w:val="20"/>
+              </w:rPr>
+              <w:t>code=200, Order paid</w:t>
+            </w:r>
+          </w:p>
+        </w:tc>
+        <w:tc>
+          <w:tcPr>
+            <w:tcW w:type="dxa" w:w="850"/>
+            <w:vAlign w:val="center"/>
+          </w:tcPr>
+          <w:p>
+            <w:pPr>
+              <w:spacing w:before="0" w:after="0" w:line="288" w:lineRule="auto"/>
+              <w:jc w:val="left"/>
+            </w:pPr>
+            <w:r/>
+            <w:r>
+              <w:rPr>
+                <w:rFonts w:ascii="Times New Roman" w:hAnsi="Times New Roman" w:eastAsia="宋体" w:cs="Times New Roman"/>
+                <w:b w:val="0"/>
+                <w:i w:val="0"/>
+                <w:color w:val="000000"/>
+                <w:sz w:val="20"/>
+              </w:rPr>
+              <w:t>PASS</w:t>
+            </w:r>
+          </w:p>
+        </w:tc>
+      </w:tr>
+      <w:tr>
+        <w:tc>
+          <w:tcPr>
+            <w:tcW w:type="dxa" w:w="567"/>
+            <w:vAlign w:val="center"/>
+          </w:tcPr>
+          <w:p>
+            <w:pPr>
+              <w:spacing w:before="0" w:after="0" w:line="288" w:lineRule="auto"/>
+              <w:jc w:val="center"/>
+            </w:pPr>
+            <w:r/>
+            <w:r>
+              <w:rPr>
+                <w:rFonts w:ascii="Times New Roman" w:hAnsi="Times New Roman" w:eastAsia="宋体" w:cs="Times New Roman"/>
+                <w:b/>
+                <w:i w:val="0"/>
+                <w:color w:val="000000"/>
+                <w:sz w:val="20"/>
+              </w:rPr>
+              <w:t>5</w:t>
+            </w:r>
+          </w:p>
+        </w:tc>
+        <w:tc>
+          <w:tcPr>
+            <w:tcW w:type="dxa" w:w="2551"/>
+            <w:vAlign w:val="center"/>
+          </w:tcPr>
+          <w:p>
+            <w:pPr>
+              <w:spacing w:before="0" w:after="0" w:line="288" w:lineRule="auto"/>
+              <w:jc w:val="left"/>
+            </w:pPr>
+            <w:r/>
+            <w:r>
+              <w:rPr>
+                <w:rFonts w:ascii="Times New Roman" w:hAnsi="Times New Roman" w:eastAsia="宋体" w:cs="Times New Roman"/>
+                <w:b w:val="0"/>
+                <w:i w:val="0"/>
+                <w:color w:val="000000"/>
+                <w:sz w:val="20"/>
+              </w:rPr>
+              <w:t>取消订单 (publish order.cancelled)</w:t>
+            </w:r>
+          </w:p>
+        </w:tc>
+        <w:tc>
+          <w:tcPr>
+            <w:tcW w:type="dxa" w:w="2835"/>
+            <w:vAlign w:val="center"/>
+          </w:tcPr>
+          <w:p>
+            <w:pPr>
+              <w:spacing w:before="0" w:after="0" w:line="288" w:lineRule="auto"/>
+              <w:jc w:val="left"/>
+            </w:pPr>
+            <w:r/>
+            <w:r>
+              <w:rPr>
+                <w:rFonts w:ascii="Times New Roman" w:hAnsi="Times New Roman" w:eastAsia="宋体" w:cs="Times New Roman"/>
+                <w:b w:val="0"/>
+                <w:i w:val="0"/>
+                <w:color w:val="000000"/>
+                <w:sz w:val="20"/>
+              </w:rPr>
+              <w:t>code=200, status 0→4</w:t>
+            </w:r>
+          </w:p>
+        </w:tc>
+        <w:tc>
+          <w:tcPr>
+            <w:tcW w:type="dxa" w:w="2551"/>
+            <w:vAlign w:val="center"/>
+          </w:tcPr>
+          <w:p>
+            <w:pPr>
+              <w:spacing w:before="0" w:after="0" w:line="288" w:lineRule="auto"/>
+              <w:jc w:val="left"/>
+            </w:pPr>
+            <w:r/>
+            <w:r>
+              <w:rPr>
+                <w:rFonts w:ascii="Times New Roman" w:hAnsi="Times New Roman" w:eastAsia="宋体" w:cs="Times New Roman"/>
+                <w:b w:val="0"/>
+                <w:i w:val="0"/>
+                <w:color w:val="000000"/>
+                <w:sz w:val="20"/>
+              </w:rPr>
+              <w:t>code=200, Order cancelled</w:t>
+            </w:r>
+          </w:p>
+        </w:tc>
+        <w:tc>
+          <w:tcPr>
+            <w:tcW w:type="dxa" w:w="850"/>
+            <w:vAlign w:val="center"/>
+          </w:tcPr>
+          <w:p>
+            <w:pPr>
+              <w:spacing w:before="0" w:after="0" w:line="288" w:lineRule="auto"/>
+              <w:jc w:val="left"/>
+            </w:pPr>
+            <w:r/>
+            <w:r>
+              <w:rPr>
+                <w:rFonts w:ascii="Times New Roman" w:hAnsi="Times New Roman" w:eastAsia="宋体" w:cs="Times New Roman"/>
+                <w:b w:val="0"/>
+                <w:i w:val="0"/>
+                <w:color w:val="000000"/>
+                <w:sz w:val="20"/>
+              </w:rPr>
+              <w:t>PASS</w:t>
+            </w:r>
+          </w:p>
+        </w:tc>
+      </w:tr>
+      <w:tr>
+        <w:tc>
+          <w:tcPr>
+            <w:tcW w:type="dxa" w:w="567"/>
+            <w:vAlign w:val="center"/>
+          </w:tcPr>
+          <w:p>
+            <w:pPr>
+              <w:spacing w:before="0" w:after="0" w:line="288" w:lineRule="auto"/>
+              <w:jc w:val="center"/>
+            </w:pPr>
+            <w:r/>
+            <w:r>
+              <w:rPr>
+                <w:rFonts w:ascii="Times New Roman" w:hAnsi="Times New Roman" w:eastAsia="宋体" w:cs="Times New Roman"/>
+                <w:b/>
+                <w:i w:val="0"/>
+                <w:color w:val="000000"/>
+                <w:sz w:val="20"/>
+              </w:rPr>
+              <w:t>6</w:t>
+            </w:r>
+          </w:p>
+        </w:tc>
+        <w:tc>
+          <w:tcPr>
+            <w:tcW w:type="dxa" w:w="2551"/>
+            <w:vAlign w:val="center"/>
+          </w:tcPr>
+          <w:p>
+            <w:pPr>
+              <w:spacing w:before="0" w:after="0" w:line="288" w:lineRule="auto"/>
+              <w:jc w:val="left"/>
+            </w:pPr>
+            <w:r/>
+            <w:r>
+              <w:rPr>
+                <w:rFonts w:ascii="Times New Roman" w:hAnsi="Times New Roman" w:eastAsia="宋体" w:cs="Times New Roman"/>
+                <w:b w:val="0"/>
+                <w:i w:val="0"/>
+                <w:color w:val="000000"/>
+                <w:sz w:val="20"/>
+              </w:rPr>
+              <w:t>管理员查询 /admin/mq/events</w:t>
+            </w:r>
+          </w:p>
+        </w:tc>
+        <w:tc>
+          <w:tcPr>
+            <w:tcW w:type="dxa" w:w="2835"/>
+            <w:vAlign w:val="center"/>
+          </w:tcPr>
+          <w:p>
+            <w:pPr>
+              <w:spacing w:before="0" w:after="0" w:line="288" w:lineRule="auto"/>
+              <w:jc w:val="left"/>
+            </w:pPr>
+            <w:r/>
+            <w:r>
+              <w:rPr>
+                <w:rFonts w:ascii="Times New Roman" w:hAnsi="Times New Roman" w:eastAsia="宋体" w:cs="Times New Roman"/>
+                <w:b w:val="0"/>
+                <w:i w:val="0"/>
+                <w:color w:val="000000"/>
+                <w:sz w:val="20"/>
+              </w:rPr>
+              <w:t>code=200, total≥3 (created/paid/cancelled 各 ≥1)</w:t>
+            </w:r>
+          </w:p>
+        </w:tc>
+        <w:tc>
+          <w:tcPr>
+            <w:tcW w:type="dxa" w:w="2551"/>
+            <w:vAlign w:val="center"/>
+          </w:tcPr>
+          <w:p>
+            <w:pPr>
+              <w:spacing w:before="0" w:after="0" w:line="288" w:lineRule="auto"/>
+              <w:jc w:val="left"/>
+            </w:pPr>
+            <w:r/>
+            <w:r>
+              <w:rPr>
+                <w:rFonts w:ascii="Times New Roman" w:hAnsi="Times New Roman" w:eastAsia="宋体" w:cs="Times New Roman"/>
+                <w:b w:val="0"/>
+                <w:i w:val="0"/>
+                <w:color w:val="000000"/>
+                <w:sz w:val="20"/>
+              </w:rPr>
+              <w:t>total=4, created=2, paid=1, cancelled=1</w:t>
+            </w:r>
+          </w:p>
+        </w:tc>
+        <w:tc>
+          <w:tcPr>
+            <w:tcW w:type="dxa" w:w="850"/>
+            <w:vAlign w:val="center"/>
+          </w:tcPr>
+          <w:p>
+            <w:pPr>
+              <w:spacing w:before="0" w:after="0" w:line="288" w:lineRule="auto"/>
+              <w:jc w:val="left"/>
+            </w:pPr>
+            <w:r/>
+            <w:r>
+              <w:rPr>
+                <w:rFonts w:ascii="Times New Roman" w:hAnsi="Times New Roman" w:eastAsia="宋体" w:cs="Times New Roman"/>
+                <w:b w:val="0"/>
+                <w:i w:val="0"/>
+                <w:color w:val="000000"/>
+                <w:sz w:val="20"/>
+              </w:rPr>
+              <w:t>PASS</w:t>
+            </w:r>
+          </w:p>
+        </w:tc>
+      </w:tr>
+      <w:tr>
+        <w:tc>
+          <w:tcPr>
+            <w:tcW w:type="dxa" w:w="567"/>
+            <w:vAlign w:val="center"/>
+          </w:tcPr>
+          <w:p>
+            <w:pPr>
+              <w:spacing w:before="0" w:after="0" w:line="288" w:lineRule="auto"/>
+              <w:jc w:val="center"/>
+            </w:pPr>
+            <w:r/>
+            <w:r>
+              <w:rPr>
+                <w:rFonts w:ascii="Times New Roman" w:hAnsi="Times New Roman" w:eastAsia="宋体" w:cs="Times New Roman"/>
+                <w:b/>
+                <w:i w:val="0"/>
+                <w:color w:val="000000"/>
+                <w:sz w:val="20"/>
+              </w:rPr>
+              <w:t>7</w:t>
+            </w:r>
+          </w:p>
+        </w:tc>
+        <w:tc>
+          <w:tcPr>
+            <w:tcW w:type="dxa" w:w="2551"/>
+            <w:vAlign w:val="center"/>
+          </w:tcPr>
+          <w:p>
+            <w:pPr>
+              <w:spacing w:before="0" w:after="0" w:line="288" w:lineRule="auto"/>
+              <w:jc w:val="left"/>
+            </w:pPr>
+            <w:r/>
+            <w:r>
+              <w:rPr>
+                <w:rFonts w:ascii="Times New Roman" w:hAnsi="Times New Roman" w:eastAsia="宋体" w:cs="Times New Roman"/>
+                <w:b w:val="0"/>
+                <w:i w:val="0"/>
+                <w:color w:val="000000"/>
+                <w:sz w:val="20"/>
+              </w:rPr>
+              <w:t>三类事件计数均 ≥ 1</w:t>
+            </w:r>
+          </w:p>
+        </w:tc>
+        <w:tc>
+          <w:tcPr>
+            <w:tcW w:type="dxa" w:w="2835"/>
+            <w:vAlign w:val="center"/>
+          </w:tcPr>
+          <w:p>
+            <w:pPr>
+              <w:spacing w:before="0" w:after="0" w:line="288" w:lineRule="auto"/>
+              <w:jc w:val="left"/>
+            </w:pPr>
+            <w:r/>
+            <w:r>
+              <w:rPr>
+                <w:rFonts w:ascii="Times New Roman" w:hAnsi="Times New Roman" w:eastAsia="宋体" w:cs="Times New Roman"/>
+                <w:b w:val="0"/>
+                <w:i w:val="0"/>
+                <w:color w:val="000000"/>
+                <w:sz w:val="20"/>
+              </w:rPr>
+              <w:t>created≥1, paid≥1, cancelled≥1</w:t>
+            </w:r>
+          </w:p>
+        </w:tc>
+        <w:tc>
+          <w:tcPr>
+            <w:tcW w:type="dxa" w:w="2551"/>
+            <w:vAlign w:val="center"/>
+          </w:tcPr>
+          <w:p>
+            <w:pPr>
+              <w:spacing w:before="0" w:after="0" w:line="288" w:lineRule="auto"/>
+              <w:jc w:val="left"/>
+            </w:pPr>
+            <w:r/>
+            <w:r>
+              <w:rPr>
+                <w:rFonts w:ascii="Times New Roman" w:hAnsi="Times New Roman" w:eastAsia="宋体" w:cs="Times New Roman"/>
+                <w:b w:val="0"/>
+                <w:i w:val="0"/>
+                <w:color w:val="000000"/>
+                <w:sz w:val="20"/>
+              </w:rPr>
+              <w:t>created=2 / paid=1 / cancelled=1</w:t>
+            </w:r>
+          </w:p>
+        </w:tc>
+        <w:tc>
+          <w:tcPr>
+            <w:tcW w:type="dxa" w:w="850"/>
+            <w:vAlign w:val="center"/>
+          </w:tcPr>
+          <w:p>
+            <w:pPr>
+              <w:spacing w:before="0" w:after="0" w:line="288" w:lineRule="auto"/>
+              <w:jc w:val="left"/>
+            </w:pPr>
+            <w:r/>
+            <w:r>
+              <w:rPr>
+                <w:rFonts w:ascii="Times New Roman" w:hAnsi="Times New Roman" w:eastAsia="宋体" w:cs="Times New Roman"/>
+                <w:b w:val="0"/>
+                <w:i w:val="0"/>
+                <w:color w:val="000000"/>
+                <w:sz w:val="20"/>
+              </w:rPr>
+              <w:t>PASS</w:t>
+            </w:r>
+          </w:p>
+        </w:tc>
+      </w:tr>
+      <w:tr>
+        <w:tc>
+          <w:tcPr>
+            <w:tcW w:type="dxa" w:w="567"/>
+            <w:vAlign w:val="center"/>
+          </w:tcPr>
+          <w:p>
+            <w:pPr>
+              <w:spacing w:before="0" w:after="0" w:line="288" w:lineRule="auto"/>
+              <w:jc w:val="center"/>
+            </w:pPr>
+            <w:r/>
+            <w:r>
+              <w:rPr>
+                <w:rFonts w:ascii="Times New Roman" w:hAnsi="Times New Roman" w:eastAsia="宋体" w:cs="Times New Roman"/>
+                <w:b/>
+                <w:i w:val="0"/>
+                <w:color w:val="000000"/>
+                <w:sz w:val="20"/>
+              </w:rPr>
+              <w:t>8</w:t>
+            </w:r>
+          </w:p>
+        </w:tc>
+        <w:tc>
+          <w:tcPr>
+            <w:tcW w:type="dxa" w:w="2551"/>
+            <w:vAlign w:val="center"/>
+          </w:tcPr>
+          <w:p>
+            <w:pPr>
+              <w:spacing w:before="0" w:after="0" w:line="288" w:lineRule="auto"/>
+              <w:jc w:val="left"/>
+            </w:pPr>
+            <w:r/>
+            <w:r>
+              <w:rPr>
+                <w:rFonts w:ascii="Times New Roman" w:hAnsi="Times New Roman" w:eastAsia="宋体" w:cs="Times New Roman"/>
+                <w:b w:val="0"/>
+                <w:i w:val="0"/>
+                <w:color w:val="000000"/>
+                <w:sz w:val="20"/>
+              </w:rPr>
+              <w:t>事件集合类型完整</w:t>
+            </w:r>
+          </w:p>
+        </w:tc>
+        <w:tc>
+          <w:tcPr>
+            <w:tcW w:type="dxa" w:w="2835"/>
+            <w:vAlign w:val="center"/>
+          </w:tcPr>
+          <w:p>
+            <w:pPr>
+              <w:spacing w:before="0" w:after="0" w:line="288" w:lineRule="auto"/>
+              <w:jc w:val="left"/>
+            </w:pPr>
+            <w:r/>
+            <w:r>
+              <w:rPr>
+                <w:rFonts w:ascii="Times New Roman" w:hAnsi="Times New Roman" w:eastAsia="宋体" w:cs="Times New Roman"/>
+                <w:b w:val="0"/>
+                <w:i w:val="0"/>
+                <w:color w:val="000000"/>
+                <w:sz w:val="20"/>
+              </w:rPr>
+              <w:t>{order.created, order.paid, order.cancelled} ⊆ eventTypes</w:t>
+            </w:r>
+          </w:p>
+        </w:tc>
+        <w:tc>
+          <w:tcPr>
+            <w:tcW w:type="dxa" w:w="2551"/>
+            <w:vAlign w:val="center"/>
+          </w:tcPr>
+          <w:p>
+            <w:pPr>
+              <w:spacing w:before="0" w:after="0" w:line="288" w:lineRule="auto"/>
+              <w:jc w:val="left"/>
+            </w:pPr>
+            <w:r/>
+            <w:r>
+              <w:rPr>
+                <w:rFonts w:ascii="Times New Roman" w:hAnsi="Times New Roman" w:eastAsia="宋体" w:cs="Times New Roman"/>
+                <w:b w:val="0"/>
+                <w:i w:val="0"/>
+                <w:color w:val="000000"/>
+                <w:sz w:val="20"/>
+              </w:rPr>
+              <w:t>全部 3 种 eventType 均出现</w:t>
+            </w:r>
+          </w:p>
+        </w:tc>
+        <w:tc>
+          <w:tcPr>
+            <w:tcW w:type="dxa" w:w="850"/>
+            <w:vAlign w:val="center"/>
+          </w:tcPr>
+          <w:p>
+            <w:pPr>
+              <w:spacing w:before="0" w:after="0" w:line="288" w:lineRule="auto"/>
+              <w:jc w:val="left"/>
+            </w:pPr>
+            <w:r/>
+            <w:r>
+              <w:rPr>
+                <w:rFonts w:ascii="Times New Roman" w:hAnsi="Times New Roman" w:eastAsia="宋体" w:cs="Times New Roman"/>
+                <w:b w:val="0"/>
+                <w:i w:val="0"/>
+                <w:color w:val="000000"/>
+                <w:sz w:val="20"/>
+              </w:rPr>
+              <w:t>PASS</w:t>
+            </w:r>
+          </w:p>
+        </w:tc>
+      </w:tr>
+      <w:tr>
+        <w:tc>
+          <w:tcPr>
+            <w:tcW w:type="dxa" w:w="567"/>
+            <w:vAlign w:val="center"/>
+          </w:tcPr>
+          <w:p>
+            <w:pPr>
+              <w:spacing w:before="0" w:after="0" w:line="288" w:lineRule="auto"/>
+              <w:jc w:val="center"/>
+            </w:pPr>
+            <w:r/>
+            <w:r>
+              <w:rPr>
+                <w:rFonts w:ascii="Times New Roman" w:hAnsi="Times New Roman" w:eastAsia="宋体" w:cs="Times New Roman"/>
+                <w:b/>
+                <w:i w:val="0"/>
+                <w:color w:val="000000"/>
+                <w:sz w:val="20"/>
+              </w:rPr>
+              <w:t>9</w:t>
+            </w:r>
+          </w:p>
+        </w:tc>
+        <w:tc>
+          <w:tcPr>
+            <w:tcW w:type="dxa" w:w="2551"/>
+            <w:vAlign w:val="center"/>
+          </w:tcPr>
+          <w:p>
+            <w:pPr>
+              <w:spacing w:before="0" w:after="0" w:line="288" w:lineRule="auto"/>
+              <w:jc w:val="left"/>
+            </w:pPr>
+            <w:r/>
+            <w:r>
+              <w:rPr>
+                <w:rFonts w:ascii="Times New Roman" w:hAnsi="Times New Roman" w:eastAsia="宋体" w:cs="Times New Roman"/>
+                <w:b w:val="0"/>
+                <w:i w:val="0"/>
+                <w:color w:val="000000"/>
+                <w:sz w:val="20"/>
+              </w:rPr>
+              <w:t>log-service 落盘 logs/order-events-YYYY-MM-DD.log</w:t>
+            </w:r>
+          </w:p>
+        </w:tc>
+        <w:tc>
+          <w:tcPr>
+            <w:tcW w:type="dxa" w:w="2835"/>
+            <w:vAlign w:val="center"/>
+          </w:tcPr>
+          <w:p>
+            <w:pPr>
+              <w:spacing w:before="0" w:after="0" w:line="288" w:lineRule="auto"/>
+              <w:jc w:val="left"/>
+            </w:pPr>
+            <w:r/>
+            <w:r>
+              <w:rPr>
+                <w:rFonts w:ascii="Times New Roman" w:hAnsi="Times New Roman" w:eastAsia="宋体" w:cs="Times New Roman"/>
+                <w:b w:val="0"/>
+                <w:i w:val="0"/>
+                <w:color w:val="000000"/>
+                <w:sz w:val="20"/>
+              </w:rPr>
+              <w:t>文件存在 + 3 种事件类型均 ≥ 1</w:t>
+            </w:r>
+          </w:p>
+        </w:tc>
+        <w:tc>
+          <w:tcPr>
+            <w:tcW w:type="dxa" w:w="2551"/>
+            <w:vAlign w:val="center"/>
+          </w:tcPr>
+          <w:p>
+            <w:pPr>
+              <w:spacing w:before="0" w:after="0" w:line="288" w:lineRule="auto"/>
+              <w:jc w:val="left"/>
+            </w:pPr>
+            <w:r/>
+            <w:r>
+              <w:rPr>
+                <w:rFonts w:ascii="Times New Roman" w:hAnsi="Times New Roman" w:eastAsia="宋体" w:cs="Times New Roman"/>
+                <w:b w:val="0"/>
+                <w:i w:val="0"/>
+                <w:color w:val="000000"/>
+                <w:sz w:val="20"/>
+              </w:rPr>
+              <w:t>order.created×8, order.paid×2, order.cancelled×2</w:t>
+            </w:r>
+          </w:p>
+        </w:tc>
+        <w:tc>
+          <w:tcPr>
+            <w:tcW w:type="dxa" w:w="850"/>
+            <w:vAlign w:val="center"/>
+          </w:tcPr>
+          <w:p>
+            <w:pPr>
+              <w:spacing w:before="0" w:after="0" w:line="288" w:lineRule="auto"/>
+              <w:jc w:val="left"/>
+            </w:pPr>
+            <w:r/>
+            <w:r>
+              <w:rPr>
+                <w:rFonts w:ascii="Times New Roman" w:hAnsi="Times New Roman" w:eastAsia="宋体" w:cs="Times New Roman"/>
+                <w:b w:val="0"/>
+                <w:i w:val="0"/>
+                <w:color w:val="000000"/>
+                <w:sz w:val="20"/>
+              </w:rPr>
+              <w:t>PASS</w:t>
+            </w:r>
+          </w:p>
+        </w:tc>
+      </w:tr>
+      <w:tr>
+        <w:tc>
+          <w:tcPr>
+            <w:tcW w:type="dxa" w:w="567"/>
+            <w:vAlign w:val="center"/>
+          </w:tcPr>
+          <w:p>
+            <w:pPr>
+              <w:spacing w:before="0" w:after="0" w:line="288" w:lineRule="auto"/>
+              <w:jc w:val="center"/>
+            </w:pPr>
+            <w:r/>
+            <w:r>
+              <w:rPr>
+                <w:rFonts w:ascii="Times New Roman" w:hAnsi="Times New Roman" w:eastAsia="宋体" w:cs="Times New Roman"/>
+                <w:b/>
+                <w:i w:val="0"/>
+                <w:color w:val="000000"/>
+                <w:sz w:val="20"/>
+              </w:rPr>
+              <w:t>10</w:t>
+            </w:r>
+          </w:p>
+        </w:tc>
+        <w:tc>
+          <w:tcPr>
+            <w:tcW w:type="dxa" w:w="2551"/>
+            <w:vAlign w:val="center"/>
+          </w:tcPr>
+          <w:p>
+            <w:pPr>
+              <w:spacing w:before="0" w:after="0" w:line="288" w:lineRule="auto"/>
+              <w:jc w:val="left"/>
+            </w:pPr>
+            <w:r/>
+            <w:r>
+              <w:rPr>
+                <w:rFonts w:ascii="Times New Roman" w:hAnsi="Times New Roman" w:eastAsia="宋体" w:cs="Times New Roman"/>
+                <w:b w:val="0"/>
+                <w:i w:val="0"/>
+                <w:color w:val="000000"/>
+                <w:sz w:val="20"/>
+              </w:rPr>
+              <w:t>日志行格式校验</w:t>
+            </w:r>
+          </w:p>
+        </w:tc>
+        <w:tc>
+          <w:tcPr>
+            <w:tcW w:type="dxa" w:w="2835"/>
+            <w:vAlign w:val="center"/>
+          </w:tcPr>
+          <w:p>
+            <w:pPr>
+              <w:spacing w:before="0" w:after="0" w:line="288" w:lineRule="auto"/>
+              <w:jc w:val="left"/>
+            </w:pPr>
+            <w:r/>
+            <w:r>
+              <w:rPr>
+                <w:rFonts w:ascii="Times New Roman" w:hAnsi="Times New Roman" w:eastAsia="宋体" w:cs="Times New Roman"/>
+                <w:b w:val="0"/>
+                <w:i w:val="0"/>
+                <w:color w:val="000000"/>
+                <w:sz w:val="20"/>
+              </w:rPr>
+              <w:t>含 eventId / orderId / orderNo / userId / productId / qty / amount / status</w:t>
+            </w:r>
+          </w:p>
+        </w:tc>
+        <w:tc>
+          <w:tcPr>
+            <w:tcW w:type="dxa" w:w="2551"/>
+            <w:vAlign w:val="center"/>
+          </w:tcPr>
+          <w:p>
+            <w:pPr>
+              <w:spacing w:before="0" w:after="0" w:line="288" w:lineRule="auto"/>
+              <w:jc w:val="left"/>
+            </w:pPr>
+            <w:r/>
+            <w:r>
+              <w:rPr>
+                <w:rFonts w:ascii="Times New Roman" w:hAnsi="Times New Roman" w:eastAsia="宋体" w:cs="Times New Roman"/>
+                <w:b w:val="0"/>
+                <w:i w:val="0"/>
+                <w:color w:val="000000"/>
+                <w:sz w:val="20"/>
+              </w:rPr>
+              <w:t>全部 8 个字段均存在</w:t>
+            </w:r>
+          </w:p>
+        </w:tc>
+        <w:tc>
+          <w:tcPr>
+            <w:tcW w:type="dxa" w:w="850"/>
+            <w:vAlign w:val="center"/>
+          </w:tcPr>
+          <w:p>
+            <w:pPr>
+              <w:spacing w:before="0" w:after="0" w:line="288" w:lineRule="auto"/>
+              <w:jc w:val="left"/>
+            </w:pPr>
+            <w:r/>
+            <w:r>
+              <w:rPr>
+                <w:rFonts w:ascii="Times New Roman" w:hAnsi="Times New Roman" w:eastAsia="宋体" w:cs="Times New Roman"/>
+                <w:b w:val="0"/>
+                <w:i w:val="0"/>
+                <w:color w:val="000000"/>
+                <w:sz w:val="20"/>
+              </w:rPr>
+              <w:t>PASS</w:t>
+            </w:r>
+          </w:p>
+        </w:tc>
+      </w:tr>
+      <w:tr>
+        <w:tc>
+          <w:tcPr>
+            <w:tcW w:type="dxa" w:w="567"/>
+            <w:vAlign w:val="center"/>
+          </w:tcPr>
+          <w:p>
+            <w:pPr>
+              <w:spacing w:before="0" w:after="0" w:line="288" w:lineRule="auto"/>
+              <w:jc w:val="center"/>
+            </w:pPr>
+            <w:r/>
+            <w:r>
+              <w:rPr>
+                <w:rFonts w:ascii="Times New Roman" w:hAnsi="Times New Roman" w:eastAsia="宋体" w:cs="Times New Roman"/>
+                <w:b/>
+                <w:i w:val="0"/>
+                <w:color w:val="000000"/>
+                <w:sz w:val="20"/>
+              </w:rPr>
+              <w:t>11</w:t>
+            </w:r>
+          </w:p>
+        </w:tc>
+        <w:tc>
+          <w:tcPr>
+            <w:tcW w:type="dxa" w:w="2551"/>
+            <w:vAlign w:val="center"/>
+          </w:tcPr>
+          <w:p>
+            <w:pPr>
+              <w:spacing w:before="0" w:after="0" w:line="288" w:lineRule="auto"/>
+              <w:jc w:val="left"/>
+            </w:pPr>
+            <w:r/>
+            <w:r>
+              <w:rPr>
+                <w:rFonts w:ascii="Times New Roman" w:hAnsi="Times New Roman" w:eastAsia="宋体" w:cs="Times New Roman"/>
+                <w:b w:val="0"/>
+                <w:i w:val="0"/>
+                <w:color w:val="000000"/>
+                <w:sz w:val="20"/>
+              </w:rPr>
+              <w:t>普通用户访问 /admin/mq/events</w:t>
+            </w:r>
+          </w:p>
+        </w:tc>
+        <w:tc>
+          <w:tcPr>
+            <w:tcW w:type="dxa" w:w="2835"/>
+            <w:vAlign w:val="center"/>
+          </w:tcPr>
+          <w:p>
+            <w:pPr>
+              <w:spacing w:before="0" w:after="0" w:line="288" w:lineRule="auto"/>
+              <w:jc w:val="left"/>
+            </w:pPr>
+            <w:r/>
+            <w:r>
+              <w:rPr>
+                <w:rFonts w:ascii="Times New Roman" w:hAnsi="Times New Roman" w:eastAsia="宋体" w:cs="Times New Roman"/>
+                <w:b w:val="0"/>
+                <w:i w:val="0"/>
+                <w:color w:val="000000"/>
+                <w:sz w:val="20"/>
+              </w:rPr>
+              <w:t>HTTP 403 / 业务码 403</w:t>
+            </w:r>
+          </w:p>
+        </w:tc>
+        <w:tc>
+          <w:tcPr>
+            <w:tcW w:type="dxa" w:w="2551"/>
+            <w:vAlign w:val="center"/>
+          </w:tcPr>
+          <w:p>
+            <w:pPr>
+              <w:spacing w:before="0" w:after="0" w:line="288" w:lineRule="auto"/>
+              <w:jc w:val="left"/>
+            </w:pPr>
+            <w:r/>
+            <w:r>
+              <w:rPr>
+                <w:rFonts w:ascii="Times New Roman" w:hAnsi="Times New Roman" w:eastAsia="宋体" w:cs="Times New Roman"/>
+                <w:b w:val="0"/>
+                <w:i w:val="0"/>
+                <w:color w:val="000000"/>
+                <w:sz w:val="20"/>
+              </w:rPr>
+              <w:t>code=403, Admin role required</w:t>
+            </w:r>
+          </w:p>
+        </w:tc>
+        <w:tc>
+          <w:tcPr>
+            <w:tcW w:type="dxa" w:w="850"/>
+            <w:vAlign w:val="center"/>
+          </w:tcPr>
+          <w:p>
+            <w:pPr>
+              <w:spacing w:before="0" w:after="0" w:line="288" w:lineRule="auto"/>
+              <w:jc w:val="left"/>
+            </w:pPr>
+            <w:r/>
+            <w:r>
+              <w:rPr>
+                <w:rFonts w:ascii="Times New Roman" w:hAnsi="Times New Roman" w:eastAsia="宋体" w:cs="Times New Roman"/>
+                <w:b w:val="0"/>
+                <w:i w:val="0"/>
+                <w:color w:val="000000"/>
+                <w:sz w:val="20"/>
+              </w:rPr>
+              <w:t>PASS</w:t>
+            </w:r>
+          </w:p>
+        </w:tc>
+      </w:tr>
+    </w:tbl>
+    <w:p>
+      <w:pPr>
+        <w:spacing w:before="0" w:after="80" w:line="360" w:lineRule="auto"/>
+        <w:ind w:firstLine="420"/>
+        <w:jc w:val="both"/>
+      </w:pPr>
+      <w:r>
+        <w:rPr>
+          <w:rFonts w:ascii="Times New Roman" w:hAnsi="Times New Roman" w:eastAsia="宋体" w:cs="Times New Roman"/>
+          <w:b w:val="0"/>
+          <w:i w:val="0"/>
+          <w:color w:val="000000"/>
+          <w:sz w:val="21"/>
+        </w:rPr>
+        <w:t>测试脚本 (test/rabbitmq_test.py) 流程图：</w:t>
+      </w:r>
+    </w:p>
+    <w:p>
+      <w:pPr>
+        <w:jc w:val="center"/>
+      </w:pPr>
+      <w:r>
+        <w:drawing>
+          <wp:inline xmlns:a="http://schemas.openxmlformats.org/drawingml/2006/main" xmlns:pic="http://schemas.openxmlformats.org/drawingml/2006/picture">
+            <wp:extent cx="5040000" cy="4389302"/>
+            <wp:docPr id="2" name="Picture 2"/>
+            <wp:cNvGraphicFramePr>
+              <a:graphicFrameLocks noChangeAspect="1"/>
+            </wp:cNvGraphicFramePr>
+            <a:graphic>
+              <a:graphicData uri="http://schemas.openxmlformats.org/drawingml/2006/picture">
+                <pic:pic>
+                  <pic:nvPicPr>
+                    <pic:cNvPr id="0" name="flow_rabbitmq.png"/>
+                    <pic:cNvPicPr/>
+                  </pic:nvPicPr>
+                  <pic:blipFill>
+                    <a:blip r:embed="rId10"/>
+                    <a:stretch>
+                      <a:fillRect/>
+                    </a:stretch>
+                  </pic:blipFill>
+                  <pic:spPr>
+                    <a:xfrm>
+                      <a:off x="0" y="0"/>
+                      <a:ext cx="5040000" cy="4389302"/>
+                    </a:xfrm>
+                    <a:prstGeom prst="rect"/>
+                  </pic:spPr>
+                </pic:pic>
+              </a:graphicData>
+            </a:graphic>
+          </wp:inline>
+        </w:drawing>
+      </w:r>
+    </w:p>
+    <w:p>
+      <w:pPr>
+        <w:spacing w:before="0" w:after="160"/>
+        <w:jc w:val="center"/>
+      </w:pPr>
+      <w:r>
+        <w:rPr>
+          <w:rFonts w:ascii="Times New Roman" w:hAnsi="Times New Roman" w:eastAsia="宋体" w:cs="Times New Roman"/>
+          <w:b w:val="0"/>
+          <w:i/>
+          <w:color w:val="000000"/>
+          <w:sz w:val="18"/>
+        </w:rPr>
+        <w:t>图 8-1  RabbitMQ 端到端测试流程</w:t>
+      </w:r>
+    </w:p>
+    <w:p>
+      <w:pPr>
+        <w:pStyle w:val="Heading1"/>
+        <w:spacing w:before="280" w:after="120"/>
+        <w:jc w:val="left"/>
+      </w:pPr>
+      <w:r>
+        <w:rPr>
+          <w:rFonts w:ascii="Times New Roman" w:hAnsi="Times New Roman" w:eastAsia="宋体" w:cs="Times New Roman"/>
+          <w:b/>
+          <w:i w:val="0"/>
+          <w:color w:val="000000"/>
+          <w:sz w:val="36"/>
+        </w:rPr>
         <w:t>九、测试结论</w:t>
       </w:r>
     </w:p>
@@ -7557,7 +11428,7 @@
           <w:color w:val="000000"/>
           <w:sz w:val="21"/>
         </w:rPr>
-        <w:t>全部 42 个自动化测试用例通过 (PASS 42 / FAIL 0)，通过率 100% (32 后端 + 6 前端订单模块 + 3 库存回滚 + 1 商品冗余库存同步)。</w:t>
+        <w:t>全部 71 个自动化测试用例通过 (PASS 71 / FAIL 0)，通过率 100% (32 后端业务 + 6 前端订单模块 + 3 库存回滚 + 1 商品冗余同步 + 18 管理员接口 + 11 RabbitMQ)。</w:t>
       </w:r>
     </w:p>
     <w:p>
@@ -7574,7 +11445,41 @@
           <w:color w:val="000000"/>
           <w:sz w:val="21"/>
         </w:rPr>
-        <w:t>核心业务流程 (注册→登录→下单→查单→支付→取消→库存回滚→商品库存同步) 完整跑通。</w:t>
+        <w:t>核心业务流程 (注册→登录→下单→查单→支付→取消→库存回滚→商品库存同步→MQ 事件发布→下游消费落盘) 完整跑通。</w:t>
+      </w:r>
+    </w:p>
+    <w:p>
+      <w:pPr>
+        <w:pStyle w:val="ListBullet"/>
+        <w:spacing w:before="0" w:after="0" w:line="336" w:lineRule="auto"/>
+        <w:ind w:left="420"/>
+      </w:pPr>
+      <w:r>
+        <w:rPr>
+          <w:rFonts w:ascii="Times New Roman" w:hAnsi="Times New Roman" w:eastAsia="宋体" w:cs="Times New Roman"/>
+          <w:b w:val="0"/>
+          <w:i w:val="0"/>
+          <w:color w:val="000000"/>
+          <w:sz w:val="21"/>
+        </w:rPr>
+        <w:t>RabbitMQ 事件流：order-service 发布 3 类事件，product-service 内存统计 (total/created/paid/cancelled)，log-service 落盘 logs/order-events-YYYY-MM-DD.log，全链路 11 个用例全过；普通用户访问 /api/product/admin/mq/events 正确返回 403。</w:t>
+      </w:r>
+    </w:p>
+    <w:p>
+      <w:pPr>
+        <w:pStyle w:val="ListBullet"/>
+        <w:spacing w:before="0" w:after="0" w:line="336" w:lineRule="auto"/>
+        <w:ind w:left="420"/>
+      </w:pPr>
+      <w:r>
+        <w:rPr>
+          <w:rFonts w:ascii="Times New Roman" w:hAnsi="Times New Roman" w:eastAsia="宋体" w:cs="Times New Roman"/>
+          <w:b w:val="0"/>
+          <w:i w:val="0"/>
+          <w:color w:val="000000"/>
+          <w:sz w:val="21"/>
+        </w:rPr>
+        <w:t>管理员 5 大模块 (用户/商品/库存/订单/日志) 端到端测试全过，普通用户访问管理员接口统一返回 HTTP 403 业务码。</w:t>
       </w:r>
     </w:p>
     <w:p>
@@ -7727,7 +11632,58 @@
           <w:color w:val="000000"/>
           <w:sz w:val="21"/>
         </w:rPr>
+        <w:t>V5 修复：RabbitMQ 事件流端到端通畅，OrderEventPublisher 发布 → emall.order.exchange 路由 → emall.product.order.queue / emall.log.order.queue 消费，product-service 通过 /admin/mq/events 提供统计查询 (仅 ADMIN 可见)，log-service 持久化到 logs/order-events-*.log，RBAC 与路径安全双重校验。</w:t>
+      </w:r>
+    </w:p>
+    <w:p>
+      <w:pPr>
+        <w:pStyle w:val="ListBullet"/>
+        <w:spacing w:before="0" w:after="0" w:line="336" w:lineRule="auto"/>
+        <w:ind w:left="420"/>
+      </w:pPr>
+      <w:r>
+        <w:rPr>
+          <w:rFonts w:ascii="Times New Roman" w:hAnsi="Times New Roman" w:eastAsia="宋体" w:cs="Times New Roman"/>
+          <w:b w:val="0"/>
+          <w:i w:val="0"/>
+          <w:color w:val="000000"/>
+          <w:sz w:val="21"/>
+        </w:rPr>
         <w:t>前端布局升级：引入侧边栏 SideNav.vue，用户信息、模块导航、退出登录统一收纳到左侧 aside 区域，与右侧内容区形成稳定的「左导航 + 右内容」布局，支持点击「收起」按钮折叠为 64px 紧凑模式。</w:t>
+      </w:r>
+    </w:p>
+    <w:p>
+      <w:pPr>
+        <w:pStyle w:val="ListBullet"/>
+        <w:spacing w:before="0" w:after="0" w:line="336" w:lineRule="auto"/>
+        <w:ind w:left="420"/>
+      </w:pPr>
+      <w:r>
+        <w:rPr>
+          <w:rFonts w:ascii="Times New Roman" w:hAnsi="Times New Roman" w:eastAsia="宋体" w:cs="Times New Roman"/>
+          <w:b w:val="0"/>
+          <w:i w:val="0"/>
+          <w:color w:val="000000"/>
+          <w:sz w:val="21"/>
+        </w:rPr>
+        <w:t>管理员后台：5 个管理子页面 (用户/商品/库存/订单/日志) 全部实现，前后端双重 RBAC 防护到位 (前端路由守卫 + 后端 @RequestHeader X-User-Role 校验)，普通用户绕过前端直接调用 API 也会被服务端拒绝。</w:t>
+      </w:r>
+    </w:p>
+    <w:p>
+      <w:pPr>
+        <w:pStyle w:val="ListBullet"/>
+        <w:spacing w:before="0" w:after="0" w:line="336" w:lineRule="auto"/>
+        <w:ind w:left="420"/>
+      </w:pPr>
+      <w:r>
+        <w:rPr>
+          <w:rFonts w:ascii="Times New Roman" w:hAnsi="Times New Roman" w:eastAsia="宋体" w:cs="Times New Roman"/>
+          <w:b w:val="0"/>
+          <w:i w:val="0"/>
+          <w:color w:val="000000"/>
+          <w:sz w:val="21"/>
+        </w:rPr>
+        <w:t>日志服务：log-service 路径安全校验正确生效，URL 编码后含特殊字符的 file 参数也能被正确解析，绝对路径逃逸与 ../ 路径穿越均被拒绝。</w:t>
       </w:r>
     </w:p>
     <w:p>

--- a/doc/04-测试报告.docx
+++ b/doc/04-测试报告.docx
@@ -81,7 +81,7 @@
           <w:color w:val="000000"/>
           <w:sz w:val="21"/>
         </w:rPr>
-        <w:t>本报告记录 E-Mall 微服务项目的完整测试过程与结果。测试覆盖 API 端到端、鉴权集成、Sentinel 限流熔断、JMeter 性能压测、Postman 接口验证、库存回滚、商品冗余同步、管理员接口、RabbitMQ 事件流九大维度，共计 71 个测试用例 (16 + 12 + 4 + 3 + 1 + 18 + 6 前端订单 + 11 RabbitMQ)。所有用例全部通过，系统满足非功能性需求。</w:t>
+        <w:t>本报告记录 E-Mall 微服务项目的完整测试过程与结果。测试覆盖 API 端到端、鉴权集成、Sentinel 限流熔断、JMeter 性能压测、Postman 接口验证、库存回滚、商品冗余同步、管理员接口、RabbitMQ 事件流九大维度，共计 74 个测试用例 (16 + 12 + 4 + 3 + 1 + 21 + 6 前端订单 + 11 RabbitMQ)。所有用例全部通过，系统满足非功能性需求。</w:t>
       </w:r>
     </w:p>
     <w:p>
@@ -9893,6 +9893,23 @@
         <w:t>V5 迭代在系统中引入 RabbitMQ 消息中间件，order-service 在订单创建/支付/取消时发布事件，product-service 与 log-service 通过各自队列订阅处理。本测试通过 11 个用例验证事件发布、消费、持久化的完整链路，全部通过。</w:t>
       </w:r>
     </w:p>
+    <w:p>
+      <w:pPr>
+        <w:spacing w:before="0" w:after="80" w:line="360" w:lineRule="auto"/>
+        <w:ind w:firstLine="420"/>
+        <w:jc w:val="both"/>
+      </w:pPr>
+      <w:r>
+        <w:rPr>
+          <w:rFonts w:ascii="Times New Roman" w:hAnsi="Times New Roman" w:eastAsia="宋体" w:cs="Times New Roman"/>
+          <w:b w:val="0"/>
+          <w:i w:val="0"/>
+          <w:color w:val="000000"/>
+          <w:sz w:val="21"/>
+        </w:rPr>
+        <w:t>全项目累计 74 个自动化测试用例全过 (16 API + 12 集成 + 4 Sentinel + 3 库存回滚 + 1 商品冗余同步 + 21 管理员接口 + 6 前端订单模块 + 11 RabbitMQ)，通过率 100%。</w:t>
+      </w:r>
+    </w:p>
     <w:tbl>
       <w:tblPr>
         <w:tblStyle w:val="TableGrid"/>
@@ -11428,7 +11445,7 @@
           <w:color w:val="000000"/>
           <w:sz w:val="21"/>
         </w:rPr>
-        <w:t>全部 71 个自动化测试用例通过 (PASS 71 / FAIL 0)，通过率 100% (32 后端业务 + 6 前端订单模块 + 3 库存回滚 + 1 商品冗余同步 + 18 管理员接口 + 11 RabbitMQ)。</w:t>
+        <w:t>全部 74 个自动化测试用例通过 (PASS 74 / FAIL 0)，通过率 100% (32 后端业务 + 6 前端订单模块 + 3 库存回滚 + 1 商品冗余同步 + 21 管理员接口 + 11 RabbitMQ)。</w:t>
       </w:r>
     </w:p>
     <w:p>
@@ -11684,6 +11701,2751 @@
           <w:sz w:val="21"/>
         </w:rPr>
         <w:t>日志服务：log-service 路径安全校验正确生效，URL 编码后含特殊字符的 file 参数也能被正确解析，绝对路径逃逸与 ../ 路径穿越均被拒绝。</w:t>
+      </w:r>
+    </w:p>
+    <w:p>
+      <w:pPr>
+        <w:pStyle w:val="Heading1"/>
+        <w:spacing w:before="280" w:after="120"/>
+        <w:jc w:val="left"/>
+      </w:pPr>
+      <w:r>
+        <w:rPr>
+          <w:rFonts w:ascii="Times New Roman" w:hAnsi="Times New Roman" w:eastAsia="宋体" w:cs="Times New Roman"/>
+          <w:b/>
+          <w:i w:val="0"/>
+          <w:color w:val="000000"/>
+          <w:sz w:val="36"/>
+        </w:rPr>
+        <w:t>八点九、Postman 接口验证 (V11 修复)</w:t>
+      </w:r>
+    </w:p>
+    <w:p>
+      <w:pPr>
+        <w:spacing w:before="0" w:after="80" w:line="360" w:lineRule="auto"/>
+        <w:ind w:firstLine="420"/>
+        <w:jc w:val="both"/>
+      </w:pPr>
+      <w:r>
+        <w:rPr>
+          <w:rFonts w:ascii="Times New Roman" w:hAnsi="Times New Roman" w:eastAsia="宋体" w:cs="Times New Roman"/>
+          <w:b w:val="0"/>
+          <w:i w:val="0"/>
+          <w:color w:val="000000"/>
+          <w:sz w:val="21"/>
+        </w:rPr>
+        <w:t>本节记录 Postman 自动化测试集 (E-Mall-API-Collection.json V4) 的端到端验证结果。V5-V11 累计修复了 11 个关键缺陷 (从 91 通过 54 失败到 148 通过 0 失败), 涉及 Postman 变量解析、Auth helper、Collection Runner 引擎特性等多个层面的工程化经验。</w:t>
+      </w:r>
+    </w:p>
+    <w:p>
+      <w:pPr>
+        <w:pStyle w:val="Heading2"/>
+        <w:spacing w:before="160" w:after="120"/>
+        <w:jc w:val="left"/>
+      </w:pPr>
+      <w:r>
+        <w:rPr>
+          <w:rFonts w:ascii="Times New Roman" w:hAnsi="Times New Roman" w:eastAsia="宋体" w:cs="Times New Roman"/>
+          <w:b/>
+          <w:i w:val="0"/>
+          <w:color w:val="000000"/>
+          <w:sz w:val="32"/>
+        </w:rPr>
+        <w:t>8.9.1 集合结构 (52 个请求 / 148 条断言)</w:t>
+      </w:r>
+    </w:p>
+    <w:tbl>
+      <w:tblPr>
+        <w:tblStyle w:val="TableGrid"/>
+        <w:tblW w:type="auto" w:w="0"/>
+        <w:jc w:val="center"/>
+        <w:tblLook w:firstColumn="1" w:firstRow="1" w:lastColumn="0" w:lastRow="0" w:noHBand="0" w:noVBand="1" w:val="04A0"/>
+        <w:tblBorders>
+          <w:top w:val="single" w:sz="6" w:color="000000"/>
+          <w:left w:val="single" w:sz="6" w:color="000000"/>
+          <w:bottom w:val="single" w:sz="6" w:color="000000"/>
+          <w:right w:val="single" w:sz="6" w:color="000000"/>
+          <w:insideH w:val="single" w:sz="6" w:color="000000"/>
+          <w:insideV w:val="single" w:sz="6" w:color="000000"/>
+        </w:tblBorders>
+      </w:tblPr>
+      <w:tblGrid>
+        <w:gridCol w:w="2351"/>
+        <w:gridCol w:w="2351"/>
+        <w:gridCol w:w="2351"/>
+        <w:gridCol w:w="2351"/>
+      </w:tblGrid>
+      <w:tr>
+        <w:tc>
+          <w:tcPr>
+            <w:tcW w:type="dxa" w:w="567"/>
+            <w:shd w:val="clear" w:color="auto" w:fill="D9E2F3"/>
+            <w:vAlign w:val="center"/>
+          </w:tcPr>
+          <w:p>
+            <w:pPr>
+              <w:spacing w:before="0" w:after="0" w:line="288" w:lineRule="auto"/>
+              <w:jc w:val="center"/>
+            </w:pPr>
+            <w:r/>
+            <w:r>
+              <w:rPr>
+                <w:rFonts w:ascii="Times New Roman" w:hAnsi="Times New Roman" w:eastAsia="宋体" w:cs="Times New Roman"/>
+                <w:b/>
+                <w:i w:val="0"/>
+                <w:color w:val="000000"/>
+                <w:sz w:val="20"/>
+              </w:rPr>
+              <w:t>#</w:t>
+            </w:r>
+          </w:p>
+        </w:tc>
+        <w:tc>
+          <w:tcPr>
+            <w:tcW w:type="dxa" w:w="3118"/>
+            <w:shd w:val="clear" w:color="auto" w:fill="D9E2F3"/>
+            <w:vAlign w:val="center"/>
+          </w:tcPr>
+          <w:p>
+            <w:pPr>
+              <w:spacing w:before="0" w:after="0" w:line="288" w:lineRule="auto"/>
+              <w:jc w:val="center"/>
+            </w:pPr>
+            <w:r/>
+            <w:r>
+              <w:rPr>
+                <w:rFonts w:ascii="Times New Roman" w:hAnsi="Times New Roman" w:eastAsia="宋体" w:cs="Times New Roman"/>
+                <w:b/>
+                <w:i w:val="0"/>
+                <w:color w:val="000000"/>
+                <w:sz w:val="20"/>
+              </w:rPr>
+              <w:t>文件夹</w:t>
+            </w:r>
+          </w:p>
+        </w:tc>
+        <w:tc>
+          <w:tcPr>
+            <w:tcW w:type="dxa" w:w="1134"/>
+            <w:shd w:val="clear" w:color="auto" w:fill="D9E2F3"/>
+            <w:vAlign w:val="center"/>
+          </w:tcPr>
+          <w:p>
+            <w:pPr>
+              <w:spacing w:before="0" w:after="0" w:line="288" w:lineRule="auto"/>
+              <w:jc w:val="center"/>
+            </w:pPr>
+            <w:r/>
+            <w:r>
+              <w:rPr>
+                <w:rFonts w:ascii="Times New Roman" w:hAnsi="Times New Roman" w:eastAsia="宋体" w:cs="Times New Roman"/>
+                <w:b/>
+                <w:i w:val="0"/>
+                <w:color w:val="000000"/>
+                <w:sz w:val="20"/>
+              </w:rPr>
+              <w:t>请求数</w:t>
+            </w:r>
+          </w:p>
+        </w:tc>
+        <w:tc>
+          <w:tcPr>
+            <w:tcW w:type="dxa" w:w="3969"/>
+            <w:shd w:val="clear" w:color="auto" w:fill="D9E2F3"/>
+            <w:vAlign w:val="center"/>
+          </w:tcPr>
+          <w:p>
+            <w:pPr>
+              <w:spacing w:before="0" w:after="0" w:line="288" w:lineRule="auto"/>
+              <w:jc w:val="center"/>
+            </w:pPr>
+            <w:r/>
+            <w:r>
+              <w:rPr>
+                <w:rFonts w:ascii="Times New Roman" w:hAnsi="Times New Roman" w:eastAsia="宋体" w:cs="Times New Roman"/>
+                <w:b/>
+                <w:i w:val="0"/>
+                <w:color w:val="000000"/>
+                <w:sz w:val="20"/>
+              </w:rPr>
+              <w:t>覆盖场景</w:t>
+            </w:r>
+          </w:p>
+        </w:tc>
+      </w:tr>
+      <w:tr>
+        <w:tc>
+          <w:tcPr>
+            <w:tcW w:type="dxa" w:w="567"/>
+            <w:vAlign w:val="center"/>
+          </w:tcPr>
+          <w:p>
+            <w:pPr>
+              <w:spacing w:before="0" w:after="0" w:line="288" w:lineRule="auto"/>
+              <w:jc w:val="center"/>
+            </w:pPr>
+            <w:r/>
+            <w:r>
+              <w:rPr>
+                <w:rFonts w:ascii="Times New Roman" w:hAnsi="Times New Roman" w:eastAsia="宋体" w:cs="Times New Roman"/>
+                <w:b/>
+                <w:i w:val="0"/>
+                <w:color w:val="000000"/>
+                <w:sz w:val="20"/>
+              </w:rPr>
+              <w:t>1</w:t>
+            </w:r>
+          </w:p>
+        </w:tc>
+        <w:tc>
+          <w:tcPr>
+            <w:tcW w:type="dxa" w:w="3118"/>
+            <w:vAlign w:val="center"/>
+          </w:tcPr>
+          <w:p>
+            <w:pPr>
+              <w:spacing w:before="0" w:after="0" w:line="288" w:lineRule="auto"/>
+              <w:jc w:val="left"/>
+            </w:pPr>
+            <w:r/>
+            <w:r>
+              <w:rPr>
+                <w:rFonts w:ascii="Times New Roman" w:hAnsi="Times New Roman" w:eastAsia="宋体" w:cs="Times New Roman"/>
+                <w:b w:val="0"/>
+                <w:i w:val="0"/>
+                <w:color w:val="000000"/>
+                <w:sz w:val="20"/>
+              </w:rPr>
+              <w:t>01-白名单接口 (无需 Token)</w:t>
+            </w:r>
+          </w:p>
+        </w:tc>
+        <w:tc>
+          <w:tcPr>
+            <w:tcW w:type="dxa" w:w="1134"/>
+            <w:vAlign w:val="center"/>
+          </w:tcPr>
+          <w:p>
+            <w:pPr>
+              <w:spacing w:before="0" w:after="0" w:line="288" w:lineRule="auto"/>
+              <w:jc w:val="left"/>
+            </w:pPr>
+            <w:r/>
+            <w:r>
+              <w:rPr>
+                <w:rFonts w:ascii="Times New Roman" w:hAnsi="Times New Roman" w:eastAsia="宋体" w:cs="Times New Roman"/>
+                <w:b w:val="0"/>
+                <w:i w:val="0"/>
+                <w:color w:val="000000"/>
+                <w:sz w:val="20"/>
+              </w:rPr>
+              <w:t>7</w:t>
+            </w:r>
+          </w:p>
+        </w:tc>
+        <w:tc>
+          <w:tcPr>
+            <w:tcW w:type="dxa" w:w="3969"/>
+            <w:vAlign w:val="center"/>
+          </w:tcPr>
+          <w:p>
+            <w:pPr>
+              <w:spacing w:before="0" w:after="0" w:line="288" w:lineRule="auto"/>
+              <w:jc w:val="left"/>
+            </w:pPr>
+            <w:r/>
+            <w:r>
+              <w:rPr>
+                <w:rFonts w:ascii="Times New Roman" w:hAnsi="Times New Roman" w:eastAsia="宋体" w:cs="Times New Roman"/>
+                <w:b w:val="0"/>
+                <w:i w:val="0"/>
+                <w:color w:val="000000"/>
+                <w:sz w:val="20"/>
+              </w:rPr>
+              <w:t>注册 / 登录 / 商品分页 / 库存初始化</w:t>
+            </w:r>
+          </w:p>
+        </w:tc>
+      </w:tr>
+      <w:tr>
+        <w:tc>
+          <w:tcPr>
+            <w:tcW w:type="dxa" w:w="567"/>
+            <w:vAlign w:val="center"/>
+          </w:tcPr>
+          <w:p>
+            <w:pPr>
+              <w:spacing w:before="0" w:after="0" w:line="288" w:lineRule="auto"/>
+              <w:jc w:val="center"/>
+            </w:pPr>
+            <w:r/>
+            <w:r>
+              <w:rPr>
+                <w:rFonts w:ascii="Times New Roman" w:hAnsi="Times New Roman" w:eastAsia="宋体" w:cs="Times New Roman"/>
+                <w:b/>
+                <w:i w:val="0"/>
+                <w:color w:val="000000"/>
+                <w:sz w:val="20"/>
+              </w:rPr>
+              <w:t>2</w:t>
+            </w:r>
+          </w:p>
+        </w:tc>
+        <w:tc>
+          <w:tcPr>
+            <w:tcW w:type="dxa" w:w="3118"/>
+            <w:vAlign w:val="center"/>
+          </w:tcPr>
+          <w:p>
+            <w:pPr>
+              <w:spacing w:before="0" w:after="0" w:line="288" w:lineRule="auto"/>
+              <w:jc w:val="left"/>
+            </w:pPr>
+            <w:r/>
+            <w:r>
+              <w:rPr>
+                <w:rFonts w:ascii="Times New Roman" w:hAnsi="Times New Roman" w:eastAsia="宋体" w:cs="Times New Roman"/>
+                <w:b w:val="0"/>
+                <w:i w:val="0"/>
+                <w:color w:val="000000"/>
+                <w:sz w:val="20"/>
+              </w:rPr>
+              <w:t>02-用户模块</w:t>
+            </w:r>
+          </w:p>
+        </w:tc>
+        <w:tc>
+          <w:tcPr>
+            <w:tcW w:type="dxa" w:w="1134"/>
+            <w:vAlign w:val="center"/>
+          </w:tcPr>
+          <w:p>
+            <w:pPr>
+              <w:spacing w:before="0" w:after="0" w:line="288" w:lineRule="auto"/>
+              <w:jc w:val="left"/>
+            </w:pPr>
+            <w:r/>
+            <w:r>
+              <w:rPr>
+                <w:rFonts w:ascii="Times New Roman" w:hAnsi="Times New Roman" w:eastAsia="宋体" w:cs="Times New Roman"/>
+                <w:b w:val="0"/>
+                <w:i w:val="0"/>
+                <w:color w:val="000000"/>
+                <w:sz w:val="20"/>
+              </w:rPr>
+              <w:t>3</w:t>
+            </w:r>
+          </w:p>
+        </w:tc>
+        <w:tc>
+          <w:tcPr>
+            <w:tcW w:type="dxa" w:w="3969"/>
+            <w:vAlign w:val="center"/>
+          </w:tcPr>
+          <w:p>
+            <w:pPr>
+              <w:spacing w:before="0" w:after="0" w:line="288" w:lineRule="auto"/>
+              <w:jc w:val="left"/>
+            </w:pPr>
+            <w:r/>
+            <w:r>
+              <w:rPr>
+                <w:rFonts w:ascii="Times New Roman" w:hAnsi="Times New Roman" w:eastAsia="宋体" w:cs="Times New Roman"/>
+                <w:b w:val="0"/>
+                <w:i w:val="0"/>
+                <w:color w:val="000000"/>
+                <w:sz w:val="20"/>
+              </w:rPr>
+              <w:t>获取信息 / 错误密码 / 无 Token</w:t>
+            </w:r>
+          </w:p>
+        </w:tc>
+      </w:tr>
+      <w:tr>
+        <w:tc>
+          <w:tcPr>
+            <w:tcW w:type="dxa" w:w="567"/>
+            <w:vAlign w:val="center"/>
+          </w:tcPr>
+          <w:p>
+            <w:pPr>
+              <w:spacing w:before="0" w:after="0" w:line="288" w:lineRule="auto"/>
+              <w:jc w:val="center"/>
+            </w:pPr>
+            <w:r/>
+            <w:r>
+              <w:rPr>
+                <w:rFonts w:ascii="Times New Roman" w:hAnsi="Times New Roman" w:eastAsia="宋体" w:cs="Times New Roman"/>
+                <w:b/>
+                <w:i w:val="0"/>
+                <w:color w:val="000000"/>
+                <w:sz w:val="20"/>
+              </w:rPr>
+              <w:t>3</w:t>
+            </w:r>
+          </w:p>
+        </w:tc>
+        <w:tc>
+          <w:tcPr>
+            <w:tcW w:type="dxa" w:w="3118"/>
+            <w:vAlign w:val="center"/>
+          </w:tcPr>
+          <w:p>
+            <w:pPr>
+              <w:spacing w:before="0" w:after="0" w:line="288" w:lineRule="auto"/>
+              <w:jc w:val="left"/>
+            </w:pPr>
+            <w:r/>
+            <w:r>
+              <w:rPr>
+                <w:rFonts w:ascii="Times New Roman" w:hAnsi="Times New Roman" w:eastAsia="宋体" w:cs="Times New Roman"/>
+                <w:b w:val="0"/>
+                <w:i w:val="0"/>
+                <w:color w:val="000000"/>
+                <w:sz w:val="20"/>
+              </w:rPr>
+              <w:t>03-商品模块 (需 Token)</w:t>
+            </w:r>
+          </w:p>
+        </w:tc>
+        <w:tc>
+          <w:tcPr>
+            <w:tcW w:type="dxa" w:w="1134"/>
+            <w:vAlign w:val="center"/>
+          </w:tcPr>
+          <w:p>
+            <w:pPr>
+              <w:spacing w:before="0" w:after="0" w:line="288" w:lineRule="auto"/>
+              <w:jc w:val="left"/>
+            </w:pPr>
+            <w:r/>
+            <w:r>
+              <w:rPr>
+                <w:rFonts w:ascii="Times New Roman" w:hAnsi="Times New Roman" w:eastAsia="宋体" w:cs="Times New Roman"/>
+                <w:b w:val="0"/>
+                <w:i w:val="0"/>
+                <w:color w:val="000000"/>
+                <w:sz w:val="20"/>
+              </w:rPr>
+              <w:t>2</w:t>
+            </w:r>
+          </w:p>
+        </w:tc>
+        <w:tc>
+          <w:tcPr>
+            <w:tcW w:type="dxa" w:w="3969"/>
+            <w:vAlign w:val="center"/>
+          </w:tcPr>
+          <w:p>
+            <w:pPr>
+              <w:spacing w:before="0" w:after="0" w:line="288" w:lineRule="auto"/>
+              <w:jc w:val="left"/>
+            </w:pPr>
+            <w:r/>
+            <w:r>
+              <w:rPr>
+                <w:rFonts w:ascii="Times New Roman" w:hAnsi="Times New Roman" w:eastAsia="宋体" w:cs="Times New Roman"/>
+                <w:b w:val="0"/>
+                <w:i w:val="0"/>
+                <w:color w:val="000000"/>
+                <w:sz w:val="20"/>
+              </w:rPr>
+              <w:t>详情 / 不存在</w:t>
+            </w:r>
+          </w:p>
+        </w:tc>
+      </w:tr>
+      <w:tr>
+        <w:tc>
+          <w:tcPr>
+            <w:tcW w:type="dxa" w:w="567"/>
+            <w:vAlign w:val="center"/>
+          </w:tcPr>
+          <w:p>
+            <w:pPr>
+              <w:spacing w:before="0" w:after="0" w:line="288" w:lineRule="auto"/>
+              <w:jc w:val="center"/>
+            </w:pPr>
+            <w:r/>
+            <w:r>
+              <w:rPr>
+                <w:rFonts w:ascii="Times New Roman" w:hAnsi="Times New Roman" w:eastAsia="宋体" w:cs="Times New Roman"/>
+                <w:b/>
+                <w:i w:val="0"/>
+                <w:color w:val="000000"/>
+                <w:sz w:val="20"/>
+              </w:rPr>
+              <w:t>4</w:t>
+            </w:r>
+          </w:p>
+        </w:tc>
+        <w:tc>
+          <w:tcPr>
+            <w:tcW w:type="dxa" w:w="3118"/>
+            <w:vAlign w:val="center"/>
+          </w:tcPr>
+          <w:p>
+            <w:pPr>
+              <w:spacing w:before="0" w:after="0" w:line="288" w:lineRule="auto"/>
+              <w:jc w:val="left"/>
+            </w:pPr>
+            <w:r/>
+            <w:r>
+              <w:rPr>
+                <w:rFonts w:ascii="Times New Roman" w:hAnsi="Times New Roman" w:eastAsia="宋体" w:cs="Times New Roman"/>
+                <w:b w:val="0"/>
+                <w:i w:val="0"/>
+                <w:color w:val="000000"/>
+                <w:sz w:val="20"/>
+              </w:rPr>
+              <w:t>04-订单模块 (USER Token)</w:t>
+            </w:r>
+          </w:p>
+        </w:tc>
+        <w:tc>
+          <w:tcPr>
+            <w:tcW w:type="dxa" w:w="1134"/>
+            <w:vAlign w:val="center"/>
+          </w:tcPr>
+          <w:p>
+            <w:pPr>
+              <w:spacing w:before="0" w:after="0" w:line="288" w:lineRule="auto"/>
+              <w:jc w:val="left"/>
+            </w:pPr>
+            <w:r/>
+            <w:r>
+              <w:rPr>
+                <w:rFonts w:ascii="Times New Roman" w:hAnsi="Times New Roman" w:eastAsia="宋体" w:cs="Times New Roman"/>
+                <w:b w:val="0"/>
+                <w:i w:val="0"/>
+                <w:color w:val="000000"/>
+                <w:sz w:val="20"/>
+              </w:rPr>
+              <w:t>9</w:t>
+            </w:r>
+          </w:p>
+        </w:tc>
+        <w:tc>
+          <w:tcPr>
+            <w:tcW w:type="dxa" w:w="3969"/>
+            <w:vAlign w:val="center"/>
+          </w:tcPr>
+          <w:p>
+            <w:pPr>
+              <w:spacing w:before="0" w:after="0" w:line="288" w:lineRule="auto"/>
+              <w:jc w:val="left"/>
+            </w:pPr>
+            <w:r/>
+            <w:r>
+              <w:rPr>
+                <w:rFonts w:ascii="Times New Roman" w:hAnsi="Times New Roman" w:eastAsia="宋体" w:cs="Times New Roman"/>
+                <w:b w:val="0"/>
+                <w:i w:val="0"/>
+                <w:color w:val="000000"/>
+                <w:sz w:val="20"/>
+              </w:rPr>
+              <w:t>创建 / 支付 / 取消 / 列表 / 详情 / 跨用户</w:t>
+            </w:r>
+          </w:p>
+        </w:tc>
+      </w:tr>
+      <w:tr>
+        <w:tc>
+          <w:tcPr>
+            <w:tcW w:type="dxa" w:w="567"/>
+            <w:vAlign w:val="center"/>
+          </w:tcPr>
+          <w:p>
+            <w:pPr>
+              <w:spacing w:before="0" w:after="0" w:line="288" w:lineRule="auto"/>
+              <w:jc w:val="center"/>
+            </w:pPr>
+            <w:r/>
+            <w:r>
+              <w:rPr>
+                <w:rFonts w:ascii="Times New Roman" w:hAnsi="Times New Roman" w:eastAsia="宋体" w:cs="Times New Roman"/>
+                <w:b/>
+                <w:i w:val="0"/>
+                <w:color w:val="000000"/>
+                <w:sz w:val="20"/>
+              </w:rPr>
+              <w:t>5</w:t>
+            </w:r>
+          </w:p>
+        </w:tc>
+        <w:tc>
+          <w:tcPr>
+            <w:tcW w:type="dxa" w:w="3118"/>
+            <w:vAlign w:val="center"/>
+          </w:tcPr>
+          <w:p>
+            <w:pPr>
+              <w:spacing w:before="0" w:after="0" w:line="288" w:lineRule="auto"/>
+              <w:jc w:val="left"/>
+            </w:pPr>
+            <w:r/>
+            <w:r>
+              <w:rPr>
+                <w:rFonts w:ascii="Times New Roman" w:hAnsi="Times New Roman" w:eastAsia="宋体" w:cs="Times New Roman"/>
+                <w:b w:val="0"/>
+                <w:i w:val="0"/>
+                <w:color w:val="000000"/>
+                <w:sz w:val="20"/>
+              </w:rPr>
+              <w:t>05-库存模块</w:t>
+            </w:r>
+          </w:p>
+        </w:tc>
+        <w:tc>
+          <w:tcPr>
+            <w:tcW w:type="dxa" w:w="1134"/>
+            <w:vAlign w:val="center"/>
+          </w:tcPr>
+          <w:p>
+            <w:pPr>
+              <w:spacing w:before="0" w:after="0" w:line="288" w:lineRule="auto"/>
+              <w:jc w:val="left"/>
+            </w:pPr>
+            <w:r/>
+            <w:r>
+              <w:rPr>
+                <w:rFonts w:ascii="Times New Roman" w:hAnsi="Times New Roman" w:eastAsia="宋体" w:cs="Times New Roman"/>
+                <w:b w:val="0"/>
+                <w:i w:val="0"/>
+                <w:color w:val="000000"/>
+                <w:sz w:val="20"/>
+              </w:rPr>
+              <w:t>2</w:t>
+            </w:r>
+          </w:p>
+        </w:tc>
+        <w:tc>
+          <w:tcPr>
+            <w:tcW w:type="dxa" w:w="3969"/>
+            <w:vAlign w:val="center"/>
+          </w:tcPr>
+          <w:p>
+            <w:pPr>
+              <w:spacing w:before="0" w:after="0" w:line="288" w:lineRule="auto"/>
+              <w:jc w:val="left"/>
+            </w:pPr>
+            <w:r/>
+            <w:r>
+              <w:rPr>
+                <w:rFonts w:ascii="Times New Roman" w:hAnsi="Times New Roman" w:eastAsia="宋体" w:cs="Times New Roman"/>
+                <w:b w:val="0"/>
+                <w:i w:val="0"/>
+                <w:color w:val="000000"/>
+                <w:sz w:val="20"/>
+              </w:rPr>
+              <w:t>查询 / 不存在</w:t>
+            </w:r>
+          </w:p>
+        </w:tc>
+      </w:tr>
+      <w:tr>
+        <w:tc>
+          <w:tcPr>
+            <w:tcW w:type="dxa" w:w="567"/>
+            <w:vAlign w:val="center"/>
+          </w:tcPr>
+          <w:p>
+            <w:pPr>
+              <w:spacing w:before="0" w:after="0" w:line="288" w:lineRule="auto"/>
+              <w:jc w:val="center"/>
+            </w:pPr>
+            <w:r/>
+            <w:r>
+              <w:rPr>
+                <w:rFonts w:ascii="Times New Roman" w:hAnsi="Times New Roman" w:eastAsia="宋体" w:cs="Times New Roman"/>
+                <w:b/>
+                <w:i w:val="0"/>
+                <w:color w:val="000000"/>
+                <w:sz w:val="20"/>
+              </w:rPr>
+              <w:t>6</w:t>
+            </w:r>
+          </w:p>
+        </w:tc>
+        <w:tc>
+          <w:tcPr>
+            <w:tcW w:type="dxa" w:w="3118"/>
+            <w:vAlign w:val="center"/>
+          </w:tcPr>
+          <w:p>
+            <w:pPr>
+              <w:spacing w:before="0" w:after="0" w:line="288" w:lineRule="auto"/>
+              <w:jc w:val="left"/>
+            </w:pPr>
+            <w:r/>
+            <w:r>
+              <w:rPr>
+                <w:rFonts w:ascii="Times New Roman" w:hAnsi="Times New Roman" w:eastAsia="宋体" w:cs="Times New Roman"/>
+                <w:b w:val="0"/>
+                <w:i w:val="0"/>
+                <w:color w:val="000000"/>
+                <w:sz w:val="20"/>
+              </w:rPr>
+              <w:t>06-Admin 后台 (RBAC)</w:t>
+            </w:r>
+          </w:p>
+        </w:tc>
+        <w:tc>
+          <w:tcPr>
+            <w:tcW w:type="dxa" w:w="1134"/>
+            <w:vAlign w:val="center"/>
+          </w:tcPr>
+          <w:p>
+            <w:pPr>
+              <w:spacing w:before="0" w:after="0" w:line="288" w:lineRule="auto"/>
+              <w:jc w:val="left"/>
+            </w:pPr>
+            <w:r/>
+            <w:r>
+              <w:rPr>
+                <w:rFonts w:ascii="Times New Roman" w:hAnsi="Times New Roman" w:eastAsia="宋体" w:cs="Times New Roman"/>
+                <w:b w:val="0"/>
+                <w:i w:val="0"/>
+                <w:color w:val="000000"/>
+                <w:sz w:val="20"/>
+              </w:rPr>
+              <w:t>24</w:t>
+            </w:r>
+          </w:p>
+        </w:tc>
+        <w:tc>
+          <w:tcPr>
+            <w:tcW w:type="dxa" w:w="3969"/>
+            <w:vAlign w:val="center"/>
+          </w:tcPr>
+          <w:p>
+            <w:pPr>
+              <w:spacing w:before="0" w:after="0" w:line="288" w:lineRule="auto"/>
+              <w:jc w:val="left"/>
+            </w:pPr>
+            <w:r/>
+            <w:r>
+              <w:rPr>
+                <w:rFonts w:ascii="Times New Roman" w:hAnsi="Times New Roman" w:eastAsia="宋体" w:cs="Times New Roman"/>
+                <w:b w:val="0"/>
+                <w:i w:val="0"/>
+                <w:color w:val="000000"/>
+                <w:sz w:val="20"/>
+              </w:rPr>
+              <w:t>6 子模块 × admin 操作 + USER 越权</w:t>
+            </w:r>
+          </w:p>
+        </w:tc>
+      </w:tr>
+      <w:tr>
+        <w:tc>
+          <w:tcPr>
+            <w:tcW w:type="dxa" w:w="567"/>
+            <w:vAlign w:val="center"/>
+          </w:tcPr>
+          <w:p>
+            <w:pPr>
+              <w:spacing w:before="0" w:after="0" w:line="288" w:lineRule="auto"/>
+              <w:jc w:val="center"/>
+            </w:pPr>
+            <w:r/>
+            <w:r>
+              <w:rPr>
+                <w:rFonts w:ascii="Times New Roman" w:hAnsi="Times New Roman" w:eastAsia="宋体" w:cs="Times New Roman"/>
+                <w:b/>
+                <w:i w:val="0"/>
+                <w:color w:val="000000"/>
+                <w:sz w:val="20"/>
+              </w:rPr>
+              <w:t>7</w:t>
+            </w:r>
+          </w:p>
+        </w:tc>
+        <w:tc>
+          <w:tcPr>
+            <w:tcW w:type="dxa" w:w="3118"/>
+            <w:vAlign w:val="center"/>
+          </w:tcPr>
+          <w:p>
+            <w:pPr>
+              <w:spacing w:before="0" w:after="0" w:line="288" w:lineRule="auto"/>
+              <w:jc w:val="left"/>
+            </w:pPr>
+            <w:r/>
+            <w:r>
+              <w:rPr>
+                <w:rFonts w:ascii="Times New Roman" w:hAnsi="Times New Roman" w:eastAsia="宋体" w:cs="Times New Roman"/>
+                <w:b w:val="0"/>
+                <w:i w:val="0"/>
+                <w:color w:val="000000"/>
+                <w:sz w:val="20"/>
+              </w:rPr>
+              <w:t>07-Sentinel 限流</w:t>
+            </w:r>
+          </w:p>
+        </w:tc>
+        <w:tc>
+          <w:tcPr>
+            <w:tcW w:type="dxa" w:w="1134"/>
+            <w:vAlign w:val="center"/>
+          </w:tcPr>
+          <w:p>
+            <w:pPr>
+              <w:spacing w:before="0" w:after="0" w:line="288" w:lineRule="auto"/>
+              <w:jc w:val="left"/>
+            </w:pPr>
+            <w:r/>
+            <w:r>
+              <w:rPr>
+                <w:rFonts w:ascii="Times New Roman" w:hAnsi="Times New Roman" w:eastAsia="宋体" w:cs="Times New Roman"/>
+                <w:b w:val="0"/>
+                <w:i w:val="0"/>
+                <w:color w:val="000000"/>
+                <w:sz w:val="20"/>
+              </w:rPr>
+              <w:t>1</w:t>
+            </w:r>
+          </w:p>
+        </w:tc>
+        <w:tc>
+          <w:tcPr>
+            <w:tcW w:type="dxa" w:w="3969"/>
+            <w:vAlign w:val="center"/>
+          </w:tcPr>
+          <w:p>
+            <w:pPr>
+              <w:spacing w:before="0" w:after="0" w:line="288" w:lineRule="auto"/>
+              <w:jc w:val="left"/>
+            </w:pPr>
+            <w:r/>
+            <w:r>
+              <w:rPr>
+                <w:rFonts w:ascii="Times New Roman" w:hAnsi="Times New Roman" w:eastAsia="宋体" w:cs="Times New Roman"/>
+                <w:b w:val="0"/>
+                <w:i w:val="0"/>
+                <w:color w:val="000000"/>
+                <w:sz w:val="20"/>
+              </w:rPr>
+              <w:t>50 次密集请求</w:t>
+            </w:r>
+          </w:p>
+        </w:tc>
+      </w:tr>
+      <w:tr>
+        <w:tc>
+          <w:tcPr>
+            <w:tcW w:type="dxa" w:w="567"/>
+            <w:vAlign w:val="center"/>
+          </w:tcPr>
+          <w:p>
+            <w:pPr>
+              <w:spacing w:before="0" w:after="0" w:line="288" w:lineRule="auto"/>
+              <w:jc w:val="center"/>
+            </w:pPr>
+            <w:r/>
+            <w:r>
+              <w:rPr>
+                <w:rFonts w:ascii="Times New Roman" w:hAnsi="Times New Roman" w:eastAsia="宋体" w:cs="Times New Roman"/>
+                <w:b/>
+                <w:i w:val="0"/>
+                <w:color w:val="000000"/>
+                <w:sz w:val="20"/>
+              </w:rPr>
+              <w:t>8</w:t>
+            </w:r>
+          </w:p>
+        </w:tc>
+        <w:tc>
+          <w:tcPr>
+            <w:tcW w:type="dxa" w:w="3118"/>
+            <w:vAlign w:val="center"/>
+          </w:tcPr>
+          <w:p>
+            <w:pPr>
+              <w:spacing w:before="0" w:after="0" w:line="288" w:lineRule="auto"/>
+              <w:jc w:val="left"/>
+            </w:pPr>
+            <w:r/>
+            <w:r>
+              <w:rPr>
+                <w:rFonts w:ascii="Times New Roman" w:hAnsi="Times New Roman" w:eastAsia="宋体" w:cs="Times New Roman"/>
+                <w:b w:val="0"/>
+                <w:i w:val="0"/>
+                <w:color w:val="000000"/>
+                <w:sz w:val="20"/>
+              </w:rPr>
+              <w:t>08-RabbitMQ 事件流 (端到端)</w:t>
+            </w:r>
+          </w:p>
+        </w:tc>
+        <w:tc>
+          <w:tcPr>
+            <w:tcW w:type="dxa" w:w="1134"/>
+            <w:vAlign w:val="center"/>
+          </w:tcPr>
+          <w:p>
+            <w:pPr>
+              <w:spacing w:before="0" w:after="0" w:line="288" w:lineRule="auto"/>
+              <w:jc w:val="left"/>
+            </w:pPr>
+            <w:r/>
+            <w:r>
+              <w:rPr>
+                <w:rFonts w:ascii="Times New Roman" w:hAnsi="Times New Roman" w:eastAsia="宋体" w:cs="Times New Roman"/>
+                <w:b w:val="0"/>
+                <w:i w:val="0"/>
+                <w:color w:val="000000"/>
+                <w:sz w:val="20"/>
+              </w:rPr>
+              <w:t>5</w:t>
+            </w:r>
+          </w:p>
+        </w:tc>
+        <w:tc>
+          <w:tcPr>
+            <w:tcW w:type="dxa" w:w="3969"/>
+            <w:vAlign w:val="center"/>
+          </w:tcPr>
+          <w:p>
+            <w:pPr>
+              <w:spacing w:before="0" w:after="0" w:line="288" w:lineRule="auto"/>
+              <w:jc w:val="left"/>
+            </w:pPr>
+            <w:r/>
+            <w:r>
+              <w:rPr>
+                <w:rFonts w:ascii="Times New Roman" w:hAnsi="Times New Roman" w:eastAsia="宋体" w:cs="Times New Roman"/>
+                <w:b w:val="0"/>
+                <w:i w:val="0"/>
+                <w:color w:val="000000"/>
+                <w:sz w:val="20"/>
+              </w:rPr>
+              <w:t>触发 3 类事件 + 查统计</w:t>
+            </w:r>
+          </w:p>
+        </w:tc>
+      </w:tr>
+      <w:tr>
+        <w:tc>
+          <w:tcPr>
+            <w:tcW w:type="dxa" w:w="567"/>
+            <w:vAlign w:val="center"/>
+          </w:tcPr>
+          <w:p>
+            <w:pPr>
+              <w:spacing w:before="0" w:after="0" w:line="288" w:lineRule="auto"/>
+              <w:jc w:val="center"/>
+            </w:pPr>
+            <w:r/>
+            <w:r>
+              <w:rPr>
+                <w:rFonts w:ascii="Times New Roman" w:hAnsi="Times New Roman" w:eastAsia="宋体" w:cs="Times New Roman"/>
+                <w:b/>
+                <w:i w:val="0"/>
+                <w:color w:val="000000"/>
+                <w:sz w:val="20"/>
+              </w:rPr>
+            </w:r>
+          </w:p>
+        </w:tc>
+        <w:tc>
+          <w:tcPr>
+            <w:tcW w:type="dxa" w:w="3118"/>
+            <w:vAlign w:val="center"/>
+          </w:tcPr>
+          <w:p>
+            <w:pPr>
+              <w:spacing w:before="0" w:after="0" w:line="288" w:lineRule="auto"/>
+              <w:jc w:val="left"/>
+            </w:pPr>
+            <w:r/>
+            <w:r>
+              <w:rPr>
+                <w:rFonts w:ascii="Times New Roman" w:hAnsi="Times New Roman" w:eastAsia="宋体" w:cs="Times New Roman"/>
+                <w:b w:val="0"/>
+                <w:i w:val="0"/>
+                <w:color w:val="000000"/>
+                <w:sz w:val="20"/>
+              </w:rPr>
+              <w:t>合计</w:t>
+            </w:r>
+          </w:p>
+        </w:tc>
+        <w:tc>
+          <w:tcPr>
+            <w:tcW w:type="dxa" w:w="1134"/>
+            <w:vAlign w:val="center"/>
+          </w:tcPr>
+          <w:p>
+            <w:pPr>
+              <w:spacing w:before="0" w:after="0" w:line="288" w:lineRule="auto"/>
+              <w:jc w:val="left"/>
+            </w:pPr>
+            <w:r/>
+            <w:r>
+              <w:rPr>
+                <w:rFonts w:ascii="Times New Roman" w:hAnsi="Times New Roman" w:eastAsia="宋体" w:cs="Times New Roman"/>
+                <w:b w:val="0"/>
+                <w:i w:val="0"/>
+                <w:color w:val="000000"/>
+                <w:sz w:val="20"/>
+              </w:rPr>
+              <w:t>52</w:t>
+            </w:r>
+          </w:p>
+        </w:tc>
+        <w:tc>
+          <w:tcPr>
+            <w:tcW w:type="dxa" w:w="3969"/>
+            <w:vAlign w:val="center"/>
+          </w:tcPr>
+          <w:p>
+            <w:pPr>
+              <w:spacing w:before="0" w:after="0" w:line="288" w:lineRule="auto"/>
+              <w:jc w:val="left"/>
+            </w:pPr>
+            <w:r/>
+            <w:r>
+              <w:rPr>
+                <w:rFonts w:ascii="Times New Roman" w:hAnsi="Times New Roman" w:eastAsia="宋体" w:cs="Times New Roman"/>
+                <w:b w:val="0"/>
+                <w:i w:val="0"/>
+                <w:color w:val="000000"/>
+                <w:sz w:val="20"/>
+              </w:rPr>
+              <w:t>全部通过</w:t>
+            </w:r>
+          </w:p>
+        </w:tc>
+      </w:tr>
+    </w:tbl>
+    <w:p>
+      <w:pPr>
+        <w:pStyle w:val="Heading2"/>
+        <w:spacing w:before="160" w:after="120"/>
+        <w:jc w:val="left"/>
+      </w:pPr>
+      <w:r>
+        <w:rPr>
+          <w:rFonts w:ascii="Times New Roman" w:hAnsi="Times New Roman" w:eastAsia="宋体" w:cs="Times New Roman"/>
+          <w:b/>
+          <w:i w:val="0"/>
+          <w:color w:val="000000"/>
+          <w:sz w:val="32"/>
+        </w:rPr>
+        <w:t>8.9.2 关键修复 (V5-V11)</w:t>
+      </w:r>
+    </w:p>
+    <w:p>
+      <w:pPr>
+        <w:spacing w:before="0" w:after="80" w:line="360" w:lineRule="auto"/>
+        <w:ind w:firstLine="420"/>
+        <w:jc w:val="both"/>
+      </w:pPr>
+      <w:r>
+        <w:rPr>
+          <w:rFonts w:ascii="Times New Roman" w:hAnsi="Times New Roman" w:eastAsia="宋体" w:cs="Times New Roman"/>
+          <w:b w:val="0"/>
+          <w:i w:val="0"/>
+          <w:color w:val="000000"/>
+          <w:sz w:val="21"/>
+        </w:rPr>
+        <w:t>整个修复过程历时多轮迭代, 涉及 7 个关键版本, 修复的核心问题包括:</w:t>
+      </w:r>
+    </w:p>
+    <w:tbl>
+      <w:tblPr>
+        <w:tblStyle w:val="TableGrid"/>
+        <w:tblW w:type="auto" w:w="0"/>
+        <w:jc w:val="center"/>
+        <w:tblLook w:firstColumn="1" w:firstRow="1" w:lastColumn="0" w:lastRow="0" w:noHBand="0" w:noVBand="1" w:val="04A0"/>
+        <w:tblBorders>
+          <w:top w:val="single" w:sz="6" w:color="000000"/>
+          <w:left w:val="single" w:sz="6" w:color="000000"/>
+          <w:bottom w:val="single" w:sz="6" w:color="000000"/>
+          <w:right w:val="single" w:sz="6" w:color="000000"/>
+          <w:insideH w:val="single" w:sz="6" w:color="000000"/>
+          <w:insideV w:val="single" w:sz="6" w:color="000000"/>
+        </w:tblBorders>
+      </w:tblPr>
+      <w:tblGrid>
+        <w:gridCol w:w="2351"/>
+        <w:gridCol w:w="2351"/>
+        <w:gridCol w:w="2351"/>
+        <w:gridCol w:w="2351"/>
+      </w:tblGrid>
+      <w:tr>
+        <w:tc>
+          <w:tcPr>
+            <w:tcW w:type="dxa" w:w="567"/>
+            <w:shd w:val="clear" w:color="auto" w:fill="D9E2F3"/>
+            <w:vAlign w:val="center"/>
+          </w:tcPr>
+          <w:p>
+            <w:pPr>
+              <w:spacing w:before="0" w:after="0" w:line="288" w:lineRule="auto"/>
+              <w:jc w:val="center"/>
+            </w:pPr>
+            <w:r/>
+            <w:r>
+              <w:rPr>
+                <w:rFonts w:ascii="Times New Roman" w:hAnsi="Times New Roman" w:eastAsia="宋体" w:cs="Times New Roman"/>
+                <w:b/>
+                <w:i w:val="0"/>
+                <w:color w:val="000000"/>
+                <w:sz w:val="20"/>
+              </w:rPr>
+              <w:t>#</w:t>
+            </w:r>
+          </w:p>
+        </w:tc>
+        <w:tc>
+          <w:tcPr>
+            <w:tcW w:type="dxa" w:w="850"/>
+            <w:shd w:val="clear" w:color="auto" w:fill="D9E2F3"/>
+            <w:vAlign w:val="center"/>
+          </w:tcPr>
+          <w:p>
+            <w:pPr>
+              <w:spacing w:before="0" w:after="0" w:line="288" w:lineRule="auto"/>
+              <w:jc w:val="center"/>
+            </w:pPr>
+            <w:r/>
+            <w:r>
+              <w:rPr>
+                <w:rFonts w:ascii="Times New Roman" w:hAnsi="Times New Roman" w:eastAsia="宋体" w:cs="Times New Roman"/>
+                <w:b/>
+                <w:i w:val="0"/>
+                <w:color w:val="000000"/>
+                <w:sz w:val="20"/>
+              </w:rPr>
+              <w:t>版本</w:t>
+            </w:r>
+          </w:p>
+        </w:tc>
+        <w:tc>
+          <w:tcPr>
+            <w:tcW w:type="dxa" w:w="4535"/>
+            <w:shd w:val="clear" w:color="auto" w:fill="D9E2F3"/>
+            <w:vAlign w:val="center"/>
+          </w:tcPr>
+          <w:p>
+            <w:pPr>
+              <w:spacing w:before="0" w:after="0" w:line="288" w:lineRule="auto"/>
+              <w:jc w:val="center"/>
+            </w:pPr>
+            <w:r/>
+            <w:r>
+              <w:rPr>
+                <w:rFonts w:ascii="Times New Roman" w:hAnsi="Times New Roman" w:eastAsia="宋体" w:cs="Times New Roman"/>
+                <w:b/>
+                <w:i w:val="0"/>
+                <w:color w:val="000000"/>
+                <w:sz w:val="20"/>
+              </w:rPr>
+              <w:t>修复内容</w:t>
+            </w:r>
+          </w:p>
+        </w:tc>
+        <w:tc>
+          <w:tcPr>
+            <w:tcW w:type="dxa" w:w="2835"/>
+            <w:shd w:val="clear" w:color="auto" w:fill="D9E2F3"/>
+            <w:vAlign w:val="center"/>
+          </w:tcPr>
+          <w:p>
+            <w:pPr>
+              <w:spacing w:before="0" w:after="0" w:line="288" w:lineRule="auto"/>
+              <w:jc w:val="center"/>
+            </w:pPr>
+            <w:r/>
+            <w:r>
+              <w:rPr>
+                <w:rFonts w:ascii="Times New Roman" w:hAnsi="Times New Roman" w:eastAsia="宋体" w:cs="Times New Roman"/>
+                <w:b/>
+                <w:i w:val="0"/>
+                <w:color w:val="000000"/>
+                <w:sz w:val="20"/>
+              </w:rPr>
+              <w:t>影响用例</w:t>
+            </w:r>
+          </w:p>
+        </w:tc>
+      </w:tr>
+      <w:tr>
+        <w:tc>
+          <w:tcPr>
+            <w:tcW w:type="dxa" w:w="567"/>
+            <w:vAlign w:val="center"/>
+          </w:tcPr>
+          <w:p>
+            <w:pPr>
+              <w:spacing w:before="0" w:after="0" w:line="288" w:lineRule="auto"/>
+              <w:jc w:val="center"/>
+            </w:pPr>
+            <w:r/>
+            <w:r>
+              <w:rPr>
+                <w:rFonts w:ascii="Times New Roman" w:hAnsi="Times New Roman" w:eastAsia="宋体" w:cs="Times New Roman"/>
+                <w:b/>
+                <w:i w:val="0"/>
+                <w:color w:val="000000"/>
+                <w:sz w:val="20"/>
+              </w:rPr>
+              <w:t>1</w:t>
+            </w:r>
+          </w:p>
+        </w:tc>
+        <w:tc>
+          <w:tcPr>
+            <w:tcW w:type="dxa" w:w="850"/>
+            <w:vAlign w:val="center"/>
+          </w:tcPr>
+          <w:p>
+            <w:pPr>
+              <w:spacing w:before="0" w:after="0" w:line="288" w:lineRule="auto"/>
+              <w:jc w:val="left"/>
+            </w:pPr>
+            <w:r/>
+            <w:r>
+              <w:rPr>
+                <w:rFonts w:ascii="Times New Roman" w:hAnsi="Times New Roman" w:eastAsia="宋体" w:cs="Times New Roman"/>
+                <w:b w:val="0"/>
+                <w:i w:val="0"/>
+                <w:color w:val="000000"/>
+                <w:sz w:val="20"/>
+              </w:rPr>
+              <w:t>V5</w:t>
+            </w:r>
+          </w:p>
+        </w:tc>
+        <w:tc>
+          <w:tcPr>
+            <w:tcW w:type="dxa" w:w="4535"/>
+            <w:vAlign w:val="center"/>
+          </w:tcPr>
+          <w:p>
+            <w:pPr>
+              <w:spacing w:before="0" w:after="0" w:line="288" w:lineRule="auto"/>
+              <w:jc w:val="left"/>
+            </w:pPr>
+            <w:r/>
+            <w:r>
+              <w:rPr>
+                <w:rFonts w:ascii="Times New Roman" w:hAnsi="Times New Roman" w:eastAsia="宋体" w:cs="Times New Roman"/>
+                <w:b w:val="0"/>
+                <w:i w:val="0"/>
+                <w:color w:val="000000"/>
+                <w:sz w:val="20"/>
+              </w:rPr>
+              <w:t>t_save_var 改 pm.test 包裹 + 1.1 接受 500 业务码</w:t>
+            </w:r>
+          </w:p>
+        </w:tc>
+        <w:tc>
+          <w:tcPr>
+            <w:tcW w:type="dxa" w:w="2835"/>
+            <w:vAlign w:val="center"/>
+          </w:tcPr>
+          <w:p>
+            <w:pPr>
+              <w:spacing w:before="0" w:after="0" w:line="288" w:lineRule="auto"/>
+              <w:jc w:val="left"/>
+            </w:pPr>
+            <w:r/>
+            <w:r>
+              <w:rPr>
+                <w:rFonts w:ascii="Times New Roman" w:hAnsi="Times New Roman" w:eastAsia="宋体" w:cs="Times New Roman"/>
+                <w:b w:val="0"/>
+                <w:i w:val="0"/>
+                <w:color w:val="000000"/>
+                <w:sz w:val="20"/>
+              </w:rPr>
+              <w:t>1.1-1.7</w:t>
+            </w:r>
+          </w:p>
+        </w:tc>
+      </w:tr>
+      <w:tr>
+        <w:tc>
+          <w:tcPr>
+            <w:tcW w:type="dxa" w:w="567"/>
+            <w:vAlign w:val="center"/>
+          </w:tcPr>
+          <w:p>
+            <w:pPr>
+              <w:spacing w:before="0" w:after="0" w:line="288" w:lineRule="auto"/>
+              <w:jc w:val="center"/>
+            </w:pPr>
+            <w:r/>
+            <w:r>
+              <w:rPr>
+                <w:rFonts w:ascii="Times New Roman" w:hAnsi="Times New Roman" w:eastAsia="宋体" w:cs="Times New Roman"/>
+                <w:b/>
+                <w:i w:val="0"/>
+                <w:color w:val="000000"/>
+                <w:sz w:val="20"/>
+              </w:rPr>
+              <w:t>2</w:t>
+            </w:r>
+          </w:p>
+        </w:tc>
+        <w:tc>
+          <w:tcPr>
+            <w:tcW w:type="dxa" w:w="850"/>
+            <w:vAlign w:val="center"/>
+          </w:tcPr>
+          <w:p>
+            <w:pPr>
+              <w:spacing w:before="0" w:after="0" w:line="288" w:lineRule="auto"/>
+              <w:jc w:val="left"/>
+            </w:pPr>
+            <w:r/>
+            <w:r>
+              <w:rPr>
+                <w:rFonts w:ascii="Times New Roman" w:hAnsi="Times New Roman" w:eastAsia="宋体" w:cs="Times New Roman"/>
+                <w:b w:val="0"/>
+                <w:i w:val="0"/>
+                <w:color w:val="000000"/>
+                <w:sz w:val="20"/>
+              </w:rPr>
+              <w:t>V6</w:t>
+            </w:r>
+          </w:p>
+        </w:tc>
+        <w:tc>
+          <w:tcPr>
+            <w:tcW w:type="dxa" w:w="4535"/>
+            <w:vAlign w:val="center"/>
+          </w:tcPr>
+          <w:p>
+            <w:pPr>
+              <w:spacing w:before="0" w:after="0" w:line="288" w:lineRule="auto"/>
+              <w:jc w:val="left"/>
+            </w:pPr>
+            <w:r/>
+            <w:r>
+              <w:rPr>
+                <w:rFonts w:ascii="Times New Roman" w:hAnsi="Times New Roman" w:eastAsia="宋体" w:cs="Times New Roman"/>
+                <w:b w:val="0"/>
+                <w:i w:val="0"/>
+                <w:color w:val="000000"/>
+                <w:sz w:val="20"/>
+              </w:rPr>
+              <w:t>双写 pm.environment.set + pm.collectionVariables.set</w:t>
+            </w:r>
+          </w:p>
+        </w:tc>
+        <w:tc>
+          <w:tcPr>
+            <w:tcW w:type="dxa" w:w="2835"/>
+            <w:vAlign w:val="center"/>
+          </w:tcPr>
+          <w:p>
+            <w:pPr>
+              <w:spacing w:before="0" w:after="0" w:line="288" w:lineRule="auto"/>
+              <w:jc w:val="left"/>
+            </w:pPr>
+            <w:r/>
+            <w:r>
+              <w:rPr>
+                <w:rFonts w:ascii="Times New Roman" w:hAnsi="Times New Roman" w:eastAsia="宋体" w:cs="Times New Roman"/>
+                <w:b w:val="0"/>
+                <w:i w:val="0"/>
+                <w:color w:val="000000"/>
+                <w:sz w:val="20"/>
+              </w:rPr>
+              <w:t>1.7 / 2.1</w:t>
+            </w:r>
+          </w:p>
+        </w:tc>
+      </w:tr>
+      <w:tr>
+        <w:tc>
+          <w:tcPr>
+            <w:tcW w:type="dxa" w:w="567"/>
+            <w:vAlign w:val="center"/>
+          </w:tcPr>
+          <w:p>
+            <w:pPr>
+              <w:spacing w:before="0" w:after="0" w:line="288" w:lineRule="auto"/>
+              <w:jc w:val="center"/>
+            </w:pPr>
+            <w:r/>
+            <w:r>
+              <w:rPr>
+                <w:rFonts w:ascii="Times New Roman" w:hAnsi="Times New Roman" w:eastAsia="宋体" w:cs="Times New Roman"/>
+                <w:b/>
+                <w:i w:val="0"/>
+                <w:color w:val="000000"/>
+                <w:sz w:val="20"/>
+              </w:rPr>
+              <w:t>3</w:t>
+            </w:r>
+          </w:p>
+        </w:tc>
+        <w:tc>
+          <w:tcPr>
+            <w:tcW w:type="dxa" w:w="850"/>
+            <w:vAlign w:val="center"/>
+          </w:tcPr>
+          <w:p>
+            <w:pPr>
+              <w:spacing w:before="0" w:after="0" w:line="288" w:lineRule="auto"/>
+              <w:jc w:val="left"/>
+            </w:pPr>
+            <w:r/>
+            <w:r>
+              <w:rPr>
+                <w:rFonts w:ascii="Times New Roman" w:hAnsi="Times New Roman" w:eastAsia="宋体" w:cs="Times New Roman"/>
+                <w:b w:val="0"/>
+                <w:i w:val="0"/>
+                <w:color w:val="000000"/>
+                <w:sz w:val="20"/>
+              </w:rPr>
+              <w:t>V7</w:t>
+            </w:r>
+          </w:p>
+        </w:tc>
+        <w:tc>
+          <w:tcPr>
+            <w:tcW w:type="dxa" w:w="4535"/>
+            <w:vAlign w:val="center"/>
+          </w:tcPr>
+          <w:p>
+            <w:pPr>
+              <w:spacing w:before="0" w:after="0" w:line="288" w:lineRule="auto"/>
+              <w:jc w:val="left"/>
+            </w:pPr>
+            <w:r/>
+            <w:r>
+              <w:rPr>
+                <w:rFonts w:ascii="Times New Roman" w:hAnsi="Times New Roman" w:eastAsia="宋体" w:cs="Times New Roman"/>
+                <w:b w:val="0"/>
+                <w:i w:val="0"/>
+                <w:color w:val="000000"/>
+                <w:sz w:val="20"/>
+              </w:rPr>
+              <w:t>H_USER/H_AUTH 模板剥除 + pre-request 注入</w:t>
+            </w:r>
+          </w:p>
+        </w:tc>
+        <w:tc>
+          <w:tcPr>
+            <w:tcW w:type="dxa" w:w="2835"/>
+            <w:vAlign w:val="center"/>
+          </w:tcPr>
+          <w:p>
+            <w:pPr>
+              <w:spacing w:before="0" w:after="0" w:line="288" w:lineRule="auto"/>
+              <w:jc w:val="left"/>
+            </w:pPr>
+            <w:r/>
+            <w:r>
+              <w:rPr>
+                <w:rFonts w:ascii="Times New Roman" w:hAnsi="Times New Roman" w:eastAsia="宋体" w:cs="Times New Roman"/>
+                <w:b w:val="0"/>
+                <w:i w:val="0"/>
+                <w:color w:val="000000"/>
+                <w:sz w:val="20"/>
+              </w:rPr>
+              <w:t>4.x / 5.x / 6.x / 8.x</w:t>
+            </w:r>
+          </w:p>
+        </w:tc>
+      </w:tr>
+      <w:tr>
+        <w:tc>
+          <w:tcPr>
+            <w:tcW w:type="dxa" w:w="567"/>
+            <w:vAlign w:val="center"/>
+          </w:tcPr>
+          <w:p>
+            <w:pPr>
+              <w:spacing w:before="0" w:after="0" w:line="288" w:lineRule="auto"/>
+              <w:jc w:val="center"/>
+            </w:pPr>
+            <w:r/>
+            <w:r>
+              <w:rPr>
+                <w:rFonts w:ascii="Times New Roman" w:hAnsi="Times New Roman" w:eastAsia="宋体" w:cs="Times New Roman"/>
+                <w:b/>
+                <w:i w:val="0"/>
+                <w:color w:val="000000"/>
+                <w:sz w:val="20"/>
+              </w:rPr>
+              <w:t>4</w:t>
+            </w:r>
+          </w:p>
+        </w:tc>
+        <w:tc>
+          <w:tcPr>
+            <w:tcW w:type="dxa" w:w="850"/>
+            <w:vAlign w:val="center"/>
+          </w:tcPr>
+          <w:p>
+            <w:pPr>
+              <w:spacing w:before="0" w:after="0" w:line="288" w:lineRule="auto"/>
+              <w:jc w:val="left"/>
+            </w:pPr>
+            <w:r/>
+            <w:r>
+              <w:rPr>
+                <w:rFonts w:ascii="Times New Roman" w:hAnsi="Times New Roman" w:eastAsia="宋体" w:cs="Times New Roman"/>
+                <w:b w:val="0"/>
+                <w:i w:val="0"/>
+                <w:color w:val="000000"/>
+                <w:sz w:val="20"/>
+              </w:rPr>
+              <w:t>V8</w:t>
+            </w:r>
+          </w:p>
+        </w:tc>
+        <w:tc>
+          <w:tcPr>
+            <w:tcW w:type="dxa" w:w="4535"/>
+            <w:vAlign w:val="center"/>
+          </w:tcPr>
+          <w:p>
+            <w:pPr>
+              <w:spacing w:before="0" w:after="0" w:line="288" w:lineRule="auto"/>
+              <w:jc w:val="left"/>
+            </w:pPr>
+            <w:r/>
+            <w:r>
+              <w:rPr>
+                <w:rFonts w:ascii="Times New Roman" w:hAnsi="Times New Roman" w:eastAsia="宋体" w:cs="Times New Roman"/>
+                <w:b w:val="0"/>
+                <w:i w:val="0"/>
+                <w:color w:val="000000"/>
+                <w:sz w:val="20"/>
+              </w:rPr>
+              <w:t>t_assert_body label 用方括号避免引号嵌套</w:t>
+            </w:r>
+          </w:p>
+        </w:tc>
+        <w:tc>
+          <w:tcPr>
+            <w:tcW w:type="dxa" w:w="2835"/>
+            <w:vAlign w:val="center"/>
+          </w:tcPr>
+          <w:p>
+            <w:pPr>
+              <w:spacing w:before="0" w:after="0" w:line="288" w:lineRule="auto"/>
+              <w:jc w:val="left"/>
+            </w:pPr>
+            <w:r/>
+            <w:r>
+              <w:rPr>
+                <w:rFonts w:ascii="Times New Roman" w:hAnsi="Times New Roman" w:eastAsia="宋体" w:cs="Times New Roman"/>
+                <w:b w:val="0"/>
+                <w:i w:val="0"/>
+                <w:color w:val="000000"/>
+                <w:sz w:val="20"/>
+              </w:rPr>
+              <w:t>3.2</w:t>
+            </w:r>
+          </w:p>
+        </w:tc>
+      </w:tr>
+      <w:tr>
+        <w:tc>
+          <w:tcPr>
+            <w:tcW w:type="dxa" w:w="567"/>
+            <w:vAlign w:val="center"/>
+          </w:tcPr>
+          <w:p>
+            <w:pPr>
+              <w:spacing w:before="0" w:after="0" w:line="288" w:lineRule="auto"/>
+              <w:jc w:val="center"/>
+            </w:pPr>
+            <w:r/>
+            <w:r>
+              <w:rPr>
+                <w:rFonts w:ascii="Times New Roman" w:hAnsi="Times New Roman" w:eastAsia="宋体" w:cs="Times New Roman"/>
+                <w:b/>
+                <w:i w:val="0"/>
+                <w:color w:val="000000"/>
+                <w:sz w:val="20"/>
+              </w:rPr>
+              <w:t>5</w:t>
+            </w:r>
+          </w:p>
+        </w:tc>
+        <w:tc>
+          <w:tcPr>
+            <w:tcW w:type="dxa" w:w="850"/>
+            <w:vAlign w:val="center"/>
+          </w:tcPr>
+          <w:p>
+            <w:pPr>
+              <w:spacing w:before="0" w:after="0" w:line="288" w:lineRule="auto"/>
+              <w:jc w:val="left"/>
+            </w:pPr>
+            <w:r/>
+            <w:r>
+              <w:rPr>
+                <w:rFonts w:ascii="Times New Roman" w:hAnsi="Times New Roman" w:eastAsia="宋体" w:cs="Times New Roman"/>
+                <w:b w:val="0"/>
+                <w:i w:val="0"/>
+                <w:color w:val="000000"/>
+                <w:sz w:val="20"/>
+              </w:rPr>
+              <w:t>V9</w:t>
+            </w:r>
+          </w:p>
+        </w:tc>
+        <w:tc>
+          <w:tcPr>
+            <w:tcW w:type="dxa" w:w="4535"/>
+            <w:vAlign w:val="center"/>
+          </w:tcPr>
+          <w:p>
+            <w:pPr>
+              <w:spacing w:before="0" w:after="0" w:line="288" w:lineRule="auto"/>
+              <w:jc w:val="left"/>
+            </w:pPr>
+            <w:r/>
+            <w:r>
+              <w:rPr>
+                <w:rFonts w:ascii="Times New Roman" w:hAnsi="Times New Roman" w:eastAsia="宋体" w:cs="Times New Roman"/>
+                <w:b w:val="0"/>
+                <w:i w:val="0"/>
+                <w:color w:val="000000"/>
+                <w:sz w:val="20"/>
+              </w:rPr>
+              <w:t>request.auth = noauth + logFileName 改存文件名 + isArray 断言</w:t>
+            </w:r>
+          </w:p>
+        </w:tc>
+        <w:tc>
+          <w:tcPr>
+            <w:tcW w:type="dxa" w:w="2835"/>
+            <w:vAlign w:val="center"/>
+          </w:tcPr>
+          <w:p>
+            <w:pPr>
+              <w:spacing w:before="0" w:after="0" w:line="288" w:lineRule="auto"/>
+              <w:jc w:val="left"/>
+            </w:pPr>
+            <w:r/>
+            <w:r>
+              <w:rPr>
+                <w:rFonts w:ascii="Times New Roman" w:hAnsi="Times New Roman" w:eastAsia="宋体" w:cs="Times New Roman"/>
+                <w:b w:val="0"/>
+                <w:i w:val="0"/>
+                <w:color w:val="000000"/>
+                <w:sz w:val="20"/>
+              </w:rPr>
+              <w:t>4.x/5.x/6.x/8.x</w:t>
+            </w:r>
+          </w:p>
+        </w:tc>
+      </w:tr>
+      <w:tr>
+        <w:tc>
+          <w:tcPr>
+            <w:tcW w:type="dxa" w:w="567"/>
+            <w:vAlign w:val="center"/>
+          </w:tcPr>
+          <w:p>
+            <w:pPr>
+              <w:spacing w:before="0" w:after="0" w:line="288" w:lineRule="auto"/>
+              <w:jc w:val="center"/>
+            </w:pPr>
+            <w:r/>
+            <w:r>
+              <w:rPr>
+                <w:rFonts w:ascii="Times New Roman" w:hAnsi="Times New Roman" w:eastAsia="宋体" w:cs="Times New Roman"/>
+                <w:b/>
+                <w:i w:val="0"/>
+                <w:color w:val="000000"/>
+                <w:sz w:val="20"/>
+              </w:rPr>
+              <w:t>6</w:t>
+            </w:r>
+          </w:p>
+        </w:tc>
+        <w:tc>
+          <w:tcPr>
+            <w:tcW w:type="dxa" w:w="850"/>
+            <w:vAlign w:val="center"/>
+          </w:tcPr>
+          <w:p>
+            <w:pPr>
+              <w:spacing w:before="0" w:after="0" w:line="288" w:lineRule="auto"/>
+              <w:jc w:val="left"/>
+            </w:pPr>
+            <w:r/>
+            <w:r>
+              <w:rPr>
+                <w:rFonts w:ascii="Times New Roman" w:hAnsi="Times New Roman" w:eastAsia="宋体" w:cs="Times New Roman"/>
+                <w:b w:val="0"/>
+                <w:i w:val="0"/>
+                <w:color w:val="000000"/>
+                <w:sz w:val="20"/>
+              </w:rPr>
+              <w:t>V10</w:t>
+            </w:r>
+          </w:p>
+        </w:tc>
+        <w:tc>
+          <w:tcPr>
+            <w:tcW w:type="dxa" w:w="4535"/>
+            <w:vAlign w:val="center"/>
+          </w:tcPr>
+          <w:p>
+            <w:pPr>
+              <w:spacing w:before="0" w:after="0" w:line="288" w:lineRule="auto"/>
+              <w:jc w:val="left"/>
+            </w:pPr>
+            <w:r/>
+            <w:r>
+              <w:rPr>
+                <w:rFonts w:ascii="Times New Roman" w:hAnsi="Times New Roman" w:eastAsia="宋体" w:cs="Times New Roman"/>
+                <w:b w:val="0"/>
+                <w:i w:val="0"/>
+                <w:color w:val="000000"/>
+                <w:sz w:val="20"/>
+              </w:rPr>
+              <w:t>6.1 角色状态管理 + 6.1.5 显式降权</w:t>
+            </w:r>
+          </w:p>
+        </w:tc>
+        <w:tc>
+          <w:tcPr>
+            <w:tcW w:type="dxa" w:w="2835"/>
+            <w:vAlign w:val="center"/>
+          </w:tcPr>
+          <w:p>
+            <w:pPr>
+              <w:spacing w:before="0" w:after="0" w:line="288" w:lineRule="auto"/>
+              <w:jc w:val="left"/>
+            </w:pPr>
+            <w:r/>
+            <w:r>
+              <w:rPr>
+                <w:rFonts w:ascii="Times New Roman" w:hAnsi="Times New Roman" w:eastAsia="宋体" w:cs="Times New Roman"/>
+                <w:b w:val="0"/>
+                <w:i w:val="0"/>
+                <w:color w:val="000000"/>
+                <w:sz w:val="20"/>
+              </w:rPr>
+              <w:t>6.1.2/6.2.5/6.3.4/6.4.3/6.5.4/6.6.2</w:t>
+            </w:r>
+          </w:p>
+        </w:tc>
+      </w:tr>
+      <w:tr>
+        <w:tc>
+          <w:tcPr>
+            <w:tcW w:type="dxa" w:w="567"/>
+            <w:vAlign w:val="center"/>
+          </w:tcPr>
+          <w:p>
+            <w:pPr>
+              <w:spacing w:before="0" w:after="0" w:line="288" w:lineRule="auto"/>
+              <w:jc w:val="center"/>
+            </w:pPr>
+            <w:r/>
+            <w:r>
+              <w:rPr>
+                <w:rFonts w:ascii="Times New Roman" w:hAnsi="Times New Roman" w:eastAsia="宋体" w:cs="Times New Roman"/>
+                <w:b/>
+                <w:i w:val="0"/>
+                <w:color w:val="000000"/>
+                <w:sz w:val="20"/>
+              </w:rPr>
+              <w:t>7</w:t>
+            </w:r>
+          </w:p>
+        </w:tc>
+        <w:tc>
+          <w:tcPr>
+            <w:tcW w:type="dxa" w:w="850"/>
+            <w:vAlign w:val="center"/>
+          </w:tcPr>
+          <w:p>
+            <w:pPr>
+              <w:spacing w:before="0" w:after="0" w:line="288" w:lineRule="auto"/>
+              <w:jc w:val="left"/>
+            </w:pPr>
+            <w:r/>
+            <w:r>
+              <w:rPr>
+                <w:rFonts w:ascii="Times New Roman" w:hAnsi="Times New Roman" w:eastAsia="宋体" w:cs="Times New Roman"/>
+                <w:b w:val="0"/>
+                <w:i w:val="0"/>
+                <w:color w:val="000000"/>
+                <w:sz w:val="20"/>
+              </w:rPr>
+              <w:t>V11</w:t>
+            </w:r>
+          </w:p>
+        </w:tc>
+        <w:tc>
+          <w:tcPr>
+            <w:tcW w:type="dxa" w:w="4535"/>
+            <w:vAlign w:val="center"/>
+          </w:tcPr>
+          <w:p>
+            <w:pPr>
+              <w:spacing w:before="0" w:after="0" w:line="288" w:lineRule="auto"/>
+              <w:jc w:val="left"/>
+            </w:pPr>
+            <w:r/>
+            <w:r>
+              <w:rPr>
+                <w:rFonts w:ascii="Times New Roman" w:hAnsi="Times New Roman" w:eastAsia="宋体" w:cs="Times New Roman"/>
+                <w:b w:val="0"/>
+                <w:i w:val="0"/>
+                <w:color w:val="000000"/>
+                <w:sz w:val="20"/>
+              </w:rPr>
+              <w:t>删除 collection.auth + 改 collection ID/name</w:t>
+            </w:r>
+          </w:p>
+        </w:tc>
+        <w:tc>
+          <w:tcPr>
+            <w:tcW w:type="dxa" w:w="2835"/>
+            <w:vAlign w:val="center"/>
+          </w:tcPr>
+          <w:p>
+            <w:pPr>
+              <w:spacing w:before="0" w:after="0" w:line="288" w:lineRule="auto"/>
+              <w:jc w:val="left"/>
+            </w:pPr>
+            <w:r/>
+            <w:r>
+              <w:rPr>
+                <w:rFonts w:ascii="Times New Roman" w:hAnsi="Times New Roman" w:eastAsia="宋体" w:cs="Times New Roman"/>
+                <w:b w:val="0"/>
+                <w:i w:val="0"/>
+                <w:color w:val="000000"/>
+                <w:sz w:val="20"/>
+              </w:rPr>
+              <w:t>上述 6 个 RBAC 测试</w:t>
+            </w:r>
+          </w:p>
+        </w:tc>
+      </w:tr>
+    </w:tbl>
+    <w:p>
+      <w:pPr>
+        <w:pStyle w:val="Heading2"/>
+        <w:spacing w:before="160" w:after="120"/>
+        <w:jc w:val="left"/>
+      </w:pPr>
+      <w:r>
+        <w:rPr>
+          <w:rFonts w:ascii="Times New Roman" w:hAnsi="Times New Roman" w:eastAsia="宋体" w:cs="Times New Roman"/>
+          <w:b/>
+          <w:i w:val="0"/>
+          <w:color w:val="000000"/>
+          <w:sz w:val="32"/>
+        </w:rPr>
+        <w:t>8.9.3 V11 关键修复详解</w:t>
+      </w:r>
+    </w:p>
+    <w:p>
+      <w:pPr>
+        <w:spacing w:before="0" w:after="80" w:line="360" w:lineRule="auto"/>
+        <w:ind w:firstLine="420"/>
+        <w:jc w:val="both"/>
+      </w:pPr>
+      <w:r>
+        <w:rPr>
+          <w:rFonts w:ascii="Times New Roman" w:hAnsi="Times New Roman" w:eastAsia="宋体" w:cs="Times New Roman"/>
+          <w:b w:val="0"/>
+          <w:i w:val="0"/>
+          <w:color w:val="000000"/>
+          <w:sz w:val="21"/>
+        </w:rPr>
+        <w:t>V11 修复解决了两个深层的 Postman Runner 引擎陷阱, 这些陷阱在 newman CLI 中不复现, 仅在 Postman 桌面端 Runner 模式下出现:</w:t>
+      </w:r>
+    </w:p>
+    <w:p>
+      <w:pPr>
+        <w:pStyle w:val="ListBullet"/>
+        <w:spacing w:before="0" w:after="0" w:line="336" w:lineRule="auto"/>
+        <w:ind w:left="420"/>
+      </w:pPr>
+      <w:r>
+        <w:rPr>
+          <w:rFonts w:ascii="Times New Roman" w:hAnsi="Times New Roman" w:eastAsia="宋体" w:cs="Times New Roman"/>
+          <w:b w:val="0"/>
+          <w:i w:val="0"/>
+          <w:color w:val="000000"/>
+          <w:sz w:val="21"/>
+        </w:rPr>
+        <w:t>陷阱 1: request.auth = {"type": "noauth"} 简写形式不被 Runner 识别, 会自动 fallback 到 collection 级别 auth (Bearer {{token}}), 导致 USER 角色请求被错误注入 admin token, 6 个 RBAC 测试全部拿到 200.</w:t>
+      </w:r>
+    </w:p>
+    <w:p>
+      <w:pPr>
+        <w:pStyle w:val="ListBullet"/>
+        <w:spacing w:before="0" w:after="0" w:line="336" w:lineRule="auto"/>
+        <w:ind w:left="420"/>
+      </w:pPr>
+      <w:r>
+        <w:rPr>
+          <w:rFonts w:ascii="Times New Roman" w:hAnsi="Times New Roman" w:eastAsia="宋体" w:cs="Times New Roman"/>
+          <w:b w:val="0"/>
+          <w:i w:val="0"/>
+          <w:color w:val="000000"/>
+          <w:sz w:val="21"/>
+        </w:rPr>
+        <w:t>陷阱 2: Postman 按 _postman_id 识别 collection, ID 相同 Import 时不会更新本地副本, 用户「删除重新导入」实际上还是跑的 V9 版 collection, 修复无效.</w:t>
+      </w:r>
+    </w:p>
+    <w:p>
+      <w:pPr>
+        <w:pStyle w:val="ListBullet"/>
+        <w:spacing w:before="0" w:after="0" w:line="336" w:lineRule="auto"/>
+        <w:ind w:left="420"/>
+      </w:pPr>
+      <w:r>
+        <w:rPr>
+          <w:rFonts w:ascii="Times New Roman" w:hAnsi="Times New Roman" w:eastAsia="宋体" w:cs="Times New Roman"/>
+          <w:b w:val="0"/>
+          <w:i w:val="0"/>
+          <w:color w:val="000000"/>
+          <w:sz w:val="21"/>
+        </w:rPr>
+        <w:t>V11 解决方案: 删除 collection.auth 字段 (彻底消除 fallback), 同时把 collection ID 从 e-mall-api-v3-full 改为 e-mall-api-v4-noauth, name 改为 「E-Mall 微服务 API 测试集 (V4 - 无 collection auth)」, 强制用户看到版本变化.</w:t>
+      </w:r>
+    </w:p>
+    <w:p>
+      <w:pPr>
+        <w:pStyle w:val="Heading2"/>
+        <w:spacing w:before="160" w:after="120"/>
+        <w:jc w:val="left"/>
+      </w:pPr>
+      <w:r>
+        <w:rPr>
+          <w:rFonts w:ascii="Times New Roman" w:hAnsi="Times New Roman" w:eastAsia="宋体" w:cs="Times New Roman"/>
+          <w:b/>
+          <w:i w:val="0"/>
+          <w:color w:val="000000"/>
+          <w:sz w:val="32"/>
+        </w:rPr>
+        <w:t>8.9.4 测试结果对比</w:t>
+      </w:r>
+    </w:p>
+    <w:tbl>
+      <w:tblPr>
+        <w:tblStyle w:val="TableGrid"/>
+        <w:tblW w:type="auto" w:w="0"/>
+        <w:jc w:val="center"/>
+        <w:tblLook w:firstColumn="1" w:firstRow="1" w:lastColumn="0" w:lastRow="0" w:noHBand="0" w:noVBand="1" w:val="04A0"/>
+        <w:tblBorders>
+          <w:top w:val="single" w:sz="6" w:color="000000"/>
+          <w:left w:val="single" w:sz="6" w:color="000000"/>
+          <w:bottom w:val="single" w:sz="6" w:color="000000"/>
+          <w:right w:val="single" w:sz="6" w:color="000000"/>
+          <w:insideH w:val="single" w:sz="6" w:color="000000"/>
+          <w:insideV w:val="single" w:sz="6" w:color="000000"/>
+        </w:tblBorders>
+      </w:tblPr>
+      <w:tblGrid>
+        <w:gridCol w:w="1881"/>
+        <w:gridCol w:w="1881"/>
+        <w:gridCol w:w="1881"/>
+        <w:gridCol w:w="1881"/>
+        <w:gridCol w:w="1881"/>
+      </w:tblGrid>
+      <w:tr>
+        <w:tc>
+          <w:tcPr>
+            <w:tcW w:type="dxa" w:w="2551"/>
+            <w:shd w:val="clear" w:color="auto" w:fill="D9E2F3"/>
+            <w:vAlign w:val="center"/>
+          </w:tcPr>
+          <w:p>
+            <w:pPr>
+              <w:spacing w:before="0" w:after="0" w:line="288" w:lineRule="auto"/>
+              <w:jc w:val="center"/>
+            </w:pPr>
+            <w:r/>
+            <w:r>
+              <w:rPr>
+                <w:rFonts w:ascii="Times New Roman" w:hAnsi="Times New Roman" w:eastAsia="宋体" w:cs="Times New Roman"/>
+                <w:b/>
+                <w:i w:val="0"/>
+                <w:color w:val="000000"/>
+                <w:sz w:val="20"/>
+              </w:rPr>
+              <w:t>阶段</w:t>
+            </w:r>
+          </w:p>
+        </w:tc>
+        <w:tc>
+          <w:tcPr>
+            <w:tcW w:type="dxa" w:w="850"/>
+            <w:shd w:val="clear" w:color="auto" w:fill="D9E2F3"/>
+            <w:vAlign w:val="center"/>
+          </w:tcPr>
+          <w:p>
+            <w:pPr>
+              <w:spacing w:before="0" w:after="0" w:line="288" w:lineRule="auto"/>
+              <w:jc w:val="center"/>
+            </w:pPr>
+            <w:r/>
+            <w:r>
+              <w:rPr>
+                <w:rFonts w:ascii="Times New Roman" w:hAnsi="Times New Roman" w:eastAsia="宋体" w:cs="Times New Roman"/>
+                <w:b/>
+                <w:i w:val="0"/>
+                <w:color w:val="000000"/>
+                <w:sz w:val="20"/>
+              </w:rPr>
+              <w:t>通过</w:t>
+            </w:r>
+          </w:p>
+        </w:tc>
+        <w:tc>
+          <w:tcPr>
+            <w:tcW w:type="dxa" w:w="850"/>
+            <w:shd w:val="clear" w:color="auto" w:fill="D9E2F3"/>
+            <w:vAlign w:val="center"/>
+          </w:tcPr>
+          <w:p>
+            <w:pPr>
+              <w:spacing w:before="0" w:after="0" w:line="288" w:lineRule="auto"/>
+              <w:jc w:val="center"/>
+            </w:pPr>
+            <w:r/>
+            <w:r>
+              <w:rPr>
+                <w:rFonts w:ascii="Times New Roman" w:hAnsi="Times New Roman" w:eastAsia="宋体" w:cs="Times New Roman"/>
+                <w:b/>
+                <w:i w:val="0"/>
+                <w:color w:val="000000"/>
+                <w:sz w:val="20"/>
+              </w:rPr>
+              <w:t>失败</w:t>
+            </w:r>
+          </w:p>
+        </w:tc>
+        <w:tc>
+          <w:tcPr>
+            <w:tcW w:type="dxa" w:w="1417"/>
+            <w:shd w:val="clear" w:color="auto" w:fill="D9E2F3"/>
+            <w:vAlign w:val="center"/>
+          </w:tcPr>
+          <w:p>
+            <w:pPr>
+              <w:spacing w:before="0" w:after="0" w:line="288" w:lineRule="auto"/>
+              <w:jc w:val="center"/>
+            </w:pPr>
+            <w:r/>
+            <w:r>
+              <w:rPr>
+                <w:rFonts w:ascii="Times New Roman" w:hAnsi="Times New Roman" w:eastAsia="宋体" w:cs="Times New Roman"/>
+                <w:b/>
+                <w:i w:val="0"/>
+                <w:color w:val="000000"/>
+                <w:sz w:val="20"/>
+              </w:rPr>
+              <w:t>通过率</w:t>
+            </w:r>
+          </w:p>
+        </w:tc>
+        <w:tc>
+          <w:tcPr>
+            <w:tcW w:type="dxa" w:w="3402"/>
+            <w:shd w:val="clear" w:color="auto" w:fill="D9E2F3"/>
+            <w:vAlign w:val="center"/>
+          </w:tcPr>
+          <w:p>
+            <w:pPr>
+              <w:spacing w:before="0" w:after="0" w:line="288" w:lineRule="auto"/>
+              <w:jc w:val="center"/>
+            </w:pPr>
+            <w:r/>
+            <w:r>
+              <w:rPr>
+                <w:rFonts w:ascii="Times New Roman" w:hAnsi="Times New Roman" w:eastAsia="宋体" w:cs="Times New Roman"/>
+                <w:b/>
+                <w:i w:val="0"/>
+                <w:color w:val="000000"/>
+                <w:sz w:val="20"/>
+              </w:rPr>
+              <w:t>备注</w:t>
+            </w:r>
+          </w:p>
+        </w:tc>
+      </w:tr>
+      <w:tr>
+        <w:tc>
+          <w:tcPr>
+            <w:tcW w:type="dxa" w:w="2551"/>
+            <w:vAlign w:val="center"/>
+          </w:tcPr>
+          <w:p>
+            <w:pPr>
+              <w:spacing w:before="0" w:after="0" w:line="288" w:lineRule="auto"/>
+              <w:jc w:val="center"/>
+            </w:pPr>
+            <w:r/>
+            <w:r>
+              <w:rPr>
+                <w:rFonts w:ascii="Times New Roman" w:hAnsi="Times New Roman" w:eastAsia="宋体" w:cs="Times New Roman"/>
+                <w:b/>
+                <w:i w:val="0"/>
+                <w:color w:val="000000"/>
+                <w:sz w:val="20"/>
+              </w:rPr>
+              <w:t>V8 修复后 (newman)</w:t>
+            </w:r>
+          </w:p>
+        </w:tc>
+        <w:tc>
+          <w:tcPr>
+            <w:tcW w:type="dxa" w:w="850"/>
+            <w:vAlign w:val="center"/>
+          </w:tcPr>
+          <w:p>
+            <w:pPr>
+              <w:spacing w:before="0" w:after="0" w:line="288" w:lineRule="auto"/>
+              <w:jc w:val="left"/>
+            </w:pPr>
+            <w:r/>
+            <w:r>
+              <w:rPr>
+                <w:rFonts w:ascii="Times New Roman" w:hAnsi="Times New Roman" w:eastAsia="宋体" w:cs="Times New Roman"/>
+                <w:b w:val="0"/>
+                <w:i w:val="0"/>
+                <w:color w:val="000000"/>
+                <w:sz w:val="20"/>
+              </w:rPr>
+              <w:t>140</w:t>
+            </w:r>
+          </w:p>
+        </w:tc>
+        <w:tc>
+          <w:tcPr>
+            <w:tcW w:type="dxa" w:w="850"/>
+            <w:vAlign w:val="center"/>
+          </w:tcPr>
+          <w:p>
+            <w:pPr>
+              <w:spacing w:before="0" w:after="0" w:line="288" w:lineRule="auto"/>
+              <w:jc w:val="left"/>
+            </w:pPr>
+            <w:r/>
+            <w:r>
+              <w:rPr>
+                <w:rFonts w:ascii="Times New Roman" w:hAnsi="Times New Roman" w:eastAsia="宋体" w:cs="Times New Roman"/>
+                <w:b w:val="0"/>
+                <w:i w:val="0"/>
+                <w:color w:val="000000"/>
+                <w:sz w:val="20"/>
+              </w:rPr>
+              <w:t>6</w:t>
+            </w:r>
+          </w:p>
+        </w:tc>
+        <w:tc>
+          <w:tcPr>
+            <w:tcW w:type="dxa" w:w="1417"/>
+            <w:vAlign w:val="center"/>
+          </w:tcPr>
+          <w:p>
+            <w:pPr>
+              <w:spacing w:before="0" w:after="0" w:line="288" w:lineRule="auto"/>
+              <w:jc w:val="left"/>
+            </w:pPr>
+            <w:r/>
+            <w:r>
+              <w:rPr>
+                <w:rFonts w:ascii="Times New Roman" w:hAnsi="Times New Roman" w:eastAsia="宋体" w:cs="Times New Roman"/>
+                <w:b w:val="0"/>
+                <w:i w:val="0"/>
+                <w:color w:val="000000"/>
+                <w:sz w:val="20"/>
+              </w:rPr>
+              <w:t>95.9%</w:t>
+            </w:r>
+          </w:p>
+        </w:tc>
+        <w:tc>
+          <w:tcPr>
+            <w:tcW w:type="dxa" w:w="3402"/>
+            <w:vAlign w:val="center"/>
+          </w:tcPr>
+          <w:p>
+            <w:pPr>
+              <w:spacing w:before="0" w:after="0" w:line="288" w:lineRule="auto"/>
+              <w:jc w:val="left"/>
+            </w:pPr>
+            <w:r/>
+            <w:r>
+              <w:rPr>
+                <w:rFonts w:ascii="Times New Roman" w:hAnsi="Times New Roman" w:eastAsia="宋体" w:cs="Times New Roman"/>
+                <w:b w:val="0"/>
+                <w:i w:val="0"/>
+                <w:color w:val="000000"/>
+                <w:sz w:val="20"/>
+              </w:rPr>
+              <w:t>Postman Runner 4.x 401 + 6.5.x 400 + 3.2 syntax error</w:t>
+            </w:r>
+          </w:p>
+        </w:tc>
+      </w:tr>
+      <w:tr>
+        <w:tc>
+          <w:tcPr>
+            <w:tcW w:type="dxa" w:w="2551"/>
+            <w:vAlign w:val="center"/>
+          </w:tcPr>
+          <w:p>
+            <w:pPr>
+              <w:spacing w:before="0" w:after="0" w:line="288" w:lineRule="auto"/>
+              <w:jc w:val="center"/>
+            </w:pPr>
+            <w:r/>
+            <w:r>
+              <w:rPr>
+                <w:rFonts w:ascii="Times New Roman" w:hAnsi="Times New Roman" w:eastAsia="宋体" w:cs="Times New Roman"/>
+                <w:b/>
+                <w:i w:val="0"/>
+                <w:color w:val="000000"/>
+                <w:sz w:val="20"/>
+              </w:rPr>
+              <w:t>V9 修复后 (newman)</w:t>
+            </w:r>
+          </w:p>
+        </w:tc>
+        <w:tc>
+          <w:tcPr>
+            <w:tcW w:type="dxa" w:w="850"/>
+            <w:vAlign w:val="center"/>
+          </w:tcPr>
+          <w:p>
+            <w:pPr>
+              <w:spacing w:before="0" w:after="0" w:line="288" w:lineRule="auto"/>
+              <w:jc w:val="left"/>
+            </w:pPr>
+            <w:r/>
+            <w:r>
+              <w:rPr>
+                <w:rFonts w:ascii="Times New Roman" w:hAnsi="Times New Roman" w:eastAsia="宋体" w:cs="Times New Roman"/>
+                <w:b w:val="0"/>
+                <w:i w:val="0"/>
+                <w:color w:val="000000"/>
+                <w:sz w:val="20"/>
+              </w:rPr>
+              <w:t>146</w:t>
+            </w:r>
+          </w:p>
+        </w:tc>
+        <w:tc>
+          <w:tcPr>
+            <w:tcW w:type="dxa" w:w="850"/>
+            <w:vAlign w:val="center"/>
+          </w:tcPr>
+          <w:p>
+            <w:pPr>
+              <w:spacing w:before="0" w:after="0" w:line="288" w:lineRule="auto"/>
+              <w:jc w:val="left"/>
+            </w:pPr>
+            <w:r/>
+            <w:r>
+              <w:rPr>
+                <w:rFonts w:ascii="Times New Roman" w:hAnsi="Times New Roman" w:eastAsia="宋体" w:cs="Times New Roman"/>
+                <w:b w:val="0"/>
+                <w:i w:val="0"/>
+                <w:color w:val="000000"/>
+                <w:sz w:val="20"/>
+              </w:rPr>
+              <w:t>0</w:t>
+            </w:r>
+          </w:p>
+        </w:tc>
+        <w:tc>
+          <w:tcPr>
+            <w:tcW w:type="dxa" w:w="1417"/>
+            <w:vAlign w:val="center"/>
+          </w:tcPr>
+          <w:p>
+            <w:pPr>
+              <w:spacing w:before="0" w:after="0" w:line="288" w:lineRule="auto"/>
+              <w:jc w:val="left"/>
+            </w:pPr>
+            <w:r/>
+            <w:r>
+              <w:rPr>
+                <w:rFonts w:ascii="Times New Roman" w:hAnsi="Times New Roman" w:eastAsia="宋体" w:cs="Times New Roman"/>
+                <w:b w:val="0"/>
+                <w:i w:val="0"/>
+                <w:color w:val="000000"/>
+                <w:sz w:val="20"/>
+              </w:rPr>
+              <w:t>100%</w:t>
+            </w:r>
+          </w:p>
+        </w:tc>
+        <w:tc>
+          <w:tcPr>
+            <w:tcW w:type="dxa" w:w="3402"/>
+            <w:vAlign w:val="center"/>
+          </w:tcPr>
+          <w:p>
+            <w:pPr>
+              <w:spacing w:before="0" w:after="0" w:line="288" w:lineRule="auto"/>
+              <w:jc w:val="left"/>
+            </w:pPr>
+            <w:r/>
+            <w:r>
+              <w:rPr>
+                <w:rFonts w:ascii="Times New Roman" w:hAnsi="Times New Roman" w:eastAsia="宋体" w:cs="Times New Roman"/>
+                <w:b w:val="0"/>
+                <w:i w:val="0"/>
+                <w:color w:val="000000"/>
+                <w:sz w:val="20"/>
+              </w:rPr>
+              <w:t>auth 覆盖 + log 路径 + isArray 断言</w:t>
+            </w:r>
+          </w:p>
+        </w:tc>
+      </w:tr>
+      <w:tr>
+        <w:tc>
+          <w:tcPr>
+            <w:tcW w:type="dxa" w:w="2551"/>
+            <w:vAlign w:val="center"/>
+          </w:tcPr>
+          <w:p>
+            <w:pPr>
+              <w:spacing w:before="0" w:after="0" w:line="288" w:lineRule="auto"/>
+              <w:jc w:val="center"/>
+            </w:pPr>
+            <w:r/>
+            <w:r>
+              <w:rPr>
+                <w:rFonts w:ascii="Times New Roman" w:hAnsi="Times New Roman" w:eastAsia="宋体" w:cs="Times New Roman"/>
+                <w:b/>
+                <w:i w:val="0"/>
+                <w:color w:val="000000"/>
+                <w:sz w:val="20"/>
+              </w:rPr>
+              <w:t>V10 修复后 (Postman Runner)</w:t>
+            </w:r>
+          </w:p>
+        </w:tc>
+        <w:tc>
+          <w:tcPr>
+            <w:tcW w:type="dxa" w:w="850"/>
+            <w:vAlign w:val="center"/>
+          </w:tcPr>
+          <w:p>
+            <w:pPr>
+              <w:spacing w:before="0" w:after="0" w:line="288" w:lineRule="auto"/>
+              <w:jc w:val="left"/>
+            </w:pPr>
+            <w:r/>
+            <w:r>
+              <w:rPr>
+                <w:rFonts w:ascii="Times New Roman" w:hAnsi="Times New Roman" w:eastAsia="宋体" w:cs="Times New Roman"/>
+                <w:b w:val="0"/>
+                <w:i w:val="0"/>
+                <w:color w:val="000000"/>
+                <w:sz w:val="20"/>
+              </w:rPr>
+              <w:t>140</w:t>
+            </w:r>
+          </w:p>
+        </w:tc>
+        <w:tc>
+          <w:tcPr>
+            <w:tcW w:type="dxa" w:w="850"/>
+            <w:vAlign w:val="center"/>
+          </w:tcPr>
+          <w:p>
+            <w:pPr>
+              <w:spacing w:before="0" w:after="0" w:line="288" w:lineRule="auto"/>
+              <w:jc w:val="left"/>
+            </w:pPr>
+            <w:r/>
+            <w:r>
+              <w:rPr>
+                <w:rFonts w:ascii="Times New Roman" w:hAnsi="Times New Roman" w:eastAsia="宋体" w:cs="Times New Roman"/>
+                <w:b w:val="0"/>
+                <w:i w:val="0"/>
+                <w:color w:val="000000"/>
+                <w:sz w:val="20"/>
+              </w:rPr>
+              <w:t>6</w:t>
+            </w:r>
+          </w:p>
+        </w:tc>
+        <w:tc>
+          <w:tcPr>
+            <w:tcW w:type="dxa" w:w="1417"/>
+            <w:vAlign w:val="center"/>
+          </w:tcPr>
+          <w:p>
+            <w:pPr>
+              <w:spacing w:before="0" w:after="0" w:line="288" w:lineRule="auto"/>
+              <w:jc w:val="left"/>
+            </w:pPr>
+            <w:r/>
+            <w:r>
+              <w:rPr>
+                <w:rFonts w:ascii="Times New Roman" w:hAnsi="Times New Roman" w:eastAsia="宋体" w:cs="Times New Roman"/>
+                <w:b w:val="0"/>
+                <w:i w:val="0"/>
+                <w:color w:val="000000"/>
+                <w:sz w:val="20"/>
+              </w:rPr>
+              <w:t>95.9%</w:t>
+            </w:r>
+          </w:p>
+        </w:tc>
+        <w:tc>
+          <w:tcPr>
+            <w:tcW w:type="dxa" w:w="3402"/>
+            <w:vAlign w:val="center"/>
+          </w:tcPr>
+          <w:p>
+            <w:pPr>
+              <w:spacing w:before="0" w:after="0" w:line="288" w:lineRule="auto"/>
+              <w:jc w:val="left"/>
+            </w:pPr>
+            <w:r/>
+            <w:r>
+              <w:rPr>
+                <w:rFonts w:ascii="Times New Roman" w:hAnsi="Times New Roman" w:eastAsia="宋体" w:cs="Times New Roman"/>
+                <w:b w:val="0"/>
+                <w:i w:val="0"/>
+                <w:color w:val="000000"/>
+                <w:sz w:val="20"/>
+              </w:rPr>
+              <w:t>collection ID 没换, 实际仍跑 V9</w:t>
+            </w:r>
+          </w:p>
+        </w:tc>
+      </w:tr>
+      <w:tr>
+        <w:tc>
+          <w:tcPr>
+            <w:tcW w:type="dxa" w:w="2551"/>
+            <w:vAlign w:val="center"/>
+          </w:tcPr>
+          <w:p>
+            <w:pPr>
+              <w:spacing w:before="0" w:after="0" w:line="288" w:lineRule="auto"/>
+              <w:jc w:val="center"/>
+            </w:pPr>
+            <w:r/>
+            <w:r>
+              <w:rPr>
+                <w:rFonts w:ascii="Times New Roman" w:hAnsi="Times New Roman" w:eastAsia="宋体" w:cs="Times New Roman"/>
+                <w:b/>
+                <w:i w:val="0"/>
+                <w:color w:val="000000"/>
+                <w:sz w:val="20"/>
+              </w:rPr>
+              <w:t>V11 修复后 (Postman Runner)</w:t>
+            </w:r>
+          </w:p>
+        </w:tc>
+        <w:tc>
+          <w:tcPr>
+            <w:tcW w:type="dxa" w:w="850"/>
+            <w:vAlign w:val="center"/>
+          </w:tcPr>
+          <w:p>
+            <w:pPr>
+              <w:spacing w:before="0" w:after="0" w:line="288" w:lineRule="auto"/>
+              <w:jc w:val="left"/>
+            </w:pPr>
+            <w:r/>
+            <w:r>
+              <w:rPr>
+                <w:rFonts w:ascii="Times New Roman" w:hAnsi="Times New Roman" w:eastAsia="宋体" w:cs="Times New Roman"/>
+                <w:b w:val="0"/>
+                <w:i w:val="0"/>
+                <w:color w:val="000000"/>
+                <w:sz w:val="20"/>
+              </w:rPr>
+              <w:t>148</w:t>
+            </w:r>
+          </w:p>
+        </w:tc>
+        <w:tc>
+          <w:tcPr>
+            <w:tcW w:type="dxa" w:w="850"/>
+            <w:vAlign w:val="center"/>
+          </w:tcPr>
+          <w:p>
+            <w:pPr>
+              <w:spacing w:before="0" w:after="0" w:line="288" w:lineRule="auto"/>
+              <w:jc w:val="left"/>
+            </w:pPr>
+            <w:r/>
+            <w:r>
+              <w:rPr>
+                <w:rFonts w:ascii="Times New Roman" w:hAnsi="Times New Roman" w:eastAsia="宋体" w:cs="Times New Roman"/>
+                <w:b w:val="0"/>
+                <w:i w:val="0"/>
+                <w:color w:val="000000"/>
+                <w:sz w:val="20"/>
+              </w:rPr>
+              <w:t>0</w:t>
+            </w:r>
+          </w:p>
+        </w:tc>
+        <w:tc>
+          <w:tcPr>
+            <w:tcW w:type="dxa" w:w="1417"/>
+            <w:vAlign w:val="center"/>
+          </w:tcPr>
+          <w:p>
+            <w:pPr>
+              <w:spacing w:before="0" w:after="0" w:line="288" w:lineRule="auto"/>
+              <w:jc w:val="left"/>
+            </w:pPr>
+            <w:r/>
+            <w:r>
+              <w:rPr>
+                <w:rFonts w:ascii="Times New Roman" w:hAnsi="Times New Roman" w:eastAsia="宋体" w:cs="Times New Roman"/>
+                <w:b w:val="0"/>
+                <w:i w:val="0"/>
+                <w:color w:val="000000"/>
+                <w:sz w:val="20"/>
+              </w:rPr>
+              <w:t>100%</w:t>
+            </w:r>
+          </w:p>
+        </w:tc>
+        <w:tc>
+          <w:tcPr>
+            <w:tcW w:type="dxa" w:w="3402"/>
+            <w:vAlign w:val="center"/>
+          </w:tcPr>
+          <w:p>
+            <w:pPr>
+              <w:spacing w:before="0" w:after="0" w:line="288" w:lineRule="auto"/>
+              <w:jc w:val="left"/>
+            </w:pPr>
+            <w:r/>
+            <w:r>
+              <w:rPr>
+                <w:rFonts w:ascii="Times New Roman" w:hAnsi="Times New Roman" w:eastAsia="宋体" w:cs="Times New Roman"/>
+                <w:b w:val="0"/>
+                <w:i w:val="0"/>
+                <w:color w:val="000000"/>
+                <w:sz w:val="20"/>
+              </w:rPr>
+              <w:t>删除旧 collection + Import V4</w:t>
+            </w:r>
+          </w:p>
+        </w:tc>
+      </w:tr>
+      <w:tr>
+        <w:tc>
+          <w:tcPr>
+            <w:tcW w:type="dxa" w:w="2551"/>
+            <w:vAlign w:val="center"/>
+          </w:tcPr>
+          <w:p>
+            <w:pPr>
+              <w:spacing w:before="0" w:after="0" w:line="288" w:lineRule="auto"/>
+              <w:jc w:val="center"/>
+            </w:pPr>
+            <w:r/>
+            <w:r>
+              <w:rPr>
+                <w:rFonts w:ascii="Times New Roman" w:hAnsi="Times New Roman" w:eastAsia="宋体" w:cs="Times New Roman"/>
+                <w:b/>
+                <w:i w:val="0"/>
+                <w:color w:val="000000"/>
+                <w:sz w:val="20"/>
+              </w:rPr>
+              <w:t>V11 修复后 (newman)</w:t>
+            </w:r>
+          </w:p>
+        </w:tc>
+        <w:tc>
+          <w:tcPr>
+            <w:tcW w:type="dxa" w:w="850"/>
+            <w:vAlign w:val="center"/>
+          </w:tcPr>
+          <w:p>
+            <w:pPr>
+              <w:spacing w:before="0" w:after="0" w:line="288" w:lineRule="auto"/>
+              <w:jc w:val="left"/>
+            </w:pPr>
+            <w:r/>
+            <w:r>
+              <w:rPr>
+                <w:rFonts w:ascii="Times New Roman" w:hAnsi="Times New Roman" w:eastAsia="宋体" w:cs="Times New Roman"/>
+                <w:b w:val="0"/>
+                <w:i w:val="0"/>
+                <w:color w:val="000000"/>
+                <w:sz w:val="20"/>
+              </w:rPr>
+              <w:t>148</w:t>
+            </w:r>
+          </w:p>
+        </w:tc>
+        <w:tc>
+          <w:tcPr>
+            <w:tcW w:type="dxa" w:w="850"/>
+            <w:vAlign w:val="center"/>
+          </w:tcPr>
+          <w:p>
+            <w:pPr>
+              <w:spacing w:before="0" w:after="0" w:line="288" w:lineRule="auto"/>
+              <w:jc w:val="left"/>
+            </w:pPr>
+            <w:r/>
+            <w:r>
+              <w:rPr>
+                <w:rFonts w:ascii="Times New Roman" w:hAnsi="Times New Roman" w:eastAsia="宋体" w:cs="Times New Roman"/>
+                <w:b w:val="0"/>
+                <w:i w:val="0"/>
+                <w:color w:val="000000"/>
+                <w:sz w:val="20"/>
+              </w:rPr>
+              <w:t>0</w:t>
+            </w:r>
+          </w:p>
+        </w:tc>
+        <w:tc>
+          <w:tcPr>
+            <w:tcW w:type="dxa" w:w="1417"/>
+            <w:vAlign w:val="center"/>
+          </w:tcPr>
+          <w:p>
+            <w:pPr>
+              <w:spacing w:before="0" w:after="0" w:line="288" w:lineRule="auto"/>
+              <w:jc w:val="left"/>
+            </w:pPr>
+            <w:r/>
+            <w:r>
+              <w:rPr>
+                <w:rFonts w:ascii="Times New Roman" w:hAnsi="Times New Roman" w:eastAsia="宋体" w:cs="Times New Roman"/>
+                <w:b w:val="0"/>
+                <w:i w:val="0"/>
+                <w:color w:val="000000"/>
+                <w:sz w:val="20"/>
+              </w:rPr>
+              <w:t>100%</w:t>
+            </w:r>
+          </w:p>
+        </w:tc>
+        <w:tc>
+          <w:tcPr>
+            <w:tcW w:type="dxa" w:w="3402"/>
+            <w:vAlign w:val="center"/>
+          </w:tcPr>
+          <w:p>
+            <w:pPr>
+              <w:spacing w:before="0" w:after="0" w:line="288" w:lineRule="auto"/>
+              <w:jc w:val="left"/>
+            </w:pPr>
+            <w:r/>
+            <w:r>
+              <w:rPr>
+                <w:rFonts w:ascii="Times New Roman" w:hAnsi="Times New Roman" w:eastAsia="宋体" w:cs="Times New Roman"/>
+                <w:b w:val="0"/>
+                <w:i w:val="0"/>
+                <w:color w:val="000000"/>
+                <w:sz w:val="20"/>
+              </w:rPr>
+              <w:t>持续可重复运行</w:t>
+            </w:r>
+          </w:p>
+        </w:tc>
+      </w:tr>
+    </w:tbl>
+    <w:p>
+      <w:pPr>
+        <w:pStyle w:val="Heading2"/>
+        <w:spacing w:before="160" w:after="120"/>
+        <w:jc w:val="left"/>
+      </w:pPr>
+      <w:r>
+        <w:rPr>
+          <w:rFonts w:ascii="Times New Roman" w:hAnsi="Times New Roman" w:eastAsia="宋体" w:cs="Times New Roman"/>
+          <w:b/>
+          <w:i w:val="0"/>
+          <w:color w:val="000000"/>
+          <w:sz w:val="32"/>
+        </w:rPr>
+        <w:t>8.9.5 配套工具</w:t>
+      </w:r>
+    </w:p>
+    <w:p>
+      <w:pPr>
+        <w:spacing w:before="0" w:after="80" w:line="360" w:lineRule="auto"/>
+        <w:ind w:firstLine="420"/>
+        <w:jc w:val="both"/>
+      </w:pPr>
+      <w:r>
+        <w:rPr>
+          <w:rFonts w:ascii="Times New Roman" w:hAnsi="Times New Roman" w:eastAsia="宋体" w:cs="Times New Roman"/>
+          <w:b w:val="0"/>
+          <w:i w:val="0"/>
+          <w:color w:val="000000"/>
+          <w:sz w:val="21"/>
+        </w:rPr>
+        <w:t>项目额外提供两个工具简化 Postman 测试的运行与排障:</w:t>
+      </w:r>
+    </w:p>
+    <w:p>
+      <w:pPr>
+        <w:pStyle w:val="ListBullet"/>
+        <w:spacing w:before="0" w:after="0" w:line="336" w:lineRule="auto"/>
+        <w:ind w:left="420"/>
+      </w:pPr>
+      <w:r>
+        <w:rPr>
+          <w:rFonts w:ascii="Times New Roman" w:hAnsi="Times New Roman" w:eastAsia="宋体" w:cs="Times New Roman"/>
+          <w:b w:val="0"/>
+          <w:i w:val="0"/>
+          <w:color w:val="000000"/>
+          <w:sz w:val="21"/>
+        </w:rPr>
+        <w:t>postman/smoke_test_collection.py — 无需 Postman 客户端, 用 Python 标准库模拟 Runner 行为跑完整个集合 (52 个请求), 适合 CI 环境.</w:t>
+      </w:r>
+    </w:p>
+    <w:p>
+      <w:pPr>
+        <w:pStyle w:val="ListBullet"/>
+        <w:spacing w:before="0" w:after="0" w:line="336" w:lineRule="auto"/>
+        <w:ind w:left="420"/>
+      </w:pPr>
+      <w:r>
+        <w:rPr>
+          <w:rFonts w:ascii="Times New Roman" w:hAnsi="Times New Roman" w:eastAsia="宋体" w:cs="Times New Roman"/>
+          <w:b w:val="0"/>
+          <w:i w:val="0"/>
+          <w:color w:val="000000"/>
+          <w:sz w:val="21"/>
+        </w:rPr>
+        <w:t>postman/simulate_runner.py — 端到端模拟 1.1-6.6.2 完整 Runner 流程 (含角色切换), 用于快速复现 RBAC 问题.</w:t>
+      </w:r>
+    </w:p>
+    <w:p>
+      <w:pPr>
+        <w:spacing w:before="0" w:after="80" w:line="360" w:lineRule="auto"/>
+        <w:ind w:firstLine="420"/>
+        <w:jc w:val="both"/>
+      </w:pPr>
+      <w:r>
+        <w:rPr>
+          <w:rFonts w:ascii="Times New Roman" w:hAnsi="Times New Roman" w:eastAsia="宋体" w:cs="Times New Roman"/>
+          <w:b w:val="0"/>
+          <w:i w:val="0"/>
+          <w:color w:val="000000"/>
+          <w:sz w:val="21"/>
+        </w:rPr>
+        <w:t>V11 修复后, newman 与 Postman Runner 两套执行路径全部稳定 148/148 通过, 标志着 Postman 自动化测试集达到生产可用状态.</w:t>
       </w:r>
     </w:p>
     <w:p>
